--- a/Discrete Math/ДЗ сем 2/ДЗ 4 исп.docx
+++ b/Discrete Math/ДЗ сем 2/ДЗ 4 исп.docx
@@ -27,10 +27,7 @@
       </w:r>
       <w:r>
         <w:br/>
-        <w:t xml:space="preserve">Работу выполнил: </w:t>
-      </w:r>
-      <w:r>
-        <w:t>Васидов Мухаммадсаид, Поток 1, P3132</w:t>
+        <w:t>Работу выполнил: Васидов Мухаммадсаид, Поток 1, P3132</w:t>
       </w:r>
       <w:r>
         <w:br/>
@@ -39,8 +36,6 @@
         <w:br/>
         <w:t>Исходная таблица соединений R:</w:t>
       </w:r>
-      <w:bookmarkStart w:id="0" w:name="_GoBack"/>
-      <w:bookmarkEnd w:id="0"/>
     </w:p>
     <w:tbl>
       <w:tblPr>
@@ -49,26 +44,30 @@
         <w:tblLook w:val="04A0" w:firstRow="1" w:lastRow="0" w:firstColumn="1" w:lastColumn="0" w:noHBand="0" w:noVBand="1"/>
       </w:tblPr>
       <w:tblGrid>
-        <w:gridCol w:w="665"/>
-        <w:gridCol w:w="665"/>
-        <w:gridCol w:w="665"/>
-        <w:gridCol w:w="665"/>
-        <w:gridCol w:w="665"/>
-        <w:gridCol w:w="665"/>
-        <w:gridCol w:w="665"/>
-        <w:gridCol w:w="665"/>
-        <w:gridCol w:w="665"/>
-        <w:gridCol w:w="665"/>
-        <w:gridCol w:w="665"/>
-        <w:gridCol w:w="665"/>
-        <w:gridCol w:w="665"/>
+        <w:gridCol w:w="664"/>
+        <w:gridCol w:w="663"/>
+        <w:gridCol w:w="663"/>
+        <w:gridCol w:w="664"/>
+        <w:gridCol w:w="664"/>
+        <w:gridCol w:w="664"/>
+        <w:gridCol w:w="664"/>
+        <w:gridCol w:w="664"/>
+        <w:gridCol w:w="664"/>
+        <w:gridCol w:w="664"/>
+        <w:gridCol w:w="664"/>
+        <w:gridCol w:w="664"/>
+        <w:gridCol w:w="664"/>
       </w:tblGrid>
       <w:tr>
         <w:tc>
           <w:tcPr>
-            <w:tcW w:w="665" w:type="dxa"/>
-          </w:tcPr>
-          <w:p>
+            <w:tcW w:w="664" w:type="dxa"/>
+          </w:tcPr>
+          <w:p>
+            <w:pPr>
+              <w:jc w:val="center"/>
+            </w:pPr>
+            <w:bookmarkStart w:id="0" w:name="_GoBack" w:colFirst="0" w:colLast="12"/>
             <w:r>
               <w:t>V/V</w:t>
             </w:r>
@@ -76,9 +75,12 @@
         </w:tc>
         <w:tc>
           <w:tcPr>
-            <w:tcW w:w="665" w:type="dxa"/>
-          </w:tcPr>
-          <w:p>
+            <w:tcW w:w="663" w:type="dxa"/>
+          </w:tcPr>
+          <w:p>
+            <w:pPr>
+              <w:jc w:val="center"/>
+            </w:pPr>
             <w:r>
               <w:t>e1</w:t>
             </w:r>
@@ -86,9 +88,12 @@
         </w:tc>
         <w:tc>
           <w:tcPr>
-            <w:tcW w:w="665" w:type="dxa"/>
-          </w:tcPr>
-          <w:p>
+            <w:tcW w:w="663" w:type="dxa"/>
+          </w:tcPr>
+          <w:p>
+            <w:pPr>
+              <w:jc w:val="center"/>
+            </w:pPr>
             <w:r>
               <w:t>e2</w:t>
             </w:r>
@@ -96,9 +101,12 @@
         </w:tc>
         <w:tc>
           <w:tcPr>
-            <w:tcW w:w="665" w:type="dxa"/>
-          </w:tcPr>
-          <w:p>
+            <w:tcW w:w="664" w:type="dxa"/>
+          </w:tcPr>
+          <w:p>
+            <w:pPr>
+              <w:jc w:val="center"/>
+            </w:pPr>
             <w:r>
               <w:t>e3</w:t>
             </w:r>
@@ -106,9 +114,12 @@
         </w:tc>
         <w:tc>
           <w:tcPr>
-            <w:tcW w:w="665" w:type="dxa"/>
-          </w:tcPr>
-          <w:p>
+            <w:tcW w:w="664" w:type="dxa"/>
+          </w:tcPr>
+          <w:p>
+            <w:pPr>
+              <w:jc w:val="center"/>
+            </w:pPr>
             <w:r>
               <w:t>e4</w:t>
             </w:r>
@@ -116,9 +127,12 @@
         </w:tc>
         <w:tc>
           <w:tcPr>
-            <w:tcW w:w="665" w:type="dxa"/>
-          </w:tcPr>
-          <w:p>
+            <w:tcW w:w="664" w:type="dxa"/>
+          </w:tcPr>
+          <w:p>
+            <w:pPr>
+              <w:jc w:val="center"/>
+            </w:pPr>
             <w:r>
               <w:t>e5</w:t>
             </w:r>
@@ -126,9 +140,12 @@
         </w:tc>
         <w:tc>
           <w:tcPr>
-            <w:tcW w:w="665" w:type="dxa"/>
-          </w:tcPr>
-          <w:p>
+            <w:tcW w:w="664" w:type="dxa"/>
+          </w:tcPr>
+          <w:p>
+            <w:pPr>
+              <w:jc w:val="center"/>
+            </w:pPr>
             <w:r>
               <w:t>e6</w:t>
             </w:r>
@@ -136,9 +153,12 @@
         </w:tc>
         <w:tc>
           <w:tcPr>
-            <w:tcW w:w="665" w:type="dxa"/>
-          </w:tcPr>
-          <w:p>
+            <w:tcW w:w="664" w:type="dxa"/>
+          </w:tcPr>
+          <w:p>
+            <w:pPr>
+              <w:jc w:val="center"/>
+            </w:pPr>
             <w:r>
               <w:t>e7</w:t>
             </w:r>
@@ -146,9 +166,12 @@
         </w:tc>
         <w:tc>
           <w:tcPr>
-            <w:tcW w:w="665" w:type="dxa"/>
-          </w:tcPr>
-          <w:p>
+            <w:tcW w:w="664" w:type="dxa"/>
+          </w:tcPr>
+          <w:p>
+            <w:pPr>
+              <w:jc w:val="center"/>
+            </w:pPr>
             <w:r>
               <w:t>e8</w:t>
             </w:r>
@@ -156,9 +179,12 @@
         </w:tc>
         <w:tc>
           <w:tcPr>
-            <w:tcW w:w="665" w:type="dxa"/>
-          </w:tcPr>
-          <w:p>
+            <w:tcW w:w="664" w:type="dxa"/>
+          </w:tcPr>
+          <w:p>
+            <w:pPr>
+              <w:jc w:val="center"/>
+            </w:pPr>
             <w:r>
               <w:t>e9</w:t>
             </w:r>
@@ -166,9 +192,12 @@
         </w:tc>
         <w:tc>
           <w:tcPr>
-            <w:tcW w:w="665" w:type="dxa"/>
-          </w:tcPr>
-          <w:p>
+            <w:tcW w:w="664" w:type="dxa"/>
+          </w:tcPr>
+          <w:p>
+            <w:pPr>
+              <w:jc w:val="center"/>
+            </w:pPr>
             <w:r>
               <w:t>e10</w:t>
             </w:r>
@@ -176,9 +205,12 @@
         </w:tc>
         <w:tc>
           <w:tcPr>
-            <w:tcW w:w="665" w:type="dxa"/>
-          </w:tcPr>
-          <w:p>
+            <w:tcW w:w="664" w:type="dxa"/>
+          </w:tcPr>
+          <w:p>
+            <w:pPr>
+              <w:jc w:val="center"/>
+            </w:pPr>
             <w:r>
               <w:t>e11</w:t>
             </w:r>
@@ -186,9 +218,12 @@
         </w:tc>
         <w:tc>
           <w:tcPr>
-            <w:tcW w:w="665" w:type="dxa"/>
-          </w:tcPr>
-          <w:p>
+            <w:tcW w:w="664" w:type="dxa"/>
+          </w:tcPr>
+          <w:p>
+            <w:pPr>
+              <w:jc w:val="center"/>
+            </w:pPr>
             <w:r>
               <w:t>e12</w:t>
             </w:r>
@@ -198,9 +233,12 @@
       <w:tr>
         <w:tc>
           <w:tcPr>
-            <w:tcW w:w="665" w:type="dxa"/>
-          </w:tcPr>
-          <w:p>
+            <w:tcW w:w="664" w:type="dxa"/>
+          </w:tcPr>
+          <w:p>
+            <w:pPr>
+              <w:jc w:val="center"/>
+            </w:pPr>
             <w:r>
               <w:t>e1</w:t>
             </w:r>
@@ -208,9 +246,12 @@
         </w:tc>
         <w:tc>
           <w:tcPr>
-            <w:tcW w:w="665" w:type="dxa"/>
-          </w:tcPr>
-          <w:p>
+            <w:tcW w:w="663" w:type="dxa"/>
+          </w:tcPr>
+          <w:p>
+            <w:pPr>
+              <w:jc w:val="center"/>
+            </w:pPr>
             <w:r>
               <w:t>0</w:t>
             </w:r>
@@ -218,21 +259,22 @@
         </w:tc>
         <w:tc>
           <w:tcPr>
-            <w:tcW w:w="665" w:type="dxa"/>
-          </w:tcPr>
-          <w:p/>
-        </w:tc>
-        <w:tc>
-          <w:tcPr>
-            <w:tcW w:w="665" w:type="dxa"/>
-          </w:tcPr>
-          <w:p/>
-        </w:tc>
-        <w:tc>
-          <w:tcPr>
-            <w:tcW w:w="665" w:type="dxa"/>
-          </w:tcPr>
-          <w:p>
+            <w:tcW w:w="663" w:type="dxa"/>
+          </w:tcPr>
+          <w:p>
+            <w:pPr>
+              <w:jc w:val="center"/>
+            </w:pPr>
+          </w:p>
+        </w:tc>
+        <w:tc>
+          <w:tcPr>
+            <w:tcW w:w="664" w:type="dxa"/>
+          </w:tcPr>
+          <w:p>
+            <w:pPr>
+              <w:jc w:val="center"/>
+            </w:pPr>
             <w:r>
               <w:t>5</w:t>
             </w:r>
@@ -240,27 +282,35 @@
         </w:tc>
         <w:tc>
           <w:tcPr>
-            <w:tcW w:w="665" w:type="dxa"/>
-          </w:tcPr>
-          <w:p/>
-        </w:tc>
-        <w:tc>
-          <w:tcPr>
-            <w:tcW w:w="665" w:type="dxa"/>
-          </w:tcPr>
-          <w:p/>
-        </w:tc>
-        <w:tc>
-          <w:tcPr>
-            <w:tcW w:w="665" w:type="dxa"/>
-          </w:tcPr>
-          <w:p/>
-        </w:tc>
-        <w:tc>
-          <w:tcPr>
-            <w:tcW w:w="665" w:type="dxa"/>
-          </w:tcPr>
-          <w:p>
+            <w:tcW w:w="664" w:type="dxa"/>
+          </w:tcPr>
+          <w:p>
+            <w:pPr>
+              <w:jc w:val="center"/>
+            </w:pPr>
+            <w:r>
+              <w:t>2</w:t>
+            </w:r>
+          </w:p>
+        </w:tc>
+        <w:tc>
+          <w:tcPr>
+            <w:tcW w:w="664" w:type="dxa"/>
+          </w:tcPr>
+          <w:p>
+            <w:pPr>
+              <w:jc w:val="center"/>
+            </w:pPr>
+          </w:p>
+        </w:tc>
+        <w:tc>
+          <w:tcPr>
+            <w:tcW w:w="664" w:type="dxa"/>
+          </w:tcPr>
+          <w:p>
+            <w:pPr>
+              <w:jc w:val="center"/>
+            </w:pPr>
             <w:r>
               <w:t>5</w:t>
             </w:r>
@@ -268,15 +318,249 @@
         </w:tc>
         <w:tc>
           <w:tcPr>
-            <w:tcW w:w="665" w:type="dxa"/>
-          </w:tcPr>
-          <w:p/>
-        </w:tc>
-        <w:tc>
-          <w:tcPr>
-            <w:tcW w:w="665" w:type="dxa"/>
-          </w:tcPr>
-          <w:p>
+            <w:tcW w:w="664" w:type="dxa"/>
+          </w:tcPr>
+          <w:p>
+            <w:pPr>
+              <w:jc w:val="center"/>
+            </w:pPr>
+          </w:p>
+        </w:tc>
+        <w:tc>
+          <w:tcPr>
+            <w:tcW w:w="664" w:type="dxa"/>
+          </w:tcPr>
+          <w:p>
+            <w:pPr>
+              <w:jc w:val="center"/>
+            </w:pPr>
+          </w:p>
+        </w:tc>
+        <w:tc>
+          <w:tcPr>
+            <w:tcW w:w="664" w:type="dxa"/>
+          </w:tcPr>
+          <w:p>
+            <w:pPr>
+              <w:jc w:val="center"/>
+            </w:pPr>
+          </w:p>
+        </w:tc>
+        <w:tc>
+          <w:tcPr>
+            <w:tcW w:w="664" w:type="dxa"/>
+          </w:tcPr>
+          <w:p>
+            <w:pPr>
+              <w:jc w:val="center"/>
+            </w:pPr>
+          </w:p>
+        </w:tc>
+        <w:tc>
+          <w:tcPr>
+            <w:tcW w:w="664" w:type="dxa"/>
+          </w:tcPr>
+          <w:p>
+            <w:pPr>
+              <w:jc w:val="center"/>
+            </w:pPr>
+          </w:p>
+        </w:tc>
+        <w:tc>
+          <w:tcPr>
+            <w:tcW w:w="664" w:type="dxa"/>
+          </w:tcPr>
+          <w:p>
+            <w:pPr>
+              <w:jc w:val="center"/>
+            </w:pPr>
+            <w:r>
+              <w:t>1</w:t>
+            </w:r>
+          </w:p>
+        </w:tc>
+      </w:tr>
+      <w:tr>
+        <w:tc>
+          <w:tcPr>
+            <w:tcW w:w="664" w:type="dxa"/>
+          </w:tcPr>
+          <w:p>
+            <w:pPr>
+              <w:jc w:val="center"/>
+            </w:pPr>
+            <w:r>
+              <w:t>e2</w:t>
+            </w:r>
+          </w:p>
+        </w:tc>
+        <w:tc>
+          <w:tcPr>
+            <w:tcW w:w="663" w:type="dxa"/>
+          </w:tcPr>
+          <w:p>
+            <w:pPr>
+              <w:jc w:val="center"/>
+            </w:pPr>
+          </w:p>
+        </w:tc>
+        <w:tc>
+          <w:tcPr>
+            <w:tcW w:w="663" w:type="dxa"/>
+          </w:tcPr>
+          <w:p>
+            <w:pPr>
+              <w:jc w:val="center"/>
+            </w:pPr>
+            <w:r>
+              <w:t>0</w:t>
+            </w:r>
+          </w:p>
+        </w:tc>
+        <w:tc>
+          <w:tcPr>
+            <w:tcW w:w="664" w:type="dxa"/>
+          </w:tcPr>
+          <w:p>
+            <w:pPr>
+              <w:jc w:val="center"/>
+            </w:pPr>
+            <w:r>
+              <w:t>1</w:t>
+            </w:r>
+          </w:p>
+        </w:tc>
+        <w:tc>
+          <w:tcPr>
+            <w:tcW w:w="664" w:type="dxa"/>
+          </w:tcPr>
+          <w:p>
+            <w:pPr>
+              <w:jc w:val="center"/>
+            </w:pPr>
+          </w:p>
+        </w:tc>
+        <w:tc>
+          <w:tcPr>
+            <w:tcW w:w="664" w:type="dxa"/>
+          </w:tcPr>
+          <w:p>
+            <w:pPr>
+              <w:jc w:val="center"/>
+            </w:pPr>
+            <w:r>
+              <w:t>2</w:t>
+            </w:r>
+          </w:p>
+        </w:tc>
+        <w:tc>
+          <w:tcPr>
+            <w:tcW w:w="664" w:type="dxa"/>
+          </w:tcPr>
+          <w:p>
+            <w:pPr>
+              <w:jc w:val="center"/>
+            </w:pPr>
+          </w:p>
+        </w:tc>
+        <w:tc>
+          <w:tcPr>
+            <w:tcW w:w="664" w:type="dxa"/>
+          </w:tcPr>
+          <w:p>
+            <w:pPr>
+              <w:jc w:val="center"/>
+            </w:pPr>
+            <w:r>
+              <w:t>3</w:t>
+            </w:r>
+          </w:p>
+        </w:tc>
+        <w:tc>
+          <w:tcPr>
+            <w:tcW w:w="664" w:type="dxa"/>
+          </w:tcPr>
+          <w:p>
+            <w:pPr>
+              <w:jc w:val="center"/>
+            </w:pPr>
+          </w:p>
+        </w:tc>
+        <w:tc>
+          <w:tcPr>
+            <w:tcW w:w="664" w:type="dxa"/>
+          </w:tcPr>
+          <w:p>
+            <w:pPr>
+              <w:jc w:val="center"/>
+            </w:pPr>
+            <w:r>
+              <w:t>2</w:t>
+            </w:r>
+          </w:p>
+        </w:tc>
+        <w:tc>
+          <w:tcPr>
+            <w:tcW w:w="664" w:type="dxa"/>
+          </w:tcPr>
+          <w:p>
+            <w:pPr>
+              <w:jc w:val="center"/>
+            </w:pPr>
+            <w:r>
+              <w:t>4</w:t>
+            </w:r>
+          </w:p>
+        </w:tc>
+        <w:tc>
+          <w:tcPr>
+            <w:tcW w:w="664" w:type="dxa"/>
+          </w:tcPr>
+          <w:p>
+            <w:pPr>
+              <w:jc w:val="center"/>
+            </w:pPr>
+            <w:r>
+              <w:t>1</w:t>
+            </w:r>
+          </w:p>
+        </w:tc>
+        <w:tc>
+          <w:tcPr>
+            <w:tcW w:w="664" w:type="dxa"/>
+          </w:tcPr>
+          <w:p>
+            <w:pPr>
+              <w:jc w:val="center"/>
+            </w:pPr>
+            <w:r>
+              <w:t>2</w:t>
+            </w:r>
+          </w:p>
+        </w:tc>
+      </w:tr>
+      <w:tr>
+        <w:tc>
+          <w:tcPr>
+            <w:tcW w:w="664" w:type="dxa"/>
+          </w:tcPr>
+          <w:p>
+            <w:pPr>
+              <w:jc w:val="center"/>
+            </w:pPr>
+            <w:r>
+              <w:t>e3</w:t>
+            </w:r>
+          </w:p>
+        </w:tc>
+        <w:tc>
+          <w:tcPr>
+            <w:tcW w:w="663" w:type="dxa"/>
+          </w:tcPr>
+          <w:p>
+            <w:pPr>
+              <w:jc w:val="center"/>
+            </w:pPr>
             <w:r>
               <w:t>5</w:t>
             </w:r>
@@ -284,9 +568,81 @@
         </w:tc>
         <w:tc>
           <w:tcPr>
-            <w:tcW w:w="665" w:type="dxa"/>
-          </w:tcPr>
-          <w:p>
+            <w:tcW w:w="663" w:type="dxa"/>
+          </w:tcPr>
+          <w:p>
+            <w:pPr>
+              <w:jc w:val="center"/>
+            </w:pPr>
+            <w:r>
+              <w:t>1</w:t>
+            </w:r>
+          </w:p>
+        </w:tc>
+        <w:tc>
+          <w:tcPr>
+            <w:tcW w:w="664" w:type="dxa"/>
+          </w:tcPr>
+          <w:p>
+            <w:pPr>
+              <w:jc w:val="center"/>
+            </w:pPr>
+            <w:r>
+              <w:t>0</w:t>
+            </w:r>
+          </w:p>
+        </w:tc>
+        <w:tc>
+          <w:tcPr>
+            <w:tcW w:w="664" w:type="dxa"/>
+          </w:tcPr>
+          <w:p>
+            <w:pPr>
+              <w:jc w:val="center"/>
+            </w:pPr>
+          </w:p>
+        </w:tc>
+        <w:tc>
+          <w:tcPr>
+            <w:tcW w:w="664" w:type="dxa"/>
+          </w:tcPr>
+          <w:p>
+            <w:pPr>
+              <w:jc w:val="center"/>
+            </w:pPr>
+          </w:p>
+        </w:tc>
+        <w:tc>
+          <w:tcPr>
+            <w:tcW w:w="664" w:type="dxa"/>
+          </w:tcPr>
+          <w:p>
+            <w:pPr>
+              <w:jc w:val="center"/>
+            </w:pPr>
+          </w:p>
+        </w:tc>
+        <w:tc>
+          <w:tcPr>
+            <w:tcW w:w="664" w:type="dxa"/>
+          </w:tcPr>
+          <w:p>
+            <w:pPr>
+              <w:jc w:val="center"/>
+            </w:pPr>
+            <w:r>
+              <w:t>2</w:t>
+            </w:r>
+          </w:p>
+        </w:tc>
+        <w:tc>
+          <w:tcPr>
+            <w:tcW w:w="664" w:type="dxa"/>
+          </w:tcPr>
+          <w:p>
+            <w:pPr>
+              <w:jc w:val="center"/>
+            </w:pPr>
             <w:r>
               <w:t>5</w:t>
             </w:r>
@@ -294,37 +650,266 @@
         </w:tc>
         <w:tc>
           <w:tcPr>
-            <w:tcW w:w="665" w:type="dxa"/>
-          </w:tcPr>
-          <w:p>
+            <w:tcW w:w="664" w:type="dxa"/>
+          </w:tcPr>
+          <w:p>
+            <w:pPr>
+              <w:jc w:val="center"/>
+            </w:pPr>
+          </w:p>
+        </w:tc>
+        <w:tc>
+          <w:tcPr>
+            <w:tcW w:w="664" w:type="dxa"/>
+          </w:tcPr>
+          <w:p>
+            <w:pPr>
+              <w:jc w:val="center"/>
+            </w:pPr>
+          </w:p>
+        </w:tc>
+        <w:tc>
+          <w:tcPr>
+            <w:tcW w:w="664" w:type="dxa"/>
+          </w:tcPr>
+          <w:p>
+            <w:pPr>
+              <w:jc w:val="center"/>
+            </w:pPr>
+            <w:r>
+              <w:t>2</w:t>
+            </w:r>
+          </w:p>
+        </w:tc>
+        <w:tc>
+          <w:tcPr>
+            <w:tcW w:w="664" w:type="dxa"/>
+          </w:tcPr>
+          <w:p>
+            <w:pPr>
+              <w:jc w:val="center"/>
+            </w:pPr>
+          </w:p>
+        </w:tc>
+      </w:tr>
+      <w:tr>
+        <w:tc>
+          <w:tcPr>
+            <w:tcW w:w="664" w:type="dxa"/>
+          </w:tcPr>
+          <w:p>
+            <w:pPr>
+              <w:jc w:val="center"/>
+            </w:pPr>
+            <w:r>
+              <w:t>e4</w:t>
+            </w:r>
+          </w:p>
+        </w:tc>
+        <w:tc>
+          <w:tcPr>
+            <w:tcW w:w="663" w:type="dxa"/>
+          </w:tcPr>
+          <w:p>
+            <w:pPr>
+              <w:jc w:val="center"/>
+            </w:pPr>
+            <w:r>
+              <w:t>2</w:t>
+            </w:r>
+          </w:p>
+        </w:tc>
+        <w:tc>
+          <w:tcPr>
+            <w:tcW w:w="663" w:type="dxa"/>
+          </w:tcPr>
+          <w:p>
+            <w:pPr>
+              <w:jc w:val="center"/>
+            </w:pPr>
+          </w:p>
+        </w:tc>
+        <w:tc>
+          <w:tcPr>
+            <w:tcW w:w="664" w:type="dxa"/>
+          </w:tcPr>
+          <w:p>
+            <w:pPr>
+              <w:jc w:val="center"/>
+            </w:pPr>
+          </w:p>
+        </w:tc>
+        <w:tc>
+          <w:tcPr>
+            <w:tcW w:w="664" w:type="dxa"/>
+          </w:tcPr>
+          <w:p>
+            <w:pPr>
+              <w:jc w:val="center"/>
+            </w:pPr>
+            <w:r>
+              <w:t>0</w:t>
+            </w:r>
+          </w:p>
+        </w:tc>
+        <w:tc>
+          <w:tcPr>
+            <w:tcW w:w="664" w:type="dxa"/>
+          </w:tcPr>
+          <w:p>
+            <w:pPr>
+              <w:jc w:val="center"/>
+            </w:pPr>
+          </w:p>
+        </w:tc>
+        <w:tc>
+          <w:tcPr>
+            <w:tcW w:w="664" w:type="dxa"/>
+          </w:tcPr>
+          <w:p>
+            <w:pPr>
+              <w:jc w:val="center"/>
+            </w:pPr>
+            <w:r>
+              <w:t>5</w:t>
+            </w:r>
+          </w:p>
+        </w:tc>
+        <w:tc>
+          <w:tcPr>
+            <w:tcW w:w="664" w:type="dxa"/>
+          </w:tcPr>
+          <w:p>
+            <w:pPr>
+              <w:jc w:val="center"/>
+            </w:pPr>
+          </w:p>
+        </w:tc>
+        <w:tc>
+          <w:tcPr>
+            <w:tcW w:w="664" w:type="dxa"/>
+          </w:tcPr>
+          <w:p>
+            <w:pPr>
+              <w:jc w:val="center"/>
+            </w:pPr>
             <w:r>
               <w:t>1</w:t>
             </w:r>
           </w:p>
         </w:tc>
+        <w:tc>
+          <w:tcPr>
+            <w:tcW w:w="664" w:type="dxa"/>
+          </w:tcPr>
+          <w:p>
+            <w:pPr>
+              <w:jc w:val="center"/>
+            </w:pPr>
+          </w:p>
+        </w:tc>
+        <w:tc>
+          <w:tcPr>
+            <w:tcW w:w="664" w:type="dxa"/>
+          </w:tcPr>
+          <w:p>
+            <w:pPr>
+              <w:jc w:val="center"/>
+            </w:pPr>
+            <w:r>
+              <w:t>1</w:t>
+            </w:r>
+          </w:p>
+        </w:tc>
+        <w:tc>
+          <w:tcPr>
+            <w:tcW w:w="664" w:type="dxa"/>
+          </w:tcPr>
+          <w:p>
+            <w:pPr>
+              <w:jc w:val="center"/>
+            </w:pPr>
+            <w:r>
+              <w:t>5</w:t>
+            </w:r>
+          </w:p>
+        </w:tc>
+        <w:tc>
+          <w:tcPr>
+            <w:tcW w:w="664" w:type="dxa"/>
+          </w:tcPr>
+          <w:p>
+            <w:pPr>
+              <w:jc w:val="center"/>
+            </w:pPr>
+          </w:p>
+        </w:tc>
       </w:tr>
       <w:tr>
         <w:tc>
           <w:tcPr>
-            <w:tcW w:w="665" w:type="dxa"/>
-          </w:tcPr>
-          <w:p>
+            <w:tcW w:w="664" w:type="dxa"/>
+          </w:tcPr>
+          <w:p>
+            <w:pPr>
+              <w:jc w:val="center"/>
+            </w:pPr>
             <w:r>
-              <w:t>e2</w:t>
+              <w:t>e5</w:t>
             </w:r>
           </w:p>
         </w:tc>
         <w:tc>
           <w:tcPr>
-            <w:tcW w:w="665" w:type="dxa"/>
-          </w:tcPr>
-          <w:p/>
-        </w:tc>
-        <w:tc>
-          <w:tcPr>
-            <w:tcW w:w="665" w:type="dxa"/>
-          </w:tcPr>
-          <w:p>
+            <w:tcW w:w="663" w:type="dxa"/>
+          </w:tcPr>
+          <w:p>
+            <w:pPr>
+              <w:jc w:val="center"/>
+            </w:pPr>
+          </w:p>
+        </w:tc>
+        <w:tc>
+          <w:tcPr>
+            <w:tcW w:w="663" w:type="dxa"/>
+          </w:tcPr>
+          <w:p>
+            <w:pPr>
+              <w:jc w:val="center"/>
+            </w:pPr>
+            <w:r>
+              <w:t>2</w:t>
+            </w:r>
+          </w:p>
+        </w:tc>
+        <w:tc>
+          <w:tcPr>
+            <w:tcW w:w="664" w:type="dxa"/>
+          </w:tcPr>
+          <w:p>
+            <w:pPr>
+              <w:jc w:val="center"/>
+            </w:pPr>
+          </w:p>
+        </w:tc>
+        <w:tc>
+          <w:tcPr>
+            <w:tcW w:w="664" w:type="dxa"/>
+          </w:tcPr>
+          <w:p>
+            <w:pPr>
+              <w:jc w:val="center"/>
+            </w:pPr>
+          </w:p>
+        </w:tc>
+        <w:tc>
+          <w:tcPr>
+            <w:tcW w:w="664" w:type="dxa"/>
+          </w:tcPr>
+          <w:p>
+            <w:pPr>
+              <w:jc w:val="center"/>
+            </w:pPr>
             <w:r>
               <w:t>0</w:t>
             </w:r>
@@ -332,27 +917,285 @@
         </w:tc>
         <w:tc>
           <w:tcPr>
-            <w:tcW w:w="665" w:type="dxa"/>
-          </w:tcPr>
-          <w:p/>
-        </w:tc>
-        <w:tc>
-          <w:tcPr>
-            <w:tcW w:w="665" w:type="dxa"/>
-          </w:tcPr>
-          <w:p/>
-        </w:tc>
-        <w:tc>
-          <w:tcPr>
-            <w:tcW w:w="665" w:type="dxa"/>
-          </w:tcPr>
-          <w:p/>
-        </w:tc>
-        <w:tc>
-          <w:tcPr>
-            <w:tcW w:w="665" w:type="dxa"/>
-          </w:tcPr>
-          <w:p>
+            <w:tcW w:w="664" w:type="dxa"/>
+          </w:tcPr>
+          <w:p>
+            <w:pPr>
+              <w:jc w:val="center"/>
+            </w:pPr>
+          </w:p>
+        </w:tc>
+        <w:tc>
+          <w:tcPr>
+            <w:tcW w:w="664" w:type="dxa"/>
+          </w:tcPr>
+          <w:p>
+            <w:pPr>
+              <w:jc w:val="center"/>
+            </w:pPr>
+            <w:r>
+              <w:t>1</w:t>
+            </w:r>
+          </w:p>
+        </w:tc>
+        <w:tc>
+          <w:tcPr>
+            <w:tcW w:w="664" w:type="dxa"/>
+          </w:tcPr>
+          <w:p>
+            <w:pPr>
+              <w:jc w:val="center"/>
+            </w:pPr>
+            <w:r>
+              <w:t>1</w:t>
+            </w:r>
+          </w:p>
+        </w:tc>
+        <w:tc>
+          <w:tcPr>
+            <w:tcW w:w="664" w:type="dxa"/>
+          </w:tcPr>
+          <w:p>
+            <w:pPr>
+              <w:jc w:val="center"/>
+            </w:pPr>
+            <w:r>
+              <w:t>5</w:t>
+            </w:r>
+          </w:p>
+        </w:tc>
+        <w:tc>
+          <w:tcPr>
+            <w:tcW w:w="664" w:type="dxa"/>
+          </w:tcPr>
+          <w:p>
+            <w:pPr>
+              <w:jc w:val="center"/>
+            </w:pPr>
+          </w:p>
+        </w:tc>
+        <w:tc>
+          <w:tcPr>
+            <w:tcW w:w="664" w:type="dxa"/>
+          </w:tcPr>
+          <w:p>
+            <w:pPr>
+              <w:jc w:val="center"/>
+            </w:pPr>
+            <w:r>
+              <w:t>4</w:t>
+            </w:r>
+          </w:p>
+        </w:tc>
+        <w:tc>
+          <w:tcPr>
+            <w:tcW w:w="664" w:type="dxa"/>
+          </w:tcPr>
+          <w:p>
+            <w:pPr>
+              <w:jc w:val="center"/>
+            </w:pPr>
+            <w:r>
+              <w:t>4</w:t>
+            </w:r>
+          </w:p>
+        </w:tc>
+      </w:tr>
+      <w:tr>
+        <w:tc>
+          <w:tcPr>
+            <w:tcW w:w="664" w:type="dxa"/>
+          </w:tcPr>
+          <w:p>
+            <w:pPr>
+              <w:jc w:val="center"/>
+            </w:pPr>
+            <w:r>
+              <w:t>e6</w:t>
+            </w:r>
+          </w:p>
+        </w:tc>
+        <w:tc>
+          <w:tcPr>
+            <w:tcW w:w="663" w:type="dxa"/>
+          </w:tcPr>
+          <w:p>
+            <w:pPr>
+              <w:jc w:val="center"/>
+            </w:pPr>
+            <w:r>
+              <w:t>5</w:t>
+            </w:r>
+          </w:p>
+        </w:tc>
+        <w:tc>
+          <w:tcPr>
+            <w:tcW w:w="663" w:type="dxa"/>
+          </w:tcPr>
+          <w:p>
+            <w:pPr>
+              <w:jc w:val="center"/>
+            </w:pPr>
+          </w:p>
+        </w:tc>
+        <w:tc>
+          <w:tcPr>
+            <w:tcW w:w="664" w:type="dxa"/>
+          </w:tcPr>
+          <w:p>
+            <w:pPr>
+              <w:jc w:val="center"/>
+            </w:pPr>
+          </w:p>
+        </w:tc>
+        <w:tc>
+          <w:tcPr>
+            <w:tcW w:w="664" w:type="dxa"/>
+          </w:tcPr>
+          <w:p>
+            <w:pPr>
+              <w:jc w:val="center"/>
+            </w:pPr>
+            <w:r>
+              <w:t>5</w:t>
+            </w:r>
+          </w:p>
+        </w:tc>
+        <w:tc>
+          <w:tcPr>
+            <w:tcW w:w="664" w:type="dxa"/>
+          </w:tcPr>
+          <w:p>
+            <w:pPr>
+              <w:jc w:val="center"/>
+            </w:pPr>
+          </w:p>
+        </w:tc>
+        <w:tc>
+          <w:tcPr>
+            <w:tcW w:w="664" w:type="dxa"/>
+          </w:tcPr>
+          <w:p>
+            <w:pPr>
+              <w:jc w:val="center"/>
+            </w:pPr>
+            <w:r>
+              <w:t>0</w:t>
+            </w:r>
+          </w:p>
+        </w:tc>
+        <w:tc>
+          <w:tcPr>
+            <w:tcW w:w="664" w:type="dxa"/>
+          </w:tcPr>
+          <w:p>
+            <w:pPr>
+              <w:jc w:val="center"/>
+            </w:pPr>
+          </w:p>
+        </w:tc>
+        <w:tc>
+          <w:tcPr>
+            <w:tcW w:w="664" w:type="dxa"/>
+          </w:tcPr>
+          <w:p>
+            <w:pPr>
+              <w:jc w:val="center"/>
+            </w:pPr>
+            <w:r>
+              <w:t>1</w:t>
+            </w:r>
+          </w:p>
+        </w:tc>
+        <w:tc>
+          <w:tcPr>
+            <w:tcW w:w="664" w:type="dxa"/>
+          </w:tcPr>
+          <w:p>
+            <w:pPr>
+              <w:jc w:val="center"/>
+            </w:pPr>
+          </w:p>
+        </w:tc>
+        <w:tc>
+          <w:tcPr>
+            <w:tcW w:w="664" w:type="dxa"/>
+          </w:tcPr>
+          <w:p>
+            <w:pPr>
+              <w:jc w:val="center"/>
+            </w:pPr>
+          </w:p>
+        </w:tc>
+        <w:tc>
+          <w:tcPr>
+            <w:tcW w:w="664" w:type="dxa"/>
+          </w:tcPr>
+          <w:p>
+            <w:pPr>
+              <w:jc w:val="center"/>
+            </w:pPr>
+            <w:r>
+              <w:t>1</w:t>
+            </w:r>
+          </w:p>
+        </w:tc>
+        <w:tc>
+          <w:tcPr>
+            <w:tcW w:w="664" w:type="dxa"/>
+          </w:tcPr>
+          <w:p>
+            <w:pPr>
+              <w:jc w:val="center"/>
+            </w:pPr>
+          </w:p>
+        </w:tc>
+      </w:tr>
+      <w:tr>
+        <w:tc>
+          <w:tcPr>
+            <w:tcW w:w="664" w:type="dxa"/>
+          </w:tcPr>
+          <w:p>
+            <w:pPr>
+              <w:jc w:val="center"/>
+            </w:pPr>
+            <w:r>
+              <w:t>e7</w:t>
+            </w:r>
+          </w:p>
+        </w:tc>
+        <w:tc>
+          <w:tcPr>
+            <w:tcW w:w="663" w:type="dxa"/>
+          </w:tcPr>
+          <w:p>
+            <w:pPr>
+              <w:jc w:val="center"/>
+            </w:pPr>
+          </w:p>
+        </w:tc>
+        <w:tc>
+          <w:tcPr>
+            <w:tcW w:w="663" w:type="dxa"/>
+          </w:tcPr>
+          <w:p>
+            <w:pPr>
+              <w:jc w:val="center"/>
+            </w:pPr>
+            <w:r>
+              <w:t>3</w:t>
+            </w:r>
+          </w:p>
+        </w:tc>
+        <w:tc>
+          <w:tcPr>
+            <w:tcW w:w="664" w:type="dxa"/>
+          </w:tcPr>
+          <w:p>
+            <w:pPr>
+              <w:jc w:val="center"/>
+            </w:pPr>
             <w:r>
               <w:t>2</w:t>
             </w:r>
@@ -360,21 +1203,403 @@
         </w:tc>
         <w:tc>
           <w:tcPr>
-            <w:tcW w:w="665" w:type="dxa"/>
-          </w:tcPr>
-          <w:p/>
-        </w:tc>
-        <w:tc>
-          <w:tcPr>
-            <w:tcW w:w="665" w:type="dxa"/>
-          </w:tcPr>
-          <w:p/>
-        </w:tc>
-        <w:tc>
-          <w:tcPr>
-            <w:tcW w:w="665" w:type="dxa"/>
-          </w:tcPr>
-          <w:p>
+            <w:tcW w:w="664" w:type="dxa"/>
+          </w:tcPr>
+          <w:p>
+            <w:pPr>
+              <w:jc w:val="center"/>
+            </w:pPr>
+          </w:p>
+        </w:tc>
+        <w:tc>
+          <w:tcPr>
+            <w:tcW w:w="664" w:type="dxa"/>
+          </w:tcPr>
+          <w:p>
+            <w:pPr>
+              <w:jc w:val="center"/>
+            </w:pPr>
+            <w:r>
+              <w:t>1</w:t>
+            </w:r>
+          </w:p>
+        </w:tc>
+        <w:tc>
+          <w:tcPr>
+            <w:tcW w:w="664" w:type="dxa"/>
+          </w:tcPr>
+          <w:p>
+            <w:pPr>
+              <w:jc w:val="center"/>
+            </w:pPr>
+          </w:p>
+        </w:tc>
+        <w:tc>
+          <w:tcPr>
+            <w:tcW w:w="664" w:type="dxa"/>
+          </w:tcPr>
+          <w:p>
+            <w:pPr>
+              <w:jc w:val="center"/>
+            </w:pPr>
+            <w:r>
+              <w:t>0</w:t>
+            </w:r>
+          </w:p>
+        </w:tc>
+        <w:tc>
+          <w:tcPr>
+            <w:tcW w:w="664" w:type="dxa"/>
+          </w:tcPr>
+          <w:p>
+            <w:pPr>
+              <w:jc w:val="center"/>
+            </w:pPr>
+            <w:r>
+              <w:t>1</w:t>
+            </w:r>
+          </w:p>
+        </w:tc>
+        <w:tc>
+          <w:tcPr>
+            <w:tcW w:w="664" w:type="dxa"/>
+          </w:tcPr>
+          <w:p>
+            <w:pPr>
+              <w:jc w:val="center"/>
+            </w:pPr>
+          </w:p>
+        </w:tc>
+        <w:tc>
+          <w:tcPr>
+            <w:tcW w:w="664" w:type="dxa"/>
+          </w:tcPr>
+          <w:p>
+            <w:pPr>
+              <w:jc w:val="center"/>
+            </w:pPr>
+            <w:r>
+              <w:t>3</w:t>
+            </w:r>
+          </w:p>
+        </w:tc>
+        <w:tc>
+          <w:tcPr>
+            <w:tcW w:w="664" w:type="dxa"/>
+          </w:tcPr>
+          <w:p>
+            <w:pPr>
+              <w:jc w:val="center"/>
+            </w:pPr>
+            <w:r>
+              <w:t>1</w:t>
+            </w:r>
+          </w:p>
+        </w:tc>
+        <w:tc>
+          <w:tcPr>
+            <w:tcW w:w="664" w:type="dxa"/>
+          </w:tcPr>
+          <w:p>
+            <w:pPr>
+              <w:jc w:val="center"/>
+            </w:pPr>
+            <w:r>
+              <w:t>5</w:t>
+            </w:r>
+          </w:p>
+        </w:tc>
+      </w:tr>
+      <w:tr>
+        <w:tc>
+          <w:tcPr>
+            <w:tcW w:w="664" w:type="dxa"/>
+          </w:tcPr>
+          <w:p>
+            <w:pPr>
+              <w:jc w:val="center"/>
+            </w:pPr>
+            <w:r>
+              <w:t>e8</w:t>
+            </w:r>
+          </w:p>
+        </w:tc>
+        <w:tc>
+          <w:tcPr>
+            <w:tcW w:w="663" w:type="dxa"/>
+          </w:tcPr>
+          <w:p>
+            <w:pPr>
+              <w:jc w:val="center"/>
+            </w:pPr>
+          </w:p>
+        </w:tc>
+        <w:tc>
+          <w:tcPr>
+            <w:tcW w:w="663" w:type="dxa"/>
+          </w:tcPr>
+          <w:p>
+            <w:pPr>
+              <w:jc w:val="center"/>
+            </w:pPr>
+          </w:p>
+        </w:tc>
+        <w:tc>
+          <w:tcPr>
+            <w:tcW w:w="664" w:type="dxa"/>
+          </w:tcPr>
+          <w:p>
+            <w:pPr>
+              <w:jc w:val="center"/>
+            </w:pPr>
+            <w:r>
+              <w:t>5</w:t>
+            </w:r>
+          </w:p>
+        </w:tc>
+        <w:tc>
+          <w:tcPr>
+            <w:tcW w:w="664" w:type="dxa"/>
+          </w:tcPr>
+          <w:p>
+            <w:pPr>
+              <w:jc w:val="center"/>
+            </w:pPr>
+            <w:r>
+              <w:t>1</w:t>
+            </w:r>
+          </w:p>
+        </w:tc>
+        <w:tc>
+          <w:tcPr>
+            <w:tcW w:w="664" w:type="dxa"/>
+          </w:tcPr>
+          <w:p>
+            <w:pPr>
+              <w:jc w:val="center"/>
+            </w:pPr>
+            <w:r>
+              <w:t>1</w:t>
+            </w:r>
+          </w:p>
+        </w:tc>
+        <w:tc>
+          <w:tcPr>
+            <w:tcW w:w="664" w:type="dxa"/>
+          </w:tcPr>
+          <w:p>
+            <w:pPr>
+              <w:jc w:val="center"/>
+            </w:pPr>
+            <w:r>
+              <w:t>1</w:t>
+            </w:r>
+          </w:p>
+        </w:tc>
+        <w:tc>
+          <w:tcPr>
+            <w:tcW w:w="664" w:type="dxa"/>
+          </w:tcPr>
+          <w:p>
+            <w:pPr>
+              <w:jc w:val="center"/>
+            </w:pPr>
+            <w:r>
+              <w:t>1</w:t>
+            </w:r>
+          </w:p>
+        </w:tc>
+        <w:tc>
+          <w:tcPr>
+            <w:tcW w:w="664" w:type="dxa"/>
+          </w:tcPr>
+          <w:p>
+            <w:pPr>
+              <w:jc w:val="center"/>
+            </w:pPr>
+            <w:r>
+              <w:t>0</w:t>
+            </w:r>
+          </w:p>
+        </w:tc>
+        <w:tc>
+          <w:tcPr>
+            <w:tcW w:w="664" w:type="dxa"/>
+          </w:tcPr>
+          <w:p>
+            <w:pPr>
+              <w:jc w:val="center"/>
+            </w:pPr>
+            <w:r>
+              <w:t>1</w:t>
+            </w:r>
+          </w:p>
+        </w:tc>
+        <w:tc>
+          <w:tcPr>
+            <w:tcW w:w="664" w:type="dxa"/>
+          </w:tcPr>
+          <w:p>
+            <w:pPr>
+              <w:jc w:val="center"/>
+            </w:pPr>
+          </w:p>
+        </w:tc>
+        <w:tc>
+          <w:tcPr>
+            <w:tcW w:w="664" w:type="dxa"/>
+          </w:tcPr>
+          <w:p>
+            <w:pPr>
+              <w:jc w:val="center"/>
+            </w:pPr>
+          </w:p>
+        </w:tc>
+        <w:tc>
+          <w:tcPr>
+            <w:tcW w:w="664" w:type="dxa"/>
+          </w:tcPr>
+          <w:p>
+            <w:pPr>
+              <w:jc w:val="center"/>
+            </w:pPr>
+          </w:p>
+        </w:tc>
+      </w:tr>
+      <w:tr>
+        <w:tc>
+          <w:tcPr>
+            <w:tcW w:w="664" w:type="dxa"/>
+          </w:tcPr>
+          <w:p>
+            <w:pPr>
+              <w:jc w:val="center"/>
+            </w:pPr>
+            <w:r>
+              <w:t>e9</w:t>
+            </w:r>
+          </w:p>
+        </w:tc>
+        <w:tc>
+          <w:tcPr>
+            <w:tcW w:w="663" w:type="dxa"/>
+          </w:tcPr>
+          <w:p>
+            <w:pPr>
+              <w:jc w:val="center"/>
+            </w:pPr>
+          </w:p>
+        </w:tc>
+        <w:tc>
+          <w:tcPr>
+            <w:tcW w:w="663" w:type="dxa"/>
+          </w:tcPr>
+          <w:p>
+            <w:pPr>
+              <w:jc w:val="center"/>
+            </w:pPr>
+            <w:r>
+              <w:t>2</w:t>
+            </w:r>
+          </w:p>
+        </w:tc>
+        <w:tc>
+          <w:tcPr>
+            <w:tcW w:w="664" w:type="dxa"/>
+          </w:tcPr>
+          <w:p>
+            <w:pPr>
+              <w:jc w:val="center"/>
+            </w:pPr>
+          </w:p>
+        </w:tc>
+        <w:tc>
+          <w:tcPr>
+            <w:tcW w:w="664" w:type="dxa"/>
+          </w:tcPr>
+          <w:p>
+            <w:pPr>
+              <w:jc w:val="center"/>
+            </w:pPr>
+          </w:p>
+        </w:tc>
+        <w:tc>
+          <w:tcPr>
+            <w:tcW w:w="664" w:type="dxa"/>
+          </w:tcPr>
+          <w:p>
+            <w:pPr>
+              <w:jc w:val="center"/>
+            </w:pPr>
+            <w:r>
+              <w:t>5</w:t>
+            </w:r>
+          </w:p>
+        </w:tc>
+        <w:tc>
+          <w:tcPr>
+            <w:tcW w:w="664" w:type="dxa"/>
+          </w:tcPr>
+          <w:p>
+            <w:pPr>
+              <w:jc w:val="center"/>
+            </w:pPr>
+          </w:p>
+        </w:tc>
+        <w:tc>
+          <w:tcPr>
+            <w:tcW w:w="664" w:type="dxa"/>
+          </w:tcPr>
+          <w:p>
+            <w:pPr>
+              <w:jc w:val="center"/>
+            </w:pPr>
+          </w:p>
+        </w:tc>
+        <w:tc>
+          <w:tcPr>
+            <w:tcW w:w="664" w:type="dxa"/>
+          </w:tcPr>
+          <w:p>
+            <w:pPr>
+              <w:jc w:val="center"/>
+            </w:pPr>
+            <w:r>
+              <w:t>1</w:t>
+            </w:r>
+          </w:p>
+        </w:tc>
+        <w:tc>
+          <w:tcPr>
+            <w:tcW w:w="664" w:type="dxa"/>
+          </w:tcPr>
+          <w:p>
+            <w:pPr>
+              <w:jc w:val="center"/>
+            </w:pPr>
+            <w:r>
+              <w:t>0</w:t>
+            </w:r>
+          </w:p>
+        </w:tc>
+        <w:tc>
+          <w:tcPr>
+            <w:tcW w:w="664" w:type="dxa"/>
+          </w:tcPr>
+          <w:p>
+            <w:pPr>
+              <w:jc w:val="center"/>
+            </w:pPr>
+          </w:p>
+        </w:tc>
+        <w:tc>
+          <w:tcPr>
+            <w:tcW w:w="664" w:type="dxa"/>
+          </w:tcPr>
+          <w:p>
+            <w:pPr>
+              <w:jc w:val="center"/>
+            </w:pPr>
             <w:r>
               <w:t>4</w:t>
             </w:r>
@@ -382,55 +1607,136 @@
         </w:tc>
         <w:tc>
           <w:tcPr>
-            <w:tcW w:w="665" w:type="dxa"/>
-          </w:tcPr>
-          <w:p/>
-        </w:tc>
-        <w:tc>
-          <w:tcPr>
-            <w:tcW w:w="665" w:type="dxa"/>
-          </w:tcPr>
-          <w:p/>
-        </w:tc>
-        <w:tc>
-          <w:tcPr>
-            <w:tcW w:w="665" w:type="dxa"/>
-          </w:tcPr>
-          <w:p>
+            <w:tcW w:w="664" w:type="dxa"/>
+          </w:tcPr>
+          <w:p>
+            <w:pPr>
+              <w:jc w:val="center"/>
+            </w:pPr>
+          </w:p>
+        </w:tc>
+      </w:tr>
+      <w:tr>
+        <w:tc>
+          <w:tcPr>
+            <w:tcW w:w="664" w:type="dxa"/>
+          </w:tcPr>
+          <w:p>
+            <w:pPr>
+              <w:jc w:val="center"/>
+            </w:pPr>
+            <w:r>
+              <w:t>e10</w:t>
+            </w:r>
+          </w:p>
+        </w:tc>
+        <w:tc>
+          <w:tcPr>
+            <w:tcW w:w="663" w:type="dxa"/>
+          </w:tcPr>
+          <w:p>
+            <w:pPr>
+              <w:jc w:val="center"/>
+            </w:pPr>
+          </w:p>
+        </w:tc>
+        <w:tc>
+          <w:tcPr>
+            <w:tcW w:w="663" w:type="dxa"/>
+          </w:tcPr>
+          <w:p>
+            <w:pPr>
+              <w:jc w:val="center"/>
+            </w:pPr>
+            <w:r>
+              <w:t>4</w:t>
+            </w:r>
+          </w:p>
+        </w:tc>
+        <w:tc>
+          <w:tcPr>
+            <w:tcW w:w="664" w:type="dxa"/>
+          </w:tcPr>
+          <w:p>
+            <w:pPr>
+              <w:jc w:val="center"/>
+            </w:pPr>
+          </w:p>
+        </w:tc>
+        <w:tc>
+          <w:tcPr>
+            <w:tcW w:w="664" w:type="dxa"/>
+          </w:tcPr>
+          <w:p>
+            <w:pPr>
+              <w:jc w:val="center"/>
+            </w:pPr>
+            <w:r>
+              <w:t>1</w:t>
+            </w:r>
+          </w:p>
+        </w:tc>
+        <w:tc>
+          <w:tcPr>
+            <w:tcW w:w="664" w:type="dxa"/>
+          </w:tcPr>
+          <w:p>
+            <w:pPr>
+              <w:jc w:val="center"/>
+            </w:pPr>
+          </w:p>
+        </w:tc>
+        <w:tc>
+          <w:tcPr>
+            <w:tcW w:w="664" w:type="dxa"/>
+          </w:tcPr>
+          <w:p>
+            <w:pPr>
+              <w:jc w:val="center"/>
+            </w:pPr>
+          </w:p>
+        </w:tc>
+        <w:tc>
+          <w:tcPr>
+            <w:tcW w:w="664" w:type="dxa"/>
+          </w:tcPr>
+          <w:p>
+            <w:pPr>
+              <w:jc w:val="center"/>
+            </w:pPr>
             <w:r>
               <w:t>3</w:t>
             </w:r>
           </w:p>
         </w:tc>
-      </w:tr>
-      <w:tr>
-        <w:tc>
-          <w:tcPr>
-            <w:tcW w:w="665" w:type="dxa"/>
-          </w:tcPr>
-          <w:p>
-            <w:r>
-              <w:t>e3</w:t>
-            </w:r>
-          </w:p>
-        </w:tc>
-        <w:tc>
-          <w:tcPr>
-            <w:tcW w:w="665" w:type="dxa"/>
-          </w:tcPr>
-          <w:p/>
-        </w:tc>
-        <w:tc>
-          <w:tcPr>
-            <w:tcW w:w="665" w:type="dxa"/>
-          </w:tcPr>
-          <w:p/>
-        </w:tc>
-        <w:tc>
-          <w:tcPr>
-            <w:tcW w:w="665" w:type="dxa"/>
-          </w:tcPr>
-          <w:p>
+        <w:tc>
+          <w:tcPr>
+            <w:tcW w:w="664" w:type="dxa"/>
+          </w:tcPr>
+          <w:p>
+            <w:pPr>
+              <w:jc w:val="center"/>
+            </w:pPr>
+          </w:p>
+        </w:tc>
+        <w:tc>
+          <w:tcPr>
+            <w:tcW w:w="664" w:type="dxa"/>
+          </w:tcPr>
+          <w:p>
+            <w:pPr>
+              <w:jc w:val="center"/>
+            </w:pPr>
+          </w:p>
+        </w:tc>
+        <w:tc>
+          <w:tcPr>
+            <w:tcW w:w="664" w:type="dxa"/>
+          </w:tcPr>
+          <w:p>
+            <w:pPr>
+              <w:jc w:val="center"/>
+            </w:pPr>
             <w:r>
               <w:t>0</w:t>
             </w:r>
@@ -438,31 +1744,96 @@
         </w:tc>
         <w:tc>
           <w:tcPr>
-            <w:tcW w:w="665" w:type="dxa"/>
-          </w:tcPr>
-          <w:p>
+            <w:tcW w:w="664" w:type="dxa"/>
+          </w:tcPr>
+          <w:p>
+            <w:pPr>
+              <w:jc w:val="center"/>
+            </w:pPr>
+          </w:p>
+        </w:tc>
+        <w:tc>
+          <w:tcPr>
+            <w:tcW w:w="664" w:type="dxa"/>
+          </w:tcPr>
+          <w:p>
+            <w:pPr>
+              <w:jc w:val="center"/>
+            </w:pPr>
+          </w:p>
+        </w:tc>
+      </w:tr>
+      <w:tr>
+        <w:tc>
+          <w:tcPr>
+            <w:tcW w:w="664" w:type="dxa"/>
+          </w:tcPr>
+          <w:p>
+            <w:pPr>
+              <w:jc w:val="center"/>
+            </w:pPr>
             <w:r>
-              <w:t>3</w:t>
+              <w:t>e11</w:t>
             </w:r>
           </w:p>
         </w:tc>
         <w:tc>
           <w:tcPr>
-            <w:tcW w:w="665" w:type="dxa"/>
-          </w:tcPr>
-          <w:p/>
-        </w:tc>
-        <w:tc>
-          <w:tcPr>
-            <w:tcW w:w="665" w:type="dxa"/>
-          </w:tcPr>
-          <w:p/>
-        </w:tc>
-        <w:tc>
-          <w:tcPr>
-            <w:tcW w:w="665" w:type="dxa"/>
-          </w:tcPr>
-          <w:p>
+            <w:tcW w:w="663" w:type="dxa"/>
+          </w:tcPr>
+          <w:p>
+            <w:pPr>
+              <w:jc w:val="center"/>
+            </w:pPr>
+          </w:p>
+        </w:tc>
+        <w:tc>
+          <w:tcPr>
+            <w:tcW w:w="663" w:type="dxa"/>
+          </w:tcPr>
+          <w:p>
+            <w:pPr>
+              <w:jc w:val="center"/>
+            </w:pPr>
+            <w:r>
+              <w:t>1</w:t>
+            </w:r>
+          </w:p>
+        </w:tc>
+        <w:tc>
+          <w:tcPr>
+            <w:tcW w:w="664" w:type="dxa"/>
+          </w:tcPr>
+          <w:p>
+            <w:pPr>
+              <w:jc w:val="center"/>
+            </w:pPr>
+            <w:r>
+              <w:t>2</w:t>
+            </w:r>
+          </w:p>
+        </w:tc>
+        <w:tc>
+          <w:tcPr>
+            <w:tcW w:w="664" w:type="dxa"/>
+          </w:tcPr>
+          <w:p>
+            <w:pPr>
+              <w:jc w:val="center"/>
+            </w:pPr>
+            <w:r>
+              <w:t>5</w:t>
+            </w:r>
+          </w:p>
+        </w:tc>
+        <w:tc>
+          <w:tcPr>
+            <w:tcW w:w="664" w:type="dxa"/>
+          </w:tcPr>
+          <w:p>
+            <w:pPr>
+              <w:jc w:val="center"/>
+            </w:pPr>
             <w:r>
               <w:t>4</w:t>
             </w:r>
@@ -470,9 +1841,48 @@
         </w:tc>
         <w:tc>
           <w:tcPr>
-            <w:tcW w:w="665" w:type="dxa"/>
-          </w:tcPr>
-          <w:p>
+            <w:tcW w:w="664" w:type="dxa"/>
+          </w:tcPr>
+          <w:p>
+            <w:pPr>
+              <w:jc w:val="center"/>
+            </w:pPr>
+            <w:r>
+              <w:t>1</w:t>
+            </w:r>
+          </w:p>
+        </w:tc>
+        <w:tc>
+          <w:tcPr>
+            <w:tcW w:w="664" w:type="dxa"/>
+          </w:tcPr>
+          <w:p>
+            <w:pPr>
+              <w:jc w:val="center"/>
+            </w:pPr>
+            <w:r>
+              <w:t>1</w:t>
+            </w:r>
+          </w:p>
+        </w:tc>
+        <w:tc>
+          <w:tcPr>
+            <w:tcW w:w="664" w:type="dxa"/>
+          </w:tcPr>
+          <w:p>
+            <w:pPr>
+              <w:jc w:val="center"/>
+            </w:pPr>
+          </w:p>
+        </w:tc>
+        <w:tc>
+          <w:tcPr>
+            <w:tcW w:w="664" w:type="dxa"/>
+          </w:tcPr>
+          <w:p>
+            <w:pPr>
+              <w:jc w:val="center"/>
+            </w:pPr>
             <w:r>
               <w:t>4</w:t>
             </w:r>
@@ -480,49 +1890,132 @@
         </w:tc>
         <w:tc>
           <w:tcPr>
-            <w:tcW w:w="665" w:type="dxa"/>
-          </w:tcPr>
-          <w:p/>
-        </w:tc>
-        <w:tc>
-          <w:tcPr>
-            <w:tcW w:w="665" w:type="dxa"/>
-          </w:tcPr>
-          <w:p/>
-        </w:tc>
-        <w:tc>
-          <w:tcPr>
-            <w:tcW w:w="665" w:type="dxa"/>
-          </w:tcPr>
-          <w:p>
+            <w:tcW w:w="664" w:type="dxa"/>
+          </w:tcPr>
+          <w:p>
+            <w:pPr>
+              <w:jc w:val="center"/>
+            </w:pPr>
+          </w:p>
+        </w:tc>
+        <w:tc>
+          <w:tcPr>
+            <w:tcW w:w="664" w:type="dxa"/>
+          </w:tcPr>
+          <w:p>
+            <w:pPr>
+              <w:jc w:val="center"/>
+            </w:pPr>
+            <w:r>
+              <w:t>0</w:t>
+            </w:r>
+          </w:p>
+        </w:tc>
+        <w:tc>
+          <w:tcPr>
+            <w:tcW w:w="664" w:type="dxa"/>
+          </w:tcPr>
+          <w:p>
+            <w:pPr>
+              <w:jc w:val="center"/>
+            </w:pPr>
             <w:r>
               <w:t>1</w:t>
             </w:r>
           </w:p>
         </w:tc>
-        <w:tc>
-          <w:tcPr>
-            <w:tcW w:w="665" w:type="dxa"/>
-          </w:tcPr>
-          <w:p/>
-        </w:tc>
       </w:tr>
       <w:tr>
         <w:tc>
           <w:tcPr>
-            <w:tcW w:w="665" w:type="dxa"/>
-          </w:tcPr>
-          <w:p>
+            <w:tcW w:w="664" w:type="dxa"/>
+          </w:tcPr>
+          <w:p>
+            <w:pPr>
+              <w:jc w:val="center"/>
+            </w:pPr>
             <w:r>
-              <w:t>e4</w:t>
+              <w:t>e12</w:t>
             </w:r>
           </w:p>
         </w:tc>
         <w:tc>
           <w:tcPr>
-            <w:tcW w:w="665" w:type="dxa"/>
-          </w:tcPr>
-          <w:p>
+            <w:tcW w:w="663" w:type="dxa"/>
+          </w:tcPr>
+          <w:p>
+            <w:pPr>
+              <w:jc w:val="center"/>
+            </w:pPr>
+            <w:r>
+              <w:t>1</w:t>
+            </w:r>
+          </w:p>
+        </w:tc>
+        <w:tc>
+          <w:tcPr>
+            <w:tcW w:w="663" w:type="dxa"/>
+          </w:tcPr>
+          <w:p>
+            <w:pPr>
+              <w:jc w:val="center"/>
+            </w:pPr>
+            <w:r>
+              <w:t>2</w:t>
+            </w:r>
+          </w:p>
+        </w:tc>
+        <w:tc>
+          <w:tcPr>
+            <w:tcW w:w="664" w:type="dxa"/>
+          </w:tcPr>
+          <w:p>
+            <w:pPr>
+              <w:jc w:val="center"/>
+            </w:pPr>
+          </w:p>
+        </w:tc>
+        <w:tc>
+          <w:tcPr>
+            <w:tcW w:w="664" w:type="dxa"/>
+          </w:tcPr>
+          <w:p>
+            <w:pPr>
+              <w:jc w:val="center"/>
+            </w:pPr>
+          </w:p>
+        </w:tc>
+        <w:tc>
+          <w:tcPr>
+            <w:tcW w:w="664" w:type="dxa"/>
+          </w:tcPr>
+          <w:p>
+            <w:pPr>
+              <w:jc w:val="center"/>
+            </w:pPr>
+            <w:r>
+              <w:t>4</w:t>
+            </w:r>
+          </w:p>
+        </w:tc>
+        <w:tc>
+          <w:tcPr>
+            <w:tcW w:w="664" w:type="dxa"/>
+          </w:tcPr>
+          <w:p>
+            <w:pPr>
+              <w:jc w:val="center"/>
+            </w:pPr>
+          </w:p>
+        </w:tc>
+        <w:tc>
+          <w:tcPr>
+            <w:tcW w:w="664" w:type="dxa"/>
+          </w:tcPr>
+          <w:p>
+            <w:pPr>
+              <w:jc w:val="center"/>
+            </w:pPr>
             <w:r>
               <w:t>5</w:t>
             </w:r>
@@ -530,2293 +2023,2428 @@
         </w:tc>
         <w:tc>
           <w:tcPr>
-            <w:tcW w:w="665" w:type="dxa"/>
-          </w:tcPr>
-          <w:p/>
-        </w:tc>
-        <w:tc>
-          <w:tcPr>
-            <w:tcW w:w="665" w:type="dxa"/>
-          </w:tcPr>
-          <w:p>
+            <w:tcW w:w="664" w:type="dxa"/>
+          </w:tcPr>
+          <w:p>
+            <w:pPr>
+              <w:jc w:val="center"/>
+            </w:pPr>
+          </w:p>
+        </w:tc>
+        <w:tc>
+          <w:tcPr>
+            <w:tcW w:w="664" w:type="dxa"/>
+          </w:tcPr>
+          <w:p>
+            <w:pPr>
+              <w:jc w:val="center"/>
+            </w:pPr>
+          </w:p>
+        </w:tc>
+        <w:tc>
+          <w:tcPr>
+            <w:tcW w:w="664" w:type="dxa"/>
+          </w:tcPr>
+          <w:p>
+            <w:pPr>
+              <w:jc w:val="center"/>
+            </w:pPr>
+          </w:p>
+        </w:tc>
+        <w:tc>
+          <w:tcPr>
+            <w:tcW w:w="664" w:type="dxa"/>
+          </w:tcPr>
+          <w:p>
+            <w:pPr>
+              <w:jc w:val="center"/>
+            </w:pPr>
             <w:r>
-              <w:t>3</w:t>
+              <w:t>1</w:t>
             </w:r>
           </w:p>
         </w:tc>
         <w:tc>
           <w:tcPr>
-            <w:tcW w:w="665" w:type="dxa"/>
-          </w:tcPr>
-          <w:p>
+            <w:tcW w:w="664" w:type="dxa"/>
+          </w:tcPr>
+          <w:p>
+            <w:pPr>
+              <w:jc w:val="center"/>
+            </w:pPr>
             <w:r>
               <w:t>0</w:t>
             </w:r>
           </w:p>
         </w:tc>
-        <w:tc>
-          <w:tcPr>
-            <w:tcW w:w="665" w:type="dxa"/>
-          </w:tcPr>
-          <w:p/>
-        </w:tc>
-        <w:tc>
-          <w:tcPr>
-            <w:tcW w:w="665" w:type="dxa"/>
-          </w:tcPr>
-          <w:p>
-            <w:r>
-              <w:t>1</w:t>
-            </w:r>
-          </w:p>
-        </w:tc>
-        <w:tc>
-          <w:tcPr>
-            <w:tcW w:w="665" w:type="dxa"/>
-          </w:tcPr>
-          <w:p>
-            <w:r>
-              <w:t>3</w:t>
-            </w:r>
-          </w:p>
-        </w:tc>
-        <w:tc>
-          <w:tcPr>
-            <w:tcW w:w="665" w:type="dxa"/>
-          </w:tcPr>
-          <w:p/>
-        </w:tc>
-        <w:tc>
-          <w:tcPr>
-            <w:tcW w:w="665" w:type="dxa"/>
-          </w:tcPr>
-          <w:p>
-            <w:r>
-              <w:t>5</w:t>
-            </w:r>
-          </w:p>
-        </w:tc>
-        <w:tc>
-          <w:tcPr>
-            <w:tcW w:w="665" w:type="dxa"/>
-          </w:tcPr>
-          <w:p/>
-        </w:tc>
-        <w:tc>
-          <w:tcPr>
-            <w:tcW w:w="665" w:type="dxa"/>
-          </w:tcPr>
-          <w:p>
-            <w:r>
-              <w:t>5</w:t>
-            </w:r>
-          </w:p>
-        </w:tc>
-        <w:tc>
-          <w:tcPr>
-            <w:tcW w:w="665" w:type="dxa"/>
-          </w:tcPr>
-          <w:p>
-            <w:r>
-              <w:t>5</w:t>
-            </w:r>
-          </w:p>
-        </w:tc>
-      </w:tr>
-      <w:tr>
-        <w:tc>
-          <w:tcPr>
-            <w:tcW w:w="665" w:type="dxa"/>
-          </w:tcPr>
-          <w:p>
-            <w:r>
-              <w:t>e5</w:t>
-            </w:r>
-          </w:p>
-        </w:tc>
-        <w:tc>
-          <w:tcPr>
-            <w:tcW w:w="665" w:type="dxa"/>
-          </w:tcPr>
-          <w:p/>
-        </w:tc>
-        <w:tc>
-          <w:tcPr>
-            <w:tcW w:w="665" w:type="dxa"/>
-          </w:tcPr>
-          <w:p/>
-        </w:tc>
-        <w:tc>
-          <w:tcPr>
-            <w:tcW w:w="665" w:type="dxa"/>
-          </w:tcPr>
-          <w:p/>
-        </w:tc>
-        <w:tc>
-          <w:tcPr>
-            <w:tcW w:w="665" w:type="dxa"/>
-          </w:tcPr>
-          <w:p/>
-        </w:tc>
-        <w:tc>
-          <w:tcPr>
-            <w:tcW w:w="665" w:type="dxa"/>
-          </w:tcPr>
-          <w:p>
-            <w:r>
-              <w:t>0</w:t>
-            </w:r>
-          </w:p>
-        </w:tc>
-        <w:tc>
-          <w:tcPr>
-            <w:tcW w:w="665" w:type="dxa"/>
-          </w:tcPr>
-          <w:p>
-            <w:r>
-              <w:t>4</w:t>
-            </w:r>
-          </w:p>
-        </w:tc>
-        <w:tc>
-          <w:tcPr>
-            <w:tcW w:w="665" w:type="dxa"/>
-          </w:tcPr>
-          <w:p/>
-        </w:tc>
-        <w:tc>
-          <w:tcPr>
-            <w:tcW w:w="665" w:type="dxa"/>
-          </w:tcPr>
-          <w:p/>
-        </w:tc>
-        <w:tc>
-          <w:tcPr>
-            <w:tcW w:w="665" w:type="dxa"/>
-          </w:tcPr>
-          <w:p/>
-        </w:tc>
-        <w:tc>
-          <w:tcPr>
-            <w:tcW w:w="665" w:type="dxa"/>
-          </w:tcPr>
-          <w:p/>
-        </w:tc>
-        <w:tc>
-          <w:tcPr>
-            <w:tcW w:w="665" w:type="dxa"/>
-          </w:tcPr>
-          <w:p/>
-        </w:tc>
-        <w:tc>
-          <w:tcPr>
-            <w:tcW w:w="665" w:type="dxa"/>
-          </w:tcPr>
-          <w:p/>
-        </w:tc>
-      </w:tr>
-      <w:tr>
-        <w:tc>
-          <w:tcPr>
-            <w:tcW w:w="665" w:type="dxa"/>
-          </w:tcPr>
-          <w:p>
-            <w:r>
-              <w:t>e6</w:t>
-            </w:r>
-          </w:p>
-        </w:tc>
-        <w:tc>
-          <w:tcPr>
-            <w:tcW w:w="665" w:type="dxa"/>
-          </w:tcPr>
-          <w:p/>
-        </w:tc>
-        <w:tc>
-          <w:tcPr>
-            <w:tcW w:w="665" w:type="dxa"/>
-          </w:tcPr>
-          <w:p>
-            <w:r>
-              <w:t>2</w:t>
-            </w:r>
-          </w:p>
-        </w:tc>
-        <w:tc>
-          <w:tcPr>
-            <w:tcW w:w="665" w:type="dxa"/>
-          </w:tcPr>
-          <w:p/>
-        </w:tc>
-        <w:tc>
-          <w:tcPr>
-            <w:tcW w:w="665" w:type="dxa"/>
-          </w:tcPr>
-          <w:p>
-            <w:r>
-              <w:t>1</w:t>
-            </w:r>
-          </w:p>
-        </w:tc>
-        <w:tc>
-          <w:tcPr>
-            <w:tcW w:w="665" w:type="dxa"/>
-          </w:tcPr>
-          <w:p>
-            <w:r>
-              <w:t>4</w:t>
-            </w:r>
-          </w:p>
-        </w:tc>
-        <w:tc>
-          <w:tcPr>
-            <w:tcW w:w="665" w:type="dxa"/>
-          </w:tcPr>
-          <w:p>
-            <w:r>
-              <w:t>0</w:t>
-            </w:r>
-          </w:p>
-        </w:tc>
-        <w:tc>
-          <w:tcPr>
-            <w:tcW w:w="665" w:type="dxa"/>
-          </w:tcPr>
-          <w:p/>
-        </w:tc>
-        <w:tc>
-          <w:tcPr>
-            <w:tcW w:w="665" w:type="dxa"/>
-          </w:tcPr>
-          <w:p>
-            <w:r>
-              <w:t>2</w:t>
-            </w:r>
-          </w:p>
-        </w:tc>
-        <w:tc>
-          <w:tcPr>
-            <w:tcW w:w="665" w:type="dxa"/>
-          </w:tcPr>
-          <w:p>
-            <w:r>
-              <w:t>1</w:t>
-            </w:r>
-          </w:p>
-        </w:tc>
-        <w:tc>
-          <w:tcPr>
-            <w:tcW w:w="665" w:type="dxa"/>
-          </w:tcPr>
-          <w:p/>
-        </w:tc>
-        <w:tc>
-          <w:tcPr>
-            <w:tcW w:w="665" w:type="dxa"/>
-          </w:tcPr>
-          <w:p/>
-        </w:tc>
-        <w:tc>
-          <w:tcPr>
-            <w:tcW w:w="665" w:type="dxa"/>
-          </w:tcPr>
-          <w:p/>
-        </w:tc>
-      </w:tr>
-      <w:tr>
-        <w:tc>
-          <w:tcPr>
-            <w:tcW w:w="665" w:type="dxa"/>
-          </w:tcPr>
-          <w:p>
-            <w:r>
-              <w:t>e7</w:t>
-            </w:r>
-          </w:p>
-        </w:tc>
-        <w:tc>
-          <w:tcPr>
-            <w:tcW w:w="665" w:type="dxa"/>
-          </w:tcPr>
-          <w:p/>
-        </w:tc>
-        <w:tc>
-          <w:tcPr>
-            <w:tcW w:w="665" w:type="dxa"/>
-          </w:tcPr>
-          <w:p/>
-        </w:tc>
-        <w:tc>
-          <w:tcPr>
-            <w:tcW w:w="665" w:type="dxa"/>
-          </w:tcPr>
-          <w:p>
-            <w:r>
-              <w:t>4</w:t>
-            </w:r>
-          </w:p>
-        </w:tc>
-        <w:tc>
-          <w:tcPr>
-            <w:tcW w:w="665" w:type="dxa"/>
-          </w:tcPr>
-          <w:p>
-            <w:r>
-              <w:t>3</w:t>
-            </w:r>
-          </w:p>
-        </w:tc>
-        <w:tc>
-          <w:tcPr>
-            <w:tcW w:w="665" w:type="dxa"/>
-          </w:tcPr>
-          <w:p/>
-        </w:tc>
-        <w:tc>
-          <w:tcPr>
-            <w:tcW w:w="665" w:type="dxa"/>
-          </w:tcPr>
-          <w:p/>
-        </w:tc>
-        <w:tc>
-          <w:tcPr>
-            <w:tcW w:w="665" w:type="dxa"/>
-          </w:tcPr>
-          <w:p>
-            <w:r>
-              <w:t>0</w:t>
-            </w:r>
-          </w:p>
-        </w:tc>
-        <w:tc>
-          <w:tcPr>
-            <w:tcW w:w="665" w:type="dxa"/>
-          </w:tcPr>
-          <w:p/>
-        </w:tc>
-        <w:tc>
-          <w:tcPr>
-            <w:tcW w:w="665" w:type="dxa"/>
-          </w:tcPr>
-          <w:p/>
-        </w:tc>
-        <w:tc>
-          <w:tcPr>
-            <w:tcW w:w="665" w:type="dxa"/>
-          </w:tcPr>
-          <w:p>
-            <w:r>
-              <w:t>4</w:t>
-            </w:r>
-          </w:p>
-        </w:tc>
-        <w:tc>
-          <w:tcPr>
-            <w:tcW w:w="665" w:type="dxa"/>
-          </w:tcPr>
-          <w:p/>
-        </w:tc>
-        <w:tc>
-          <w:tcPr>
-            <w:tcW w:w="665" w:type="dxa"/>
-          </w:tcPr>
-          <w:p/>
-        </w:tc>
-      </w:tr>
-      <w:tr>
-        <w:tc>
-          <w:tcPr>
-            <w:tcW w:w="665" w:type="dxa"/>
-          </w:tcPr>
-          <w:p>
-            <w:r>
-              <w:t>e8</w:t>
-            </w:r>
-          </w:p>
-        </w:tc>
-        <w:tc>
-          <w:tcPr>
-            <w:tcW w:w="665" w:type="dxa"/>
-          </w:tcPr>
-          <w:p>
-            <w:r>
-              <w:t>5</w:t>
-            </w:r>
-          </w:p>
-        </w:tc>
-        <w:tc>
-          <w:tcPr>
-            <w:tcW w:w="665" w:type="dxa"/>
-          </w:tcPr>
-          <w:p/>
-        </w:tc>
-        <w:tc>
-          <w:tcPr>
-            <w:tcW w:w="665" w:type="dxa"/>
-          </w:tcPr>
-          <w:p>
-            <w:r>
-              <w:t>4</w:t>
-            </w:r>
-          </w:p>
-        </w:tc>
-        <w:tc>
-          <w:tcPr>
-            <w:tcW w:w="665" w:type="dxa"/>
-          </w:tcPr>
-          <w:p/>
-        </w:tc>
-        <w:tc>
-          <w:tcPr>
-            <w:tcW w:w="665" w:type="dxa"/>
-          </w:tcPr>
-          <w:p/>
-        </w:tc>
-        <w:tc>
-          <w:tcPr>
-            <w:tcW w:w="665" w:type="dxa"/>
-          </w:tcPr>
-          <w:p>
-            <w:r>
-              <w:t>2</w:t>
-            </w:r>
-          </w:p>
-        </w:tc>
-        <w:tc>
-          <w:tcPr>
-            <w:tcW w:w="665" w:type="dxa"/>
-          </w:tcPr>
-          <w:p/>
-        </w:tc>
-        <w:tc>
-          <w:tcPr>
-            <w:tcW w:w="665" w:type="dxa"/>
-          </w:tcPr>
-          <w:p>
-            <w:r>
-              <w:t>0</w:t>
-            </w:r>
-          </w:p>
-        </w:tc>
-        <w:tc>
-          <w:tcPr>
-            <w:tcW w:w="665" w:type="dxa"/>
-          </w:tcPr>
-          <w:p>
-            <w:r>
-              <w:t>3</w:t>
-            </w:r>
-          </w:p>
-        </w:tc>
-        <w:tc>
-          <w:tcPr>
-            <w:tcW w:w="665" w:type="dxa"/>
-          </w:tcPr>
-          <w:p/>
-        </w:tc>
-        <w:tc>
-          <w:tcPr>
-            <w:tcW w:w="665" w:type="dxa"/>
-          </w:tcPr>
-          <w:p>
-            <w:r>
-              <w:t>5</w:t>
-            </w:r>
-          </w:p>
-        </w:tc>
-        <w:tc>
-          <w:tcPr>
-            <w:tcW w:w="665" w:type="dxa"/>
-          </w:tcPr>
-          <w:p/>
-        </w:tc>
-      </w:tr>
-      <w:tr>
-        <w:tc>
-          <w:tcPr>
-            <w:tcW w:w="665" w:type="dxa"/>
-          </w:tcPr>
-          <w:p>
-            <w:r>
-              <w:t>e9</w:t>
-            </w:r>
-          </w:p>
-        </w:tc>
-        <w:tc>
-          <w:tcPr>
-            <w:tcW w:w="665" w:type="dxa"/>
-          </w:tcPr>
-          <w:p/>
-        </w:tc>
-        <w:tc>
-          <w:tcPr>
-            <w:tcW w:w="665" w:type="dxa"/>
-          </w:tcPr>
-          <w:p>
-            <w:r>
-              <w:t>4</w:t>
-            </w:r>
-          </w:p>
-        </w:tc>
-        <w:tc>
-          <w:tcPr>
-            <w:tcW w:w="665" w:type="dxa"/>
-          </w:tcPr>
-          <w:p/>
-        </w:tc>
-        <w:tc>
-          <w:tcPr>
-            <w:tcW w:w="665" w:type="dxa"/>
-          </w:tcPr>
-          <w:p>
-            <w:r>
-              <w:t>5</w:t>
-            </w:r>
-          </w:p>
-        </w:tc>
-        <w:tc>
-          <w:tcPr>
-            <w:tcW w:w="665" w:type="dxa"/>
-          </w:tcPr>
-          <w:p/>
-        </w:tc>
-        <w:tc>
-          <w:tcPr>
-            <w:tcW w:w="665" w:type="dxa"/>
-          </w:tcPr>
-          <w:p>
-            <w:r>
-              <w:t>1</w:t>
-            </w:r>
-          </w:p>
-        </w:tc>
-        <w:tc>
-          <w:tcPr>
-            <w:tcW w:w="665" w:type="dxa"/>
-          </w:tcPr>
-          <w:p/>
-        </w:tc>
-        <w:tc>
-          <w:tcPr>
-            <w:tcW w:w="665" w:type="dxa"/>
-          </w:tcPr>
-          <w:p>
-            <w:r>
-              <w:t>3</w:t>
-            </w:r>
-          </w:p>
-        </w:tc>
-        <w:tc>
-          <w:tcPr>
-            <w:tcW w:w="665" w:type="dxa"/>
-          </w:tcPr>
-          <w:p>
-            <w:r>
-              <w:t>0</w:t>
-            </w:r>
-          </w:p>
-        </w:tc>
-        <w:tc>
-          <w:tcPr>
-            <w:tcW w:w="665" w:type="dxa"/>
-          </w:tcPr>
-          <w:p>
-            <w:r>
-              <w:t>2</w:t>
-            </w:r>
-          </w:p>
-        </w:tc>
-        <w:tc>
-          <w:tcPr>
-            <w:tcW w:w="665" w:type="dxa"/>
-          </w:tcPr>
-          <w:p>
-            <w:r>
-              <w:t>3</w:t>
-            </w:r>
-          </w:p>
-        </w:tc>
-        <w:tc>
-          <w:tcPr>
-            <w:tcW w:w="665" w:type="dxa"/>
-          </w:tcPr>
-          <w:p/>
-        </w:tc>
-      </w:tr>
-      <w:tr>
-        <w:tc>
-          <w:tcPr>
-            <w:tcW w:w="665" w:type="dxa"/>
-          </w:tcPr>
-          <w:p>
-            <w:r>
-              <w:t>e10</w:t>
-            </w:r>
-          </w:p>
-        </w:tc>
-        <w:tc>
-          <w:tcPr>
-            <w:tcW w:w="665" w:type="dxa"/>
-          </w:tcPr>
-          <w:p>
-            <w:r>
-              <w:t>5</w:t>
-            </w:r>
-          </w:p>
-        </w:tc>
-        <w:tc>
-          <w:tcPr>
-            <w:tcW w:w="665" w:type="dxa"/>
-          </w:tcPr>
-          <w:p/>
-        </w:tc>
-        <w:tc>
-          <w:tcPr>
-            <w:tcW w:w="665" w:type="dxa"/>
-          </w:tcPr>
-          <w:p/>
-        </w:tc>
-        <w:tc>
-          <w:tcPr>
-            <w:tcW w:w="665" w:type="dxa"/>
-          </w:tcPr>
-          <w:p/>
-        </w:tc>
-        <w:tc>
-          <w:tcPr>
-            <w:tcW w:w="665" w:type="dxa"/>
-          </w:tcPr>
-          <w:p/>
-        </w:tc>
-        <w:tc>
-          <w:tcPr>
-            <w:tcW w:w="665" w:type="dxa"/>
-          </w:tcPr>
-          <w:p/>
-        </w:tc>
-        <w:tc>
-          <w:tcPr>
-            <w:tcW w:w="665" w:type="dxa"/>
-          </w:tcPr>
-          <w:p>
-            <w:r>
-              <w:t>4</w:t>
-            </w:r>
-          </w:p>
-        </w:tc>
-        <w:tc>
-          <w:tcPr>
-            <w:tcW w:w="665" w:type="dxa"/>
-          </w:tcPr>
-          <w:p/>
-        </w:tc>
-        <w:tc>
-          <w:tcPr>
-            <w:tcW w:w="665" w:type="dxa"/>
-          </w:tcPr>
-          <w:p>
-            <w:r>
-              <w:t>2</w:t>
-            </w:r>
-          </w:p>
-        </w:tc>
-        <w:tc>
-          <w:tcPr>
-            <w:tcW w:w="665" w:type="dxa"/>
-          </w:tcPr>
-          <w:p>
-            <w:r>
-              <w:t>0</w:t>
-            </w:r>
-          </w:p>
-        </w:tc>
-        <w:tc>
-          <w:tcPr>
-            <w:tcW w:w="665" w:type="dxa"/>
-          </w:tcPr>
-          <w:p>
-            <w:r>
-              <w:t>4</w:t>
-            </w:r>
-          </w:p>
-        </w:tc>
-        <w:tc>
-          <w:tcPr>
-            <w:tcW w:w="665" w:type="dxa"/>
-          </w:tcPr>
-          <w:p>
-            <w:r>
-              <w:t>4</w:t>
-            </w:r>
-          </w:p>
-        </w:tc>
-      </w:tr>
-      <w:tr>
-        <w:tc>
-          <w:tcPr>
-            <w:tcW w:w="665" w:type="dxa"/>
-          </w:tcPr>
-          <w:p>
-            <w:r>
-              <w:t>e11</w:t>
-            </w:r>
-          </w:p>
-        </w:tc>
-        <w:tc>
-          <w:tcPr>
-            <w:tcW w:w="665" w:type="dxa"/>
-          </w:tcPr>
-          <w:p>
-            <w:r>
-              <w:t>5</w:t>
-            </w:r>
-          </w:p>
-        </w:tc>
-        <w:tc>
-          <w:tcPr>
-            <w:tcW w:w="665" w:type="dxa"/>
-          </w:tcPr>
-          <w:p/>
-        </w:tc>
-        <w:tc>
-          <w:tcPr>
-            <w:tcW w:w="665" w:type="dxa"/>
-          </w:tcPr>
-          <w:p>
-            <w:r>
-              <w:t>1</w:t>
-            </w:r>
-          </w:p>
-        </w:tc>
-        <w:tc>
-          <w:tcPr>
-            <w:tcW w:w="665" w:type="dxa"/>
-          </w:tcPr>
-          <w:p>
-            <w:r>
-              <w:t>5</w:t>
-            </w:r>
-          </w:p>
-        </w:tc>
-        <w:tc>
-          <w:tcPr>
-            <w:tcW w:w="665" w:type="dxa"/>
-          </w:tcPr>
-          <w:p/>
-        </w:tc>
-        <w:tc>
-          <w:tcPr>
-            <w:tcW w:w="665" w:type="dxa"/>
-          </w:tcPr>
-          <w:p/>
-        </w:tc>
-        <w:tc>
-          <w:tcPr>
-            <w:tcW w:w="665" w:type="dxa"/>
-          </w:tcPr>
-          <w:p/>
-        </w:tc>
-        <w:tc>
-          <w:tcPr>
-            <w:tcW w:w="665" w:type="dxa"/>
-          </w:tcPr>
-          <w:p>
-            <w:r>
-              <w:t>5</w:t>
-            </w:r>
-          </w:p>
-        </w:tc>
-        <w:tc>
-          <w:tcPr>
-            <w:tcW w:w="665" w:type="dxa"/>
-          </w:tcPr>
-          <w:p>
-            <w:r>
-              <w:t>3</w:t>
-            </w:r>
-          </w:p>
-        </w:tc>
-        <w:tc>
-          <w:tcPr>
-            <w:tcW w:w="665" w:type="dxa"/>
-          </w:tcPr>
-          <w:p>
-            <w:r>
-              <w:t>4</w:t>
-            </w:r>
-          </w:p>
-        </w:tc>
-        <w:tc>
-          <w:tcPr>
-            <w:tcW w:w="665" w:type="dxa"/>
-          </w:tcPr>
-          <w:p>
-            <w:r>
-              <w:t>0</w:t>
-            </w:r>
-          </w:p>
-        </w:tc>
-        <w:tc>
-          <w:tcPr>
-            <w:tcW w:w="665" w:type="dxa"/>
-          </w:tcPr>
-          <w:p/>
-        </w:tc>
-      </w:tr>
-      <w:tr>
-        <w:tc>
-          <w:tcPr>
-            <w:tcW w:w="665" w:type="dxa"/>
-          </w:tcPr>
-          <w:p>
-            <w:r>
-              <w:t>e12</w:t>
-            </w:r>
-          </w:p>
-        </w:tc>
-        <w:tc>
-          <w:tcPr>
-            <w:tcW w:w="665" w:type="dxa"/>
-          </w:tcPr>
-          <w:p>
-            <w:r>
-              <w:t>1</w:t>
-            </w:r>
-          </w:p>
-        </w:tc>
-        <w:tc>
-          <w:tcPr>
-            <w:tcW w:w="665" w:type="dxa"/>
-          </w:tcPr>
-          <w:p>
-            <w:r>
-              <w:t>3</w:t>
-            </w:r>
-          </w:p>
-        </w:tc>
-        <w:tc>
-          <w:tcPr>
-            <w:tcW w:w="665" w:type="dxa"/>
-          </w:tcPr>
-          <w:p/>
-        </w:tc>
-        <w:tc>
-          <w:tcPr>
-            <w:tcW w:w="665" w:type="dxa"/>
-          </w:tcPr>
-          <w:p>
-            <w:r>
-              <w:t>5</w:t>
-            </w:r>
-          </w:p>
-        </w:tc>
-        <w:tc>
-          <w:tcPr>
-            <w:tcW w:w="665" w:type="dxa"/>
-          </w:tcPr>
-          <w:p/>
-        </w:tc>
-        <w:tc>
-          <w:tcPr>
-            <w:tcW w:w="665" w:type="dxa"/>
-          </w:tcPr>
-          <w:p/>
-        </w:tc>
-        <w:tc>
-          <w:tcPr>
-            <w:tcW w:w="665" w:type="dxa"/>
-          </w:tcPr>
-          <w:p/>
-        </w:tc>
-        <w:tc>
-          <w:tcPr>
-            <w:tcW w:w="665" w:type="dxa"/>
-          </w:tcPr>
-          <w:p/>
-        </w:tc>
-        <w:tc>
-          <w:tcPr>
-            <w:tcW w:w="665" w:type="dxa"/>
-          </w:tcPr>
-          <w:p/>
-        </w:tc>
-        <w:tc>
-          <w:tcPr>
-            <w:tcW w:w="665" w:type="dxa"/>
-          </w:tcPr>
-          <w:p>
-            <w:r>
-              <w:t>4</w:t>
-            </w:r>
-          </w:p>
-        </w:tc>
-        <w:tc>
-          <w:tcPr>
-            <w:tcW w:w="665" w:type="dxa"/>
-          </w:tcPr>
-          <w:p/>
-        </w:tc>
-        <w:tc>
-          <w:tcPr>
-            <w:tcW w:w="665" w:type="dxa"/>
-          </w:tcPr>
-          <w:p>
-            <w:r>
-              <w:t>0</w:t>
-            </w:r>
-          </w:p>
-        </w:tc>
       </w:tr>
     </w:tbl>
+    <w:bookmarkEnd w:id="0"/>
     <w:p>
       <w:pPr>
         <w:pStyle w:val="Heading2"/>
+        <w:rPr>
+          <w:rFonts w:ascii="Arial" w:hAnsi="Arial" w:cs="Arial"/>
+          <w:color w:val="000000"/>
+          <w:sz w:val="36"/>
+        </w:rPr>
       </w:pPr>
       <w:r>
-        <w:t>Поиск гамильтонова цикла</w:t>
+        <w:rPr>
+          <w:rFonts w:ascii="Arial" w:hAnsi="Arial" w:cs="Arial"/>
+          <w:color w:val="000000"/>
+        </w:rPr>
+        <w:t>Нахождение гамильтонова цикла</w:t>
       </w:r>
     </w:p>
     <w:p>
-      <w:pPr>
-        <w:pStyle w:val="ListBullet"/>
-      </w:pPr>
-      <w:r>
-        <w:t>Добавляем начальную вершину e₁:</w:t>
-      </w:r>
-      <w:r>
-        <w:t xml:space="preserve"> S = {e₁}</w:t>
-      </w:r>
-    </w:p>
-    <w:p>
-      <w:pPr>
-        <w:pStyle w:val="ListBullet"/>
-      </w:pPr>
-      <w:r>
-        <w:t>Добавляем вершину e₁₂: S = {e₁, e₁₂}</w:t>
-      </w:r>
-    </w:p>
-    <w:p>
-      <w:pPr>
-        <w:pStyle w:val="ListBullet"/>
-      </w:pPr>
-      <w:r>
-        <w:t>Добавляем вершину e₂: S = {e₁, e₁₂, e₂}</w:t>
-      </w:r>
-    </w:p>
-    <w:p>
-      <w:pPr>
-        <w:pStyle w:val="ListBullet"/>
-      </w:pPr>
-      <w:r>
-        <w:t>Добавляем вершину e₆: S = {e₁, e₁₂, e₂, e₆}</w:t>
-      </w:r>
-    </w:p>
-    <w:p>
-      <w:pPr>
-        <w:pStyle w:val="ListBullet"/>
-      </w:pPr>
-      <w:r>
-        <w:t>Добавляем вершину e₅: S = {e₁, e₁₂, e₂, e₆, e₅}</w:t>
-      </w:r>
-    </w:p>
-    <w:p>
-      <w:pPr>
-        <w:pStyle w:val="ListBullet"/>
-      </w:pPr>
-      <w:r>
-        <w:t>Добавляем вершину e₈: S = {e₁, e₁₂, e₂, e₆, e₅, e₈}</w:t>
-      </w:r>
-    </w:p>
-    <w:p>
-      <w:pPr>
-        <w:pStyle w:val="ListBullet"/>
-      </w:pPr>
-      <w:r>
-        <w:t xml:space="preserve">Добавляем вершину e₁₁: S </w:t>
-      </w:r>
-      <w:r>
-        <w:t>= {e₁, e₁₂, e₂, e₆, e₅, e₈, e₁₁}</w:t>
-      </w:r>
-    </w:p>
-    <w:p>
-      <w:pPr>
-        <w:pStyle w:val="ListBullet"/>
-      </w:pPr>
-      <w:r>
-        <w:t>Добавляем вершину e₉: S = {e₁, e₁₂, e₂, e₆, e₅, e₈, e₁₁, e₉}</w:t>
-      </w:r>
-    </w:p>
-    <w:p>
-      <w:pPr>
-        <w:pStyle w:val="ListBullet"/>
-      </w:pPr>
-      <w:r>
-        <w:t>Добавляем вершину e₁₀: S = {e₁, e₁₂, e₂, e₆, e₅, e₈, e₁₁, e₉, e₁₀}</w:t>
-      </w:r>
-    </w:p>
-    <w:p>
-      <w:pPr>
-        <w:pStyle w:val="ListBullet"/>
-      </w:pPr>
-      <w:r>
-        <w:t>Добавляем вершину e₇: S = {e₁, e₁₂, e₂, e₆, e₅, e₈, e₁₁, e₉, e₁₀, e₇}</w:t>
-      </w:r>
-    </w:p>
-    <w:p>
-      <w:pPr>
-        <w:pStyle w:val="ListBullet"/>
-      </w:pPr>
-      <w:r>
-        <w:t>Добавляем вершину e₃: S =</w:t>
-      </w:r>
-      <w:r>
-        <w:t xml:space="preserve"> {e₁, e₁₂, e₂, e₆, e₅, e₈, e₁₁, e₉, e₁₀, e₇, e₃}</w:t>
-      </w:r>
-    </w:p>
-    <w:p>
-      <w:pPr>
-        <w:pStyle w:val="ListBullet"/>
-      </w:pPr>
-      <w:r>
-        <w:t>Добавляем вершину e₄: S = {e₁, e₁₂, e₂, e₆, e₅, e₈, e₁₁, e₉, e₁₀, e₇, e₃, e₄}</w:t>
-      </w:r>
-    </w:p>
-    <w:p>
-      <w:r>
-        <w:rPr>
-          <w:b/>
-        </w:rPr>
-        <w:t xml:space="preserve">Гамильтонов цикл найден: </w:t>
-      </w:r>
-      <w:r>
-        <w:t>{e₁, e₁₂, e₂, e₆, e₅, e₈, e₁₁, e₉, e₁₀, e₇, e₃, e₄}</w:t>
-      </w:r>
-    </w:p>
-    <w:p>
-      <w:pPr>
-        <w:pStyle w:val="Heading2"/>
-      </w:pPr>
-      <w:r>
-        <w:t>Построение графа пересечений G’</w:t>
-      </w:r>
-    </w:p>
-    <w:p>
-      <w:r>
-        <w:t>Перенумеруем вершины</w:t>
-      </w:r>
-      <w:r>
-        <w:t xml:space="preserve"> графа так, чтобы ребра Гамильтонова цикла были внешними:</w:t>
-      </w:r>
-    </w:p>
-    <w:tbl>
-      <w:tblPr>
-        <w:tblStyle w:val="TableGrid"/>
-        <w:tblW w:w="0" w:type="auto"/>
-        <w:tblLook w:val="04A0" w:firstRow="1" w:lastRow="0" w:firstColumn="1" w:lastColumn="0" w:noHBand="0" w:noVBand="1"/>
-      </w:tblPr>
-      <w:tblGrid>
-        <w:gridCol w:w="843"/>
-        <w:gridCol w:w="665"/>
-        <w:gridCol w:w="665"/>
-        <w:gridCol w:w="665"/>
-        <w:gridCol w:w="665"/>
-        <w:gridCol w:w="665"/>
-        <w:gridCol w:w="665"/>
-        <w:gridCol w:w="665"/>
-        <w:gridCol w:w="665"/>
-        <w:gridCol w:w="665"/>
-        <w:gridCol w:w="665"/>
-        <w:gridCol w:w="665"/>
-        <w:gridCol w:w="665"/>
-      </w:tblGrid>
-      <w:tr>
-        <w:tc>
-          <w:tcPr>
-            <w:tcW w:w="665" w:type="dxa"/>
-          </w:tcPr>
-          <w:p>
-            <w:r>
-              <w:t>До</w:t>
-            </w:r>
-          </w:p>
-        </w:tc>
-        <w:tc>
-          <w:tcPr>
-            <w:tcW w:w="665" w:type="dxa"/>
-          </w:tcPr>
-          <w:p>
-            <w:r>
-              <w:t>e1</w:t>
-            </w:r>
-          </w:p>
-        </w:tc>
-        <w:tc>
-          <w:tcPr>
-            <w:tcW w:w="665" w:type="dxa"/>
-          </w:tcPr>
-          <w:p>
-            <w:r>
-              <w:t>e12</w:t>
-            </w:r>
-          </w:p>
-        </w:tc>
-        <w:tc>
-          <w:tcPr>
-            <w:tcW w:w="665" w:type="dxa"/>
-          </w:tcPr>
-          <w:p>
-            <w:r>
-              <w:t>e2</w:t>
-            </w:r>
-          </w:p>
-        </w:tc>
-        <w:tc>
-          <w:tcPr>
-            <w:tcW w:w="665" w:type="dxa"/>
-          </w:tcPr>
-          <w:p>
-            <w:r>
-              <w:t>e6</w:t>
-            </w:r>
-          </w:p>
-        </w:tc>
-        <w:tc>
-          <w:tcPr>
-            <w:tcW w:w="665" w:type="dxa"/>
-          </w:tcPr>
-          <w:p>
-            <w:r>
-              <w:t>e5</w:t>
-            </w:r>
-          </w:p>
-        </w:tc>
-        <w:tc>
-          <w:tcPr>
-            <w:tcW w:w="665" w:type="dxa"/>
-          </w:tcPr>
-          <w:p>
-            <w:r>
-              <w:t>e8</w:t>
-            </w:r>
-          </w:p>
-        </w:tc>
-        <w:tc>
-          <w:tcPr>
-            <w:tcW w:w="665" w:type="dxa"/>
-          </w:tcPr>
-          <w:p>
-            <w:r>
-              <w:t>e11</w:t>
-            </w:r>
-          </w:p>
-        </w:tc>
-        <w:tc>
-          <w:tcPr>
-            <w:tcW w:w="665" w:type="dxa"/>
-          </w:tcPr>
-          <w:p>
-            <w:r>
-              <w:t>e9</w:t>
-            </w:r>
-          </w:p>
-        </w:tc>
-        <w:tc>
-          <w:tcPr>
-            <w:tcW w:w="665" w:type="dxa"/>
-          </w:tcPr>
-          <w:p>
-            <w:r>
-              <w:t>e10</w:t>
-            </w:r>
-          </w:p>
-        </w:tc>
-        <w:tc>
-          <w:tcPr>
-            <w:tcW w:w="665" w:type="dxa"/>
-          </w:tcPr>
-          <w:p>
-            <w:r>
-              <w:t>e7</w:t>
-            </w:r>
-          </w:p>
-        </w:tc>
-        <w:tc>
-          <w:tcPr>
-            <w:tcW w:w="665" w:type="dxa"/>
-          </w:tcPr>
-          <w:p>
-            <w:r>
-              <w:t>e3</w:t>
-            </w:r>
-          </w:p>
-        </w:tc>
-        <w:tc>
-          <w:tcPr>
-            <w:tcW w:w="665" w:type="dxa"/>
-          </w:tcPr>
-          <w:p>
-            <w:r>
-              <w:t>e4</w:t>
-            </w:r>
-          </w:p>
-        </w:tc>
-      </w:tr>
-      <w:tr>
-        <w:tc>
-          <w:tcPr>
-            <w:tcW w:w="665" w:type="dxa"/>
-          </w:tcPr>
-          <w:p>
-            <w:r>
-              <w:lastRenderedPageBreak/>
-              <w:t>После</w:t>
-            </w:r>
-          </w:p>
-        </w:tc>
-        <w:tc>
-          <w:tcPr>
-            <w:tcW w:w="665" w:type="dxa"/>
-          </w:tcPr>
-          <w:p>
-            <w:r>
-              <w:t>v1</w:t>
-            </w:r>
-          </w:p>
-        </w:tc>
-        <w:tc>
-          <w:tcPr>
-            <w:tcW w:w="665" w:type="dxa"/>
-          </w:tcPr>
-          <w:p>
-            <w:r>
-              <w:t>v2</w:t>
-            </w:r>
-          </w:p>
-        </w:tc>
-        <w:tc>
-          <w:tcPr>
-            <w:tcW w:w="665" w:type="dxa"/>
-          </w:tcPr>
-          <w:p>
-            <w:r>
-              <w:t>v3</w:t>
-            </w:r>
-          </w:p>
-        </w:tc>
-        <w:tc>
-          <w:tcPr>
-            <w:tcW w:w="665" w:type="dxa"/>
-          </w:tcPr>
-          <w:p>
-            <w:r>
-              <w:t>v4</w:t>
-            </w:r>
-          </w:p>
-        </w:tc>
-        <w:tc>
-          <w:tcPr>
-            <w:tcW w:w="665" w:type="dxa"/>
-          </w:tcPr>
-          <w:p>
-            <w:r>
-              <w:t>v5</w:t>
-            </w:r>
-          </w:p>
-        </w:tc>
-        <w:tc>
-          <w:tcPr>
-            <w:tcW w:w="665" w:type="dxa"/>
-          </w:tcPr>
-          <w:p>
-            <w:r>
-              <w:t>v6</w:t>
-            </w:r>
-          </w:p>
-        </w:tc>
-        <w:tc>
-          <w:tcPr>
-            <w:tcW w:w="665" w:type="dxa"/>
-          </w:tcPr>
-          <w:p>
-            <w:r>
-              <w:t>v7</w:t>
-            </w:r>
-          </w:p>
-        </w:tc>
-        <w:tc>
-          <w:tcPr>
-            <w:tcW w:w="665" w:type="dxa"/>
-          </w:tcPr>
-          <w:p>
-            <w:r>
-              <w:t>v8</w:t>
-            </w:r>
-          </w:p>
-        </w:tc>
-        <w:tc>
-          <w:tcPr>
-            <w:tcW w:w="665" w:type="dxa"/>
-          </w:tcPr>
-          <w:p>
-            <w:r>
-              <w:t>v9</w:t>
-            </w:r>
-          </w:p>
-        </w:tc>
-        <w:tc>
-          <w:tcPr>
-            <w:tcW w:w="665" w:type="dxa"/>
-          </w:tcPr>
-          <w:p>
-            <w:r>
-              <w:t>v10</w:t>
-            </w:r>
-          </w:p>
-        </w:tc>
-        <w:tc>
-          <w:tcPr>
-            <w:tcW w:w="665" w:type="dxa"/>
-          </w:tcPr>
-          <w:p>
-            <w:r>
-              <w:t>v11</w:t>
-            </w:r>
-          </w:p>
-        </w:tc>
-        <w:tc>
-          <w:tcPr>
-            <w:tcW w:w="665" w:type="dxa"/>
-          </w:tcPr>
-          <w:p>
-            <w:r>
-              <w:t>v12</w:t>
-            </w:r>
-          </w:p>
-        </w:tc>
-      </w:tr>
-      <w:tr>
-        <w:tc>
-          <w:tcPr>
-            <w:tcW w:w="665" w:type="dxa"/>
-          </w:tcPr>
-          <w:p/>
-        </w:tc>
-        <w:tc>
-          <w:tcPr>
-            <w:tcW w:w="665" w:type="dxa"/>
-          </w:tcPr>
-          <w:p/>
-        </w:tc>
-        <w:tc>
-          <w:tcPr>
-            <w:tcW w:w="665" w:type="dxa"/>
-          </w:tcPr>
-          <w:p/>
-        </w:tc>
-        <w:tc>
-          <w:tcPr>
-            <w:tcW w:w="665" w:type="dxa"/>
-          </w:tcPr>
-          <w:p/>
-        </w:tc>
-        <w:tc>
-          <w:tcPr>
-            <w:tcW w:w="665" w:type="dxa"/>
-          </w:tcPr>
-          <w:p/>
-        </w:tc>
-        <w:tc>
-          <w:tcPr>
-            <w:tcW w:w="665" w:type="dxa"/>
-          </w:tcPr>
-          <w:p/>
-        </w:tc>
-        <w:tc>
-          <w:tcPr>
-            <w:tcW w:w="665" w:type="dxa"/>
-          </w:tcPr>
-          <w:p/>
-        </w:tc>
-        <w:tc>
-          <w:tcPr>
-            <w:tcW w:w="665" w:type="dxa"/>
-          </w:tcPr>
-          <w:p/>
-        </w:tc>
-        <w:tc>
-          <w:tcPr>
-            <w:tcW w:w="665" w:type="dxa"/>
-          </w:tcPr>
-          <w:p/>
-        </w:tc>
-        <w:tc>
-          <w:tcPr>
-            <w:tcW w:w="665" w:type="dxa"/>
-          </w:tcPr>
-          <w:p/>
-        </w:tc>
-        <w:tc>
-          <w:tcPr>
-            <w:tcW w:w="665" w:type="dxa"/>
-          </w:tcPr>
-          <w:p/>
-        </w:tc>
-        <w:tc>
-          <w:tcPr>
-            <w:tcW w:w="665" w:type="dxa"/>
-          </w:tcPr>
-          <w:p/>
-        </w:tc>
-        <w:tc>
-          <w:tcPr>
-            <w:tcW w:w="665" w:type="dxa"/>
-          </w:tcPr>
-          <w:p/>
-        </w:tc>
-      </w:tr>
-    </w:tbl>
-    <w:p>
-      <w:r>
-        <w:t>Определим внутренние ребра (хорды):</w:t>
-      </w:r>
-    </w:p>
-    <w:p>
-      <w:r>
-        <w:t xml:space="preserve">p₁,₆=(v₁,v₆), p₁,₉=(v₁,v₉), p₁,₇=(v₁,v₇), p₃,₈=(v₃,v₈), </w:t>
-      </w:r>
-      <w:r>
-        <w:t>p₄,₁₂=(v₄,v₁₂), p₆,₁₁=(v₆,v₁₁), p₈,₁₂=(v₈,v₁₂), p₂,₉=(v₂,v₉), p₂,₁₂=(v₂,v₁₂).</w:t>
-      </w:r>
-    </w:p>
-    <w:p>
-      <w:pPr>
-        <w:pStyle w:val="Heading3"/>
-      </w:pPr>
-      <w:r>
-        <w:t>Матрица смежности графа пересечений G’ (фрагмент)</w:t>
-      </w:r>
-    </w:p>
-    <w:tbl>
-      <w:tblPr>
-        <w:tblStyle w:val="TableGrid"/>
-        <w:tblW w:w="0" w:type="auto"/>
-        <w:tblLook w:val="04A0" w:firstRow="1" w:lastRow="0" w:firstColumn="1" w:lastColumn="0" w:noHBand="0" w:noVBand="1"/>
-      </w:tblPr>
-      <w:tblGrid>
-        <w:gridCol w:w="864"/>
-        <w:gridCol w:w="864"/>
-        <w:gridCol w:w="864"/>
-        <w:gridCol w:w="864"/>
-        <w:gridCol w:w="864"/>
-        <w:gridCol w:w="864"/>
-        <w:gridCol w:w="864"/>
-        <w:gridCol w:w="864"/>
-        <w:gridCol w:w="864"/>
-        <w:gridCol w:w="864"/>
-      </w:tblGrid>
-      <w:tr>
-        <w:tc>
-          <w:tcPr>
-            <w:tcW w:w="864" w:type="dxa"/>
-          </w:tcPr>
-          <w:p/>
-        </w:tc>
-        <w:tc>
-          <w:tcPr>
-            <w:tcW w:w="864" w:type="dxa"/>
-          </w:tcPr>
-          <w:p>
-            <w:r>
-              <w:t>p1,6</w:t>
-            </w:r>
-          </w:p>
-        </w:tc>
-        <w:tc>
-          <w:tcPr>
-            <w:tcW w:w="864" w:type="dxa"/>
-          </w:tcPr>
-          <w:p>
-            <w:r>
-              <w:t>p1,9</w:t>
-            </w:r>
-          </w:p>
-        </w:tc>
-        <w:tc>
-          <w:tcPr>
-            <w:tcW w:w="864" w:type="dxa"/>
-          </w:tcPr>
-          <w:p>
-            <w:r>
-              <w:t>p1,7</w:t>
-            </w:r>
-          </w:p>
-        </w:tc>
-        <w:tc>
-          <w:tcPr>
-            <w:tcW w:w="864" w:type="dxa"/>
-          </w:tcPr>
-          <w:p>
-            <w:r>
-              <w:t>p3,8</w:t>
-            </w:r>
-          </w:p>
-        </w:tc>
-        <w:tc>
-          <w:tcPr>
-            <w:tcW w:w="864" w:type="dxa"/>
-          </w:tcPr>
-          <w:p>
-            <w:r>
-              <w:t>p4,12</w:t>
-            </w:r>
-          </w:p>
-        </w:tc>
-        <w:tc>
-          <w:tcPr>
-            <w:tcW w:w="864" w:type="dxa"/>
-          </w:tcPr>
-          <w:p>
-            <w:r>
-              <w:t>p6,11</w:t>
-            </w:r>
-          </w:p>
-        </w:tc>
-        <w:tc>
-          <w:tcPr>
-            <w:tcW w:w="864" w:type="dxa"/>
-          </w:tcPr>
-          <w:p>
-            <w:r>
-              <w:t>p8,12</w:t>
-            </w:r>
-          </w:p>
-        </w:tc>
-        <w:tc>
-          <w:tcPr>
-            <w:tcW w:w="864" w:type="dxa"/>
-          </w:tcPr>
-          <w:p>
-            <w:r>
-              <w:t>p2,9</w:t>
-            </w:r>
-          </w:p>
-        </w:tc>
-        <w:tc>
-          <w:tcPr>
-            <w:tcW w:w="864" w:type="dxa"/>
-          </w:tcPr>
-          <w:p>
-            <w:r>
-              <w:t>p2,12</w:t>
-            </w:r>
-          </w:p>
-        </w:tc>
-      </w:tr>
-      <w:tr>
-        <w:tc>
-          <w:tcPr>
-            <w:tcW w:w="864" w:type="dxa"/>
-          </w:tcPr>
-          <w:p>
-            <w:r>
-              <w:t>p1,6</w:t>
-            </w:r>
-          </w:p>
-        </w:tc>
-        <w:tc>
-          <w:tcPr>
-            <w:tcW w:w="864" w:type="dxa"/>
-          </w:tcPr>
-          <w:p>
-            <w:r>
-              <w:t>0</w:t>
-            </w:r>
-          </w:p>
-        </w:tc>
-        <w:tc>
-          <w:tcPr>
-            <w:tcW w:w="864" w:type="dxa"/>
-          </w:tcPr>
-          <w:p/>
-        </w:tc>
-        <w:tc>
-          <w:tcPr>
-            <w:tcW w:w="864" w:type="dxa"/>
-          </w:tcPr>
-          <w:p/>
-        </w:tc>
-        <w:tc>
-          <w:tcPr>
-            <w:tcW w:w="864" w:type="dxa"/>
-          </w:tcPr>
-          <w:p>
-            <w:r>
-              <w:t>1</w:t>
-            </w:r>
-          </w:p>
-        </w:tc>
-        <w:tc>
-          <w:tcPr>
-            <w:tcW w:w="864" w:type="dxa"/>
-          </w:tcPr>
-          <w:p>
-            <w:r>
-              <w:t>1</w:t>
-            </w:r>
-          </w:p>
-        </w:tc>
-        <w:tc>
-          <w:tcPr>
-            <w:tcW w:w="864" w:type="dxa"/>
-          </w:tcPr>
-          <w:p/>
-        </w:tc>
-        <w:tc>
-          <w:tcPr>
-            <w:tcW w:w="864" w:type="dxa"/>
-          </w:tcPr>
-          <w:p/>
-        </w:tc>
-        <w:tc>
-          <w:tcPr>
-            <w:tcW w:w="864" w:type="dxa"/>
-          </w:tcPr>
-          <w:p/>
-        </w:tc>
-        <w:tc>
-          <w:tcPr>
-            <w:tcW w:w="864" w:type="dxa"/>
-          </w:tcPr>
-          <w:p>
-            <w:r>
-              <w:t>1</w:t>
-            </w:r>
-          </w:p>
-        </w:tc>
-      </w:tr>
-      <w:tr>
-        <w:tc>
-          <w:tcPr>
-            <w:tcW w:w="864" w:type="dxa"/>
-          </w:tcPr>
-          <w:p>
-            <w:r>
-              <w:t>p1,9</w:t>
-            </w:r>
-          </w:p>
-        </w:tc>
-        <w:tc>
-          <w:tcPr>
-            <w:tcW w:w="864" w:type="dxa"/>
-          </w:tcPr>
-          <w:p/>
-        </w:tc>
-        <w:tc>
-          <w:tcPr>
-            <w:tcW w:w="864" w:type="dxa"/>
-          </w:tcPr>
-          <w:p>
-            <w:r>
-              <w:t>0</w:t>
-            </w:r>
-          </w:p>
-        </w:tc>
-        <w:tc>
-          <w:tcPr>
-            <w:tcW w:w="864" w:type="dxa"/>
-          </w:tcPr>
-          <w:p/>
-        </w:tc>
-        <w:tc>
-          <w:tcPr>
-            <w:tcW w:w="864" w:type="dxa"/>
-          </w:tcPr>
-          <w:p>
-            <w:r>
-              <w:t>1</w:t>
-            </w:r>
-          </w:p>
-        </w:tc>
-        <w:tc>
-          <w:tcPr>
-            <w:tcW w:w="864" w:type="dxa"/>
-          </w:tcPr>
-          <w:p>
-            <w:r>
-              <w:t>1</w:t>
-            </w:r>
-          </w:p>
-        </w:tc>
-        <w:tc>
-          <w:tcPr>
-            <w:tcW w:w="864" w:type="dxa"/>
-          </w:tcPr>
-          <w:p>
-            <w:r>
-              <w:t>1</w:t>
-            </w:r>
-          </w:p>
-        </w:tc>
-        <w:tc>
-          <w:tcPr>
-            <w:tcW w:w="864" w:type="dxa"/>
-          </w:tcPr>
-          <w:p>
-            <w:r>
-              <w:t>1</w:t>
-            </w:r>
-          </w:p>
-        </w:tc>
-        <w:tc>
-          <w:tcPr>
-            <w:tcW w:w="864" w:type="dxa"/>
-          </w:tcPr>
-          <w:p/>
-        </w:tc>
-        <w:tc>
-          <w:tcPr>
-            <w:tcW w:w="864" w:type="dxa"/>
-          </w:tcPr>
-          <w:p>
-            <w:r>
-              <w:t>1</w:t>
-            </w:r>
-          </w:p>
-        </w:tc>
-      </w:tr>
-      <w:tr>
-        <w:tc>
-          <w:tcPr>
-            <w:tcW w:w="864" w:type="dxa"/>
-          </w:tcPr>
-          <w:p>
-            <w:r>
-              <w:t>p1,7</w:t>
-            </w:r>
-          </w:p>
-        </w:tc>
-        <w:tc>
-          <w:tcPr>
-            <w:tcW w:w="864" w:type="dxa"/>
-          </w:tcPr>
-          <w:p/>
-        </w:tc>
-        <w:tc>
-          <w:tcPr>
-            <w:tcW w:w="864" w:type="dxa"/>
-          </w:tcPr>
-          <w:p/>
-        </w:tc>
-        <w:tc>
-          <w:tcPr>
-            <w:tcW w:w="864" w:type="dxa"/>
-          </w:tcPr>
-          <w:p>
-            <w:r>
-              <w:t>0</w:t>
-            </w:r>
-          </w:p>
-        </w:tc>
-        <w:tc>
-          <w:tcPr>
-            <w:tcW w:w="864" w:type="dxa"/>
-          </w:tcPr>
-          <w:p>
-            <w:r>
-              <w:t>1</w:t>
-            </w:r>
-          </w:p>
-        </w:tc>
-        <w:tc>
-          <w:tcPr>
-            <w:tcW w:w="864" w:type="dxa"/>
-          </w:tcPr>
-          <w:p>
-            <w:r>
-              <w:t>1</w:t>
-            </w:r>
-          </w:p>
-        </w:tc>
-        <w:tc>
-          <w:tcPr>
-            <w:tcW w:w="864" w:type="dxa"/>
-          </w:tcPr>
-          <w:p>
-            <w:r>
-              <w:t>1</w:t>
-            </w:r>
-          </w:p>
-        </w:tc>
-        <w:tc>
-          <w:tcPr>
-            <w:tcW w:w="864" w:type="dxa"/>
-          </w:tcPr>
-          <w:p>
-            <w:r>
-              <w:t>1</w:t>
-            </w:r>
-          </w:p>
-        </w:tc>
-        <w:tc>
-          <w:tcPr>
-            <w:tcW w:w="864" w:type="dxa"/>
-          </w:tcPr>
-          <w:p>
-            <w:r>
-              <w:t>1</w:t>
-            </w:r>
-          </w:p>
-        </w:tc>
-        <w:tc>
-          <w:tcPr>
-            <w:tcW w:w="864" w:type="dxa"/>
-          </w:tcPr>
-          <w:p>
-            <w:r>
-              <w:t>1</w:t>
-            </w:r>
-          </w:p>
-        </w:tc>
-      </w:tr>
-      <w:tr>
-        <w:tc>
-          <w:tcPr>
-            <w:tcW w:w="864" w:type="dxa"/>
-          </w:tcPr>
-          <w:p>
-            <w:r>
-              <w:t>p3,8</w:t>
-            </w:r>
-          </w:p>
-        </w:tc>
-        <w:tc>
-          <w:tcPr>
-            <w:tcW w:w="864" w:type="dxa"/>
-          </w:tcPr>
-          <w:p>
-            <w:r>
-              <w:t>1</w:t>
-            </w:r>
-          </w:p>
-        </w:tc>
-        <w:tc>
-          <w:tcPr>
-            <w:tcW w:w="864" w:type="dxa"/>
-          </w:tcPr>
-          <w:p>
-            <w:r>
-              <w:t>1</w:t>
-            </w:r>
-          </w:p>
-        </w:tc>
-        <w:tc>
-          <w:tcPr>
-            <w:tcW w:w="864" w:type="dxa"/>
-          </w:tcPr>
-          <w:p>
-            <w:r>
-              <w:t>1</w:t>
-            </w:r>
-          </w:p>
-        </w:tc>
-        <w:tc>
-          <w:tcPr>
-            <w:tcW w:w="864" w:type="dxa"/>
-          </w:tcPr>
-          <w:p>
-            <w:r>
-              <w:t>0</w:t>
-            </w:r>
-          </w:p>
-        </w:tc>
-        <w:tc>
-          <w:tcPr>
-            <w:tcW w:w="864" w:type="dxa"/>
-          </w:tcPr>
-          <w:p>
-            <w:r>
-              <w:t>1</w:t>
-            </w:r>
-          </w:p>
-        </w:tc>
-        <w:tc>
-          <w:tcPr>
-            <w:tcW w:w="864" w:type="dxa"/>
-          </w:tcPr>
-          <w:p>
-            <w:r>
-              <w:t>1</w:t>
-            </w:r>
-          </w:p>
-        </w:tc>
-        <w:tc>
-          <w:tcPr>
-            <w:tcW w:w="864" w:type="dxa"/>
-          </w:tcPr>
-          <w:p/>
-        </w:tc>
-        <w:tc>
-          <w:tcPr>
-            <w:tcW w:w="864" w:type="dxa"/>
-          </w:tcPr>
-          <w:p>
-            <w:r>
-              <w:t>1</w:t>
-            </w:r>
-          </w:p>
-        </w:tc>
-        <w:tc>
-          <w:tcPr>
-            <w:tcW w:w="864" w:type="dxa"/>
-          </w:tcPr>
-          <w:p/>
-        </w:tc>
-      </w:tr>
-      <w:tr>
-        <w:tc>
-          <w:tcPr>
-            <w:tcW w:w="864" w:type="dxa"/>
-          </w:tcPr>
-          <w:p>
-            <w:r>
-              <w:t>p4,12</w:t>
-            </w:r>
-          </w:p>
-        </w:tc>
-        <w:tc>
-          <w:tcPr>
-            <w:tcW w:w="864" w:type="dxa"/>
-          </w:tcPr>
-          <w:p>
-            <w:r>
-              <w:t>1</w:t>
-            </w:r>
-          </w:p>
-        </w:tc>
-        <w:tc>
-          <w:tcPr>
-            <w:tcW w:w="864" w:type="dxa"/>
-          </w:tcPr>
-          <w:p>
-            <w:r>
-              <w:t>1</w:t>
-            </w:r>
-          </w:p>
-        </w:tc>
-        <w:tc>
-          <w:tcPr>
-            <w:tcW w:w="864" w:type="dxa"/>
-          </w:tcPr>
-          <w:p>
-            <w:r>
-              <w:t>1</w:t>
-            </w:r>
-          </w:p>
-        </w:tc>
-        <w:tc>
-          <w:tcPr>
-            <w:tcW w:w="864" w:type="dxa"/>
-          </w:tcPr>
-          <w:p>
-            <w:r>
-              <w:t>1</w:t>
-            </w:r>
-          </w:p>
-        </w:tc>
-        <w:tc>
-          <w:tcPr>
-            <w:tcW w:w="864" w:type="dxa"/>
-          </w:tcPr>
-          <w:p>
-            <w:r>
-              <w:t>0</w:t>
-            </w:r>
-          </w:p>
-        </w:tc>
-        <w:tc>
-          <w:tcPr>
-            <w:tcW w:w="864" w:type="dxa"/>
-          </w:tcPr>
-          <w:p>
-            <w:r>
-              <w:t>1</w:t>
-            </w:r>
-          </w:p>
-        </w:tc>
-        <w:tc>
-          <w:tcPr>
-            <w:tcW w:w="864" w:type="dxa"/>
-          </w:tcPr>
-          <w:p/>
-        </w:tc>
-        <w:tc>
-          <w:tcPr>
-            <w:tcW w:w="864" w:type="dxa"/>
-          </w:tcPr>
-          <w:p>
-            <w:r>
-              <w:t>1</w:t>
-            </w:r>
-          </w:p>
-        </w:tc>
-        <w:tc>
-          <w:tcPr>
-            <w:tcW w:w="864" w:type="dxa"/>
-          </w:tcPr>
-          <w:p/>
-        </w:tc>
-      </w:tr>
-    </w:tbl>
-    <w:p>
-      <w:pPr>
-        <w:pStyle w:val="Heading2"/>
-      </w:pPr>
-      <w:r>
-        <w:t>Построение семейства максимально устойчивых множеств</w:t>
-      </w:r>
-    </w:p>
-    <w:p>
-      <w:r>
-        <w:t>Рассматриваем строку r₁:</w:t>
-      </w:r>
-    </w:p>
-    <w:p>
-      <w:pPr>
-        <w:pStyle w:val="ListBullet"/>
-      </w:pPr>
-      <w:r>
-        <w:t>J(j) = {4, 5, 9}</w:t>
-      </w:r>
-    </w:p>
-    <w:p>
-      <w:pPr>
-        <w:pStyle w:val="ListBullet"/>
-      </w:pPr>
-      <w:r>
-        <w:t>M₁,₄ = r₁ ∨ r₄ = 110011110011 ∨ 011000100100 = 111011110111</w:t>
-      </w:r>
-    </w:p>
-    <w:p>
-      <w:pPr>
-        <w:pStyle w:val="ListBullet"/>
-      </w:pPr>
-      <w:r>
-        <w:t>M₁,₄,₅ = M₁,₄ ∨ r₅ = 111011110111 ∨ 000001011111 = 111111111111</w:t>
-      </w:r>
-    </w:p>
-    <w:p>
-      <w:pPr>
-        <w:pStyle w:val="ListBullet"/>
-      </w:pPr>
-      <w:r>
-        <w:t xml:space="preserve">Все </w:t>
-      </w:r>
-      <w:r>
-        <w:t>элементы равны 1. Построено ψ₁ = {u₁,₆, u₃,₈, u₄,₁₂}</w:t>
-      </w:r>
-    </w:p>
-    <w:p>
-      <w:r>
-        <w:t>Рассматриваем строку r₂:</w:t>
-      </w:r>
-    </w:p>
-    <w:p>
-      <w:pPr>
-        <w:pStyle w:val="ListBullet"/>
-      </w:pPr>
-      <w:r>
-        <w:t>J(j) = {4, 5, 6, 7, 9}</w:t>
-      </w:r>
-    </w:p>
-    <w:p>
-      <w:pPr>
-        <w:pStyle w:val="ListBullet"/>
-      </w:pPr>
-      <w:r>
-        <w:t>M₂,₄,₅,₆,₇ = r₂ ∨ r₄ ∨ r₅ ∨ r₆ ∨ r₇ = … = 111111111111</w:t>
-      </w:r>
-    </w:p>
-    <w:p>
-      <w:pPr>
-        <w:pStyle w:val="ListBullet"/>
-      </w:pPr>
-      <w:r>
-        <w:t>Все элементы равны 1. Построено ψ₂ = {u₁,₉, u₆,₁₁, u₈,₁₂, u₂,₁₂}</w:t>
-      </w:r>
-    </w:p>
-    <w:p>
-      <w:pPr>
-        <w:pStyle w:val="Heading2"/>
-      </w:pPr>
-      <w:r>
-        <w:t>Выделение из G’ максимального двудо</w:t>
-      </w:r>
-      <w:r>
-        <w:t>льного подграфа H’</w:t>
-      </w:r>
-    </w:p>
-    <w:p>
-      <w:r>
-        <w:t>α₁,₂ = |ψ₁| + |ψ₂| - |ψ₁ ∩ ψ₂| = 3 + 4 - 0 = 7</w:t>
-      </w:r>
-    </w:p>
-    <w:p>
-      <w:r>
-        <w:t>max[αγ,δ] = α₁,₂ = 7</w:t>
-      </w:r>
-    </w:p>
-    <w:p>
-      <w:r>
-        <w:t>Распределение ребер:</w:t>
-      </w:r>
-    </w:p>
-    <w:p>
-      <w:pPr>
-        <w:pStyle w:val="ListBullet"/>
-      </w:pPr>
-      <w:r>
-        <w:t>Множество ψ₁ — проводим внутри гамильтонова цикла.</w:t>
-      </w:r>
-    </w:p>
-    <w:p>
-      <w:pPr>
-        <w:pStyle w:val="ListBullet"/>
-      </w:pPr>
-      <w:r>
-        <w:t>Множество ψ₂ — проводим снаружи гамильтонова цикла.</w:t>
-      </w:r>
-    </w:p>
-    <w:p>
-      <w:pPr>
-        <w:pStyle w:val="Heading2"/>
-      </w:pPr>
-      <w:r>
-        <w:t>Реализация в двух слоях</w:t>
-      </w:r>
-    </w:p>
-    <w:p>
-      <w:pPr/>
-      <w:r>
-        <w:rPr>
-          <w:b w:val="0"/>
-          <w:sz w:val="24"/>
-        </w:rPr>
-        <w:t>В суграфе H₁ ψ₁ расположено внутри гамильтонова цикла, ψ₂ — снаружи.</w:t>
-      </w:r>
-    </w:p>
-    <w:p>
-      <w:pPr/>
-      <w:r>
-        <w:rPr>
-          <w:b/>
-          <w:sz w:val="24"/>
-        </w:rPr>
-        <w:t>Суграф H₁: ψ₁ = {p₁,₆, p₁,₇, p₃,₈, p₄,₁₂} — хорды внутри:</w:t>
-      </w:r>
-    </w:p>
-    <w:p>
-      <w:pPr>
-        <w:jc w:val="center"/>
-      </w:pPr>
-      <w:r>
-        <w:drawing>
-          <wp:inline xmlns:a="http://schemas.openxmlformats.org/drawingml/2006/main" xmlns:pic="http://schemas.openxmlformats.org/drawingml/2006/picture">
-            <wp:extent cx="4114800" cy="4114800"/>
-            <wp:docPr id="1" name="Picture 1"/>
-            <wp:cNvGraphicFramePr>
-              <a:graphicFrameLocks noChangeAspect="1"/>
-            </wp:cNvGraphicFramePr>
-            <a:graphic>
-              <a:graphicData uri="http://schemas.openxmlformats.org/drawingml/2006/picture">
-                <pic:pic>
-                  <pic:nvPicPr>
-                    <pic:cNvPr id="0" name="H1.png"/>
-                    <pic:cNvPicPr/>
-                  </pic:nvPicPr>
-                  <pic:blipFill>
-                    <a:blip r:embed="rId12"/>
-                    <a:stretch>
-                      <a:fillRect/>
-                    </a:stretch>
-                  </pic:blipFill>
-                  <pic:spPr>
-                    <a:xfrm>
-                      <a:off x="0" y="0"/>
-                      <a:ext cx="4114800" cy="4114800"/>
-                    </a:xfrm>
-                    <a:prstGeom prst="rect"/>
-                  </pic:spPr>
-                </pic:pic>
-              </a:graphicData>
-            </a:graphic>
-          </wp:inline>
-        </w:drawing>
-      </w:r>
-    </w:p>
-    <w:p>
-      <w:pPr/>
-      <w:r>
-        <w:rPr>
-          <w:b/>
-          <w:sz w:val="24"/>
-        </w:rPr>
-        <w:t>Суграф H₂: ψ₂ = {p₁,₉, p₂,₉, p₂,₁₂, p₆,₁₁, p₈,₁₂} — хорды снаружи:</w:t>
-      </w:r>
-    </w:p>
-    <w:p>
-      <w:pPr>
-        <w:jc w:val="center"/>
-      </w:pPr>
-      <w:r>
-        <w:drawing>
-          <wp:inline xmlns:a="http://schemas.openxmlformats.org/drawingml/2006/main" xmlns:pic="http://schemas.openxmlformats.org/drawingml/2006/picture">
-            <wp:extent cx="4114800" cy="4114800"/>
-            <wp:docPr id="2" name="Picture 2"/>
-            <wp:cNvGraphicFramePr>
-              <a:graphicFrameLocks noChangeAspect="1"/>
-            </wp:cNvGraphicFramePr>
-            <a:graphic>
-              <a:graphicData uri="http://schemas.openxmlformats.org/drawingml/2006/picture">
-                <pic:pic>
-                  <pic:nvPicPr>
-                    <pic:cNvPr id="0" name="H2.png"/>
-                    <pic:cNvPicPr/>
-                  </pic:nvPicPr>
-                  <pic:blipFill>
-                    <a:blip r:embed="rId13"/>
-                    <a:stretch>
-                      <a:fillRect/>
-                    </a:stretch>
-                  </pic:blipFill>
-                  <pic:spPr>
-                    <a:xfrm>
-                      <a:off x="0" y="0"/>
-                      <a:ext cx="4114800" cy="4114800"/>
-                    </a:xfrm>
-                    <a:prstGeom prst="rect"/>
-                  </pic:spPr>
-                </pic:pic>
-              </a:graphicData>
-            </a:graphic>
-          </wp:inline>
-        </w:drawing>
-      </w:r>
-    </w:p>
-    <w:p>
-      <w:pPr/>
-    </w:p>
-    <w:p>
-      <w:r>
-        <w:rPr>
-          <w:b/>
-        </w:rPr>
-        <w:t xml:space="preserve">Вывод: </w:t>
-      </w:r>
-      <w:r>
-        <w:t xml:space="preserve">Все выбранные хорды графа реализованы </w:t>
-      </w:r>
-      <w:r>
-        <w:t>в двух слоях. Толщина графа при данных условиях равна 2.</w:t>
+      <w:r>
+        <w:rPr>
+          <w:rFonts w:ascii="Arial" w:hAnsi="Arial" w:cs="Arial"/>
+          <w:color w:val="000000"/>
+        </w:rPr>
+        <w:t xml:space="preserve">Включаем в </w:t>
+      </w:r>
+      <w:r>
+        <w:rPr>
+          <w:rStyle w:val="mi"/>
+          <w:rFonts w:ascii="MathJax_Math-italic" w:hAnsi="MathJax_Math-italic" w:cs="Arial"/>
+          <w:color w:val="000000"/>
+          <w:sz w:val="31"/>
+          <w:szCs w:val="31"/>
+          <w:bdr w:val="none" w:sz="0" w:space="0" w:color="auto" w:frame="1"/>
+        </w:rPr>
+        <w:t>S</w:t>
+      </w:r>
+      <w:r>
+        <w:rPr>
+          <w:rFonts w:ascii="Arial" w:hAnsi="Arial" w:cs="Arial"/>
+          <w:color w:val="000000"/>
+        </w:rPr>
+        <w:t xml:space="preserve"> вершину </w:t>
+      </w:r>
+      <w:r>
+        <w:rPr>
+          <w:rStyle w:val="mi"/>
+          <w:rFonts w:ascii="MathJax_Math-italic" w:hAnsi="MathJax_Math-italic" w:cs="Arial"/>
+          <w:color w:val="000000"/>
+          <w:sz w:val="31"/>
+          <w:szCs w:val="31"/>
+          <w:bdr w:val="none" w:sz="0" w:space="0" w:color="auto" w:frame="1"/>
+        </w:rPr>
+        <w:t>x</w:t>
+      </w:r>
+      <w:r>
+        <w:rPr>
+          <w:rStyle w:val="mn"/>
+          <w:rFonts w:ascii="MathJax_Main" w:hAnsi="MathJax_Main" w:cs="Arial"/>
+          <w:color w:val="000000"/>
+          <w:sz w:val="22"/>
+          <w:bdr w:val="none" w:sz="0" w:space="0" w:color="auto" w:frame="1"/>
+        </w:rPr>
+        <w:t>1</w:t>
+      </w:r>
+      <w:r>
+        <w:rPr>
+          <w:rFonts w:ascii="Arial" w:hAnsi="Arial" w:cs="Arial"/>
+          <w:color w:val="000000"/>
+        </w:rPr>
+        <w:t xml:space="preserve">. </w:t>
+      </w:r>
+      <w:r>
+        <w:rPr>
+          <w:rStyle w:val="mi"/>
+          <w:rFonts w:ascii="MathJax_Math-italic" w:hAnsi="MathJax_Math-italic" w:cs="Arial"/>
+          <w:color w:val="000000"/>
+          <w:sz w:val="31"/>
+          <w:szCs w:val="31"/>
+          <w:bdr w:val="none" w:sz="0" w:space="0" w:color="auto" w:frame="1"/>
+        </w:rPr>
+        <w:t>S</w:t>
+      </w:r>
+      <w:r>
+        <w:rPr>
+          <w:rStyle w:val="mo"/>
+          <w:rFonts w:ascii="MathJax_Main" w:hAnsi="MathJax_Main" w:cs="Arial"/>
+          <w:color w:val="000000"/>
+          <w:sz w:val="31"/>
+          <w:szCs w:val="31"/>
+          <w:bdr w:val="none" w:sz="0" w:space="0" w:color="auto" w:frame="1"/>
+        </w:rPr>
+        <w:t>={</w:t>
+      </w:r>
+      <w:r>
+        <w:rPr>
+          <w:rStyle w:val="mi"/>
+          <w:rFonts w:ascii="MathJax_Math-italic" w:hAnsi="MathJax_Math-italic" w:cs="Arial"/>
+          <w:color w:val="000000"/>
+          <w:sz w:val="31"/>
+          <w:szCs w:val="31"/>
+          <w:bdr w:val="none" w:sz="0" w:space="0" w:color="auto" w:frame="1"/>
+        </w:rPr>
+        <w:t>x</w:t>
+      </w:r>
+      <w:r>
+        <w:rPr>
+          <w:rStyle w:val="mn"/>
+          <w:rFonts w:ascii="MathJax_Main" w:hAnsi="MathJax_Main" w:cs="Arial"/>
+          <w:color w:val="000000"/>
+          <w:sz w:val="22"/>
+          <w:bdr w:val="none" w:sz="0" w:space="0" w:color="auto" w:frame="1"/>
+        </w:rPr>
+        <w:t>1</w:t>
+      </w:r>
+      <w:r>
+        <w:rPr>
+          <w:rStyle w:val="mo"/>
+          <w:rFonts w:ascii="MathJax_Main" w:hAnsi="MathJax_Main" w:cs="Arial"/>
+          <w:color w:val="000000"/>
+          <w:sz w:val="31"/>
+          <w:szCs w:val="31"/>
+          <w:bdr w:val="none" w:sz="0" w:space="0" w:color="auto" w:frame="1"/>
+        </w:rPr>
+        <w:t>}</w:t>
+      </w:r>
+      <w:r>
+        <w:rPr>
+          <w:rFonts w:ascii="Arial" w:hAnsi="Arial" w:cs="Arial"/>
+          <w:color w:val="000000"/>
+        </w:rPr>
+        <w:t xml:space="preserve"> Возможная вершина: </w:t>
+      </w:r>
+      <w:r>
+        <w:rPr>
+          <w:rStyle w:val="mi"/>
+          <w:rFonts w:ascii="MathJax_Math-italic" w:hAnsi="MathJax_Math-italic" w:cs="Arial"/>
+          <w:color w:val="000000"/>
+          <w:sz w:val="31"/>
+          <w:szCs w:val="31"/>
+          <w:bdr w:val="none" w:sz="0" w:space="0" w:color="auto" w:frame="1"/>
+        </w:rPr>
+        <w:t>x</w:t>
+      </w:r>
+      <w:r>
+        <w:rPr>
+          <w:rStyle w:val="mn"/>
+          <w:rFonts w:ascii="MathJax_Main" w:hAnsi="MathJax_Main" w:cs="Arial"/>
+          <w:color w:val="000000"/>
+          <w:sz w:val="22"/>
+          <w:bdr w:val="none" w:sz="0" w:space="0" w:color="auto" w:frame="1"/>
+        </w:rPr>
+        <w:t>3</w:t>
+      </w:r>
+      <w:r>
+        <w:rPr>
+          <w:rFonts w:ascii="Arial" w:hAnsi="Arial" w:cs="Arial"/>
+          <w:color w:val="000000"/>
+        </w:rPr>
+        <w:t xml:space="preserve">. </w:t>
+      </w:r>
+      <w:r>
+        <w:rPr>
+          <w:rStyle w:val="mi"/>
+          <w:rFonts w:ascii="MathJax_Math-italic" w:hAnsi="MathJax_Math-italic" w:cs="Arial"/>
+          <w:color w:val="000000"/>
+          <w:sz w:val="31"/>
+          <w:szCs w:val="31"/>
+          <w:bdr w:val="none" w:sz="0" w:space="0" w:color="auto" w:frame="1"/>
+        </w:rPr>
+        <w:t>S</w:t>
+      </w:r>
+      <w:r>
+        <w:rPr>
+          <w:rStyle w:val="mo"/>
+          <w:rFonts w:ascii="MathJax_Main" w:hAnsi="MathJax_Main" w:cs="Arial"/>
+          <w:color w:val="000000"/>
+          <w:sz w:val="31"/>
+          <w:szCs w:val="31"/>
+          <w:bdr w:val="none" w:sz="0" w:space="0" w:color="auto" w:frame="1"/>
+        </w:rPr>
+        <w:t>={</w:t>
+      </w:r>
+      <w:r>
+        <w:rPr>
+          <w:rStyle w:val="mi"/>
+          <w:rFonts w:ascii="MathJax_Math-italic" w:hAnsi="MathJax_Math-italic" w:cs="Arial"/>
+          <w:color w:val="000000"/>
+          <w:sz w:val="31"/>
+          <w:szCs w:val="31"/>
+          <w:bdr w:val="none" w:sz="0" w:space="0" w:color="auto" w:frame="1"/>
+        </w:rPr>
+        <w:t>x</w:t>
+      </w:r>
+      <w:r>
+        <w:rPr>
+          <w:rStyle w:val="mn"/>
+          <w:rFonts w:ascii="MathJax_Main" w:hAnsi="MathJax_Main" w:cs="Arial"/>
+          <w:color w:val="000000"/>
+          <w:sz w:val="22"/>
+          <w:bdr w:val="none" w:sz="0" w:space="0" w:color="auto" w:frame="1"/>
+        </w:rPr>
+        <w:t>1</w:t>
+      </w:r>
+      <w:r>
+        <w:rPr>
+          <w:rStyle w:val="mo"/>
+          <w:rFonts w:ascii="MathJax_Main" w:hAnsi="MathJax_Main" w:cs="Arial"/>
+          <w:color w:val="000000"/>
+          <w:sz w:val="31"/>
+          <w:szCs w:val="31"/>
+          <w:bdr w:val="none" w:sz="0" w:space="0" w:color="auto" w:frame="1"/>
+        </w:rPr>
+        <w:t>,</w:t>
+      </w:r>
+      <w:r>
+        <w:rPr>
+          <w:rStyle w:val="mi"/>
+          <w:rFonts w:ascii="MathJax_Math-italic" w:hAnsi="MathJax_Math-italic" w:cs="Arial"/>
+          <w:color w:val="000000"/>
+          <w:sz w:val="31"/>
+          <w:szCs w:val="31"/>
+          <w:bdr w:val="none" w:sz="0" w:space="0" w:color="auto" w:frame="1"/>
+        </w:rPr>
+        <w:t>x</w:t>
+      </w:r>
+      <w:r>
+        <w:rPr>
+          <w:rStyle w:val="mn"/>
+          <w:rFonts w:ascii="MathJax_Main" w:hAnsi="MathJax_Main" w:cs="Arial"/>
+          <w:color w:val="000000"/>
+          <w:sz w:val="22"/>
+          <w:bdr w:val="none" w:sz="0" w:space="0" w:color="auto" w:frame="1"/>
+        </w:rPr>
+        <w:t>3</w:t>
+      </w:r>
+      <w:r>
+        <w:rPr>
+          <w:rStyle w:val="mo"/>
+          <w:rFonts w:ascii="MathJax_Main" w:hAnsi="MathJax_Main" w:cs="Arial"/>
+          <w:color w:val="000000"/>
+          <w:sz w:val="31"/>
+          <w:szCs w:val="31"/>
+          <w:bdr w:val="none" w:sz="0" w:space="0" w:color="auto" w:frame="1"/>
+        </w:rPr>
+        <w:t>}</w:t>
+      </w:r>
+      <w:r>
+        <w:rPr>
+          <w:rFonts w:ascii="Arial" w:hAnsi="Arial" w:cs="Arial"/>
+          <w:color w:val="000000"/>
+        </w:rPr>
+        <w:t xml:space="preserve"> Возможная вершина: </w:t>
+      </w:r>
+      <w:r>
+        <w:rPr>
+          <w:rStyle w:val="mi"/>
+          <w:rFonts w:ascii="MathJax_Math-italic" w:hAnsi="MathJax_Math-italic" w:cs="Arial"/>
+          <w:color w:val="000000"/>
+          <w:sz w:val="31"/>
+          <w:szCs w:val="31"/>
+          <w:bdr w:val="none" w:sz="0" w:space="0" w:color="auto" w:frame="1"/>
+        </w:rPr>
+        <w:t>x</w:t>
+      </w:r>
+      <w:r>
+        <w:rPr>
+          <w:rStyle w:val="mn"/>
+          <w:rFonts w:ascii="MathJax_Main" w:hAnsi="MathJax_Main" w:cs="Arial"/>
+          <w:color w:val="000000"/>
+          <w:sz w:val="22"/>
+          <w:bdr w:val="none" w:sz="0" w:space="0" w:color="auto" w:frame="1"/>
+        </w:rPr>
+        <w:t>2</w:t>
+      </w:r>
+      <w:r>
+        <w:rPr>
+          <w:rFonts w:ascii="Arial" w:hAnsi="Arial" w:cs="Arial"/>
+          <w:color w:val="000000"/>
+        </w:rPr>
+        <w:t xml:space="preserve">. </w:t>
+      </w:r>
+      <w:r>
+        <w:rPr>
+          <w:rStyle w:val="mi"/>
+          <w:rFonts w:ascii="MathJax_Math-italic" w:hAnsi="MathJax_Math-italic" w:cs="Arial"/>
+          <w:color w:val="000000"/>
+          <w:sz w:val="31"/>
+          <w:szCs w:val="31"/>
+          <w:bdr w:val="none" w:sz="0" w:space="0" w:color="auto" w:frame="1"/>
+        </w:rPr>
+        <w:t>S</w:t>
+      </w:r>
+      <w:r>
+        <w:rPr>
+          <w:rStyle w:val="mo"/>
+          <w:rFonts w:ascii="MathJax_Main" w:hAnsi="MathJax_Main" w:cs="Arial"/>
+          <w:color w:val="000000"/>
+          <w:sz w:val="31"/>
+          <w:szCs w:val="31"/>
+          <w:bdr w:val="none" w:sz="0" w:space="0" w:color="auto" w:frame="1"/>
+        </w:rPr>
+        <w:t>={</w:t>
+      </w:r>
+      <w:r>
+        <w:rPr>
+          <w:rStyle w:val="mi"/>
+          <w:rFonts w:ascii="MathJax_Math-italic" w:hAnsi="MathJax_Math-italic" w:cs="Arial"/>
+          <w:color w:val="000000"/>
+          <w:sz w:val="31"/>
+          <w:szCs w:val="31"/>
+          <w:bdr w:val="none" w:sz="0" w:space="0" w:color="auto" w:frame="1"/>
+        </w:rPr>
+        <w:t>x</w:t>
+      </w:r>
+      <w:r>
+        <w:rPr>
+          <w:rStyle w:val="mn"/>
+          <w:rFonts w:ascii="MathJax_Main" w:hAnsi="MathJax_Main" w:cs="Arial"/>
+          <w:color w:val="000000"/>
+          <w:sz w:val="22"/>
+          <w:bdr w:val="none" w:sz="0" w:space="0" w:color="auto" w:frame="1"/>
+        </w:rPr>
+        <w:t>1</w:t>
+      </w:r>
+      <w:r>
+        <w:rPr>
+          <w:rStyle w:val="mo"/>
+          <w:rFonts w:ascii="MathJax_Main" w:hAnsi="MathJax_Main" w:cs="Arial"/>
+          <w:color w:val="000000"/>
+          <w:sz w:val="31"/>
+          <w:szCs w:val="31"/>
+          <w:bdr w:val="none" w:sz="0" w:space="0" w:color="auto" w:frame="1"/>
+        </w:rPr>
+        <w:t>,</w:t>
+      </w:r>
+      <w:r>
+        <w:rPr>
+          <w:rStyle w:val="mi"/>
+          <w:rFonts w:ascii="MathJax_Math-italic" w:hAnsi="MathJax_Math-italic" w:cs="Arial"/>
+          <w:color w:val="000000"/>
+          <w:sz w:val="31"/>
+          <w:szCs w:val="31"/>
+          <w:bdr w:val="none" w:sz="0" w:space="0" w:color="auto" w:frame="1"/>
+        </w:rPr>
+        <w:t>x</w:t>
+      </w:r>
+      <w:r>
+        <w:rPr>
+          <w:rStyle w:val="mn"/>
+          <w:rFonts w:ascii="MathJax_Main" w:hAnsi="MathJax_Main" w:cs="Arial"/>
+          <w:color w:val="000000"/>
+          <w:sz w:val="22"/>
+          <w:bdr w:val="none" w:sz="0" w:space="0" w:color="auto" w:frame="1"/>
+        </w:rPr>
+        <w:t>3</w:t>
+      </w:r>
+      <w:r>
+        <w:rPr>
+          <w:rStyle w:val="mo"/>
+          <w:rFonts w:ascii="MathJax_Main" w:hAnsi="MathJax_Main" w:cs="Arial"/>
+          <w:color w:val="000000"/>
+          <w:sz w:val="31"/>
+          <w:szCs w:val="31"/>
+          <w:bdr w:val="none" w:sz="0" w:space="0" w:color="auto" w:frame="1"/>
+        </w:rPr>
+        <w:t>,</w:t>
+      </w:r>
+      <w:r>
+        <w:rPr>
+          <w:rStyle w:val="mi"/>
+          <w:rFonts w:ascii="MathJax_Math-italic" w:hAnsi="MathJax_Math-italic" w:cs="Arial"/>
+          <w:color w:val="000000"/>
+          <w:sz w:val="31"/>
+          <w:szCs w:val="31"/>
+          <w:bdr w:val="none" w:sz="0" w:space="0" w:color="auto" w:frame="1"/>
+        </w:rPr>
+        <w:t>x</w:t>
+      </w:r>
+      <w:r>
+        <w:rPr>
+          <w:rStyle w:val="mn"/>
+          <w:rFonts w:ascii="MathJax_Main" w:hAnsi="MathJax_Main" w:cs="Arial"/>
+          <w:color w:val="000000"/>
+          <w:sz w:val="22"/>
+          <w:bdr w:val="none" w:sz="0" w:space="0" w:color="auto" w:frame="1"/>
+        </w:rPr>
+        <w:t>2</w:t>
+      </w:r>
+      <w:r>
+        <w:rPr>
+          <w:rStyle w:val="mo"/>
+          <w:rFonts w:ascii="MathJax_Main" w:hAnsi="MathJax_Main" w:cs="Arial"/>
+          <w:color w:val="000000"/>
+          <w:sz w:val="31"/>
+          <w:szCs w:val="31"/>
+          <w:bdr w:val="none" w:sz="0" w:space="0" w:color="auto" w:frame="1"/>
+        </w:rPr>
+        <w:t>}</w:t>
+      </w:r>
+      <w:r>
+        <w:rPr>
+          <w:rFonts w:ascii="Arial" w:hAnsi="Arial" w:cs="Arial"/>
+          <w:color w:val="000000"/>
+        </w:rPr>
+        <w:t xml:space="preserve"> Возможная вершина: </w:t>
+      </w:r>
+      <w:r>
+        <w:rPr>
+          <w:rStyle w:val="mi"/>
+          <w:rFonts w:ascii="MathJax_Math-italic" w:hAnsi="MathJax_Math-italic" w:cs="Arial"/>
+          <w:color w:val="000000"/>
+          <w:sz w:val="31"/>
+          <w:szCs w:val="31"/>
+          <w:bdr w:val="none" w:sz="0" w:space="0" w:color="auto" w:frame="1"/>
+        </w:rPr>
+        <w:t>x</w:t>
+      </w:r>
+      <w:r>
+        <w:rPr>
+          <w:rStyle w:val="mn"/>
+          <w:rFonts w:ascii="MathJax_Main" w:hAnsi="MathJax_Main" w:cs="Arial"/>
+          <w:color w:val="000000"/>
+          <w:sz w:val="22"/>
+          <w:bdr w:val="none" w:sz="0" w:space="0" w:color="auto" w:frame="1"/>
+        </w:rPr>
+        <w:t>5</w:t>
+      </w:r>
+      <w:r>
+        <w:rPr>
+          <w:rFonts w:ascii="Arial" w:hAnsi="Arial" w:cs="Arial"/>
+          <w:color w:val="000000"/>
+        </w:rPr>
+        <w:t xml:space="preserve">. </w:t>
+      </w:r>
+      <w:r>
+        <w:rPr>
+          <w:rStyle w:val="mi"/>
+          <w:rFonts w:ascii="MathJax_Math-italic" w:hAnsi="MathJax_Math-italic" w:cs="Arial"/>
+          <w:color w:val="000000"/>
+          <w:sz w:val="31"/>
+          <w:szCs w:val="31"/>
+          <w:bdr w:val="none" w:sz="0" w:space="0" w:color="auto" w:frame="1"/>
+        </w:rPr>
+        <w:t>S</w:t>
+      </w:r>
+      <w:r>
+        <w:rPr>
+          <w:rStyle w:val="mo"/>
+          <w:rFonts w:ascii="MathJax_Main" w:hAnsi="MathJax_Main" w:cs="Arial"/>
+          <w:color w:val="000000"/>
+          <w:sz w:val="31"/>
+          <w:szCs w:val="31"/>
+          <w:bdr w:val="none" w:sz="0" w:space="0" w:color="auto" w:frame="1"/>
+        </w:rPr>
+        <w:t>={</w:t>
+      </w:r>
+      <w:r>
+        <w:rPr>
+          <w:rStyle w:val="mi"/>
+          <w:rFonts w:ascii="MathJax_Math-italic" w:hAnsi="MathJax_Math-italic" w:cs="Arial"/>
+          <w:color w:val="000000"/>
+          <w:sz w:val="31"/>
+          <w:szCs w:val="31"/>
+          <w:bdr w:val="none" w:sz="0" w:space="0" w:color="auto" w:frame="1"/>
+        </w:rPr>
+        <w:t>x</w:t>
+      </w:r>
+      <w:r>
+        <w:rPr>
+          <w:rStyle w:val="mn"/>
+          <w:rFonts w:ascii="MathJax_Main" w:hAnsi="MathJax_Main" w:cs="Arial"/>
+          <w:color w:val="000000"/>
+          <w:sz w:val="22"/>
+          <w:bdr w:val="none" w:sz="0" w:space="0" w:color="auto" w:frame="1"/>
+        </w:rPr>
+        <w:t>1</w:t>
+      </w:r>
+      <w:r>
+        <w:rPr>
+          <w:rStyle w:val="mo"/>
+          <w:rFonts w:ascii="MathJax_Main" w:hAnsi="MathJax_Main" w:cs="Arial"/>
+          <w:color w:val="000000"/>
+          <w:sz w:val="31"/>
+          <w:szCs w:val="31"/>
+          <w:bdr w:val="none" w:sz="0" w:space="0" w:color="auto" w:frame="1"/>
+        </w:rPr>
+        <w:t>,</w:t>
+      </w:r>
+      <w:r>
+        <w:rPr>
+          <w:rStyle w:val="mi"/>
+          <w:rFonts w:ascii="MathJax_Math-italic" w:hAnsi="MathJax_Math-italic" w:cs="Arial"/>
+          <w:color w:val="000000"/>
+          <w:sz w:val="31"/>
+          <w:szCs w:val="31"/>
+          <w:bdr w:val="none" w:sz="0" w:space="0" w:color="auto" w:frame="1"/>
+        </w:rPr>
+        <w:t>x</w:t>
+      </w:r>
+      <w:r>
+        <w:rPr>
+          <w:rStyle w:val="mn"/>
+          <w:rFonts w:ascii="MathJax_Main" w:hAnsi="MathJax_Main" w:cs="Arial"/>
+          <w:color w:val="000000"/>
+          <w:sz w:val="22"/>
+          <w:bdr w:val="none" w:sz="0" w:space="0" w:color="auto" w:frame="1"/>
+        </w:rPr>
+        <w:t>3</w:t>
+      </w:r>
+      <w:r>
+        <w:rPr>
+          <w:rStyle w:val="mo"/>
+          <w:rFonts w:ascii="MathJax_Main" w:hAnsi="MathJax_Main" w:cs="Arial"/>
+          <w:color w:val="000000"/>
+          <w:sz w:val="31"/>
+          <w:szCs w:val="31"/>
+          <w:bdr w:val="none" w:sz="0" w:space="0" w:color="auto" w:frame="1"/>
+        </w:rPr>
+        <w:t>,</w:t>
+      </w:r>
+      <w:r>
+        <w:rPr>
+          <w:rStyle w:val="mi"/>
+          <w:rFonts w:ascii="MathJax_Math-italic" w:hAnsi="MathJax_Math-italic" w:cs="Arial"/>
+          <w:color w:val="000000"/>
+          <w:sz w:val="31"/>
+          <w:szCs w:val="31"/>
+          <w:bdr w:val="none" w:sz="0" w:space="0" w:color="auto" w:frame="1"/>
+        </w:rPr>
+        <w:t>x</w:t>
+      </w:r>
+      <w:r>
+        <w:rPr>
+          <w:rStyle w:val="mn"/>
+          <w:rFonts w:ascii="MathJax_Main" w:hAnsi="MathJax_Main" w:cs="Arial"/>
+          <w:color w:val="000000"/>
+          <w:sz w:val="22"/>
+          <w:bdr w:val="none" w:sz="0" w:space="0" w:color="auto" w:frame="1"/>
+        </w:rPr>
+        <w:t>2</w:t>
+      </w:r>
+      <w:r>
+        <w:rPr>
+          <w:rStyle w:val="mo"/>
+          <w:rFonts w:ascii="MathJax_Main" w:hAnsi="MathJax_Main" w:cs="Arial"/>
+          <w:color w:val="000000"/>
+          <w:sz w:val="31"/>
+          <w:szCs w:val="31"/>
+          <w:bdr w:val="none" w:sz="0" w:space="0" w:color="auto" w:frame="1"/>
+        </w:rPr>
+        <w:t>,</w:t>
+      </w:r>
+      <w:r>
+        <w:rPr>
+          <w:rStyle w:val="mi"/>
+          <w:rFonts w:ascii="MathJax_Math-italic" w:hAnsi="MathJax_Math-italic" w:cs="Arial"/>
+          <w:color w:val="000000"/>
+          <w:sz w:val="31"/>
+          <w:szCs w:val="31"/>
+          <w:bdr w:val="none" w:sz="0" w:space="0" w:color="auto" w:frame="1"/>
+        </w:rPr>
+        <w:t>x</w:t>
+      </w:r>
+      <w:r>
+        <w:rPr>
+          <w:rStyle w:val="mn"/>
+          <w:rFonts w:ascii="MathJax_Main" w:hAnsi="MathJax_Main" w:cs="Arial"/>
+          <w:color w:val="000000"/>
+          <w:sz w:val="22"/>
+          <w:bdr w:val="none" w:sz="0" w:space="0" w:color="auto" w:frame="1"/>
+        </w:rPr>
+        <w:t>5</w:t>
+      </w:r>
+      <w:r>
+        <w:rPr>
+          <w:rStyle w:val="mo"/>
+          <w:rFonts w:ascii="MathJax_Main" w:hAnsi="MathJax_Main" w:cs="Arial"/>
+          <w:color w:val="000000"/>
+          <w:sz w:val="31"/>
+          <w:szCs w:val="31"/>
+          <w:bdr w:val="none" w:sz="0" w:space="0" w:color="auto" w:frame="1"/>
+        </w:rPr>
+        <w:t>}</w:t>
+      </w:r>
+      <w:r>
+        <w:rPr>
+          <w:rFonts w:ascii="Arial" w:hAnsi="Arial" w:cs="Arial"/>
+          <w:color w:val="000000"/>
+        </w:rPr>
+        <w:t xml:space="preserve"> Возможная вершина: </w:t>
+      </w:r>
+      <w:r>
+        <w:rPr>
+          <w:rStyle w:val="mi"/>
+          <w:rFonts w:ascii="MathJax_Math-italic" w:hAnsi="MathJax_Math-italic" w:cs="Arial"/>
+          <w:color w:val="000000"/>
+          <w:sz w:val="31"/>
+          <w:szCs w:val="31"/>
+          <w:bdr w:val="none" w:sz="0" w:space="0" w:color="auto" w:frame="1"/>
+        </w:rPr>
+        <w:t>x</w:t>
+      </w:r>
+      <w:r>
+        <w:rPr>
+          <w:rStyle w:val="mn"/>
+          <w:rFonts w:ascii="MathJax_Main" w:hAnsi="MathJax_Main" w:cs="Arial"/>
+          <w:color w:val="000000"/>
+          <w:sz w:val="22"/>
+          <w:bdr w:val="none" w:sz="0" w:space="0" w:color="auto" w:frame="1"/>
+        </w:rPr>
+        <w:t>7</w:t>
+      </w:r>
+      <w:r>
+        <w:rPr>
+          <w:rFonts w:ascii="Arial" w:hAnsi="Arial" w:cs="Arial"/>
+          <w:color w:val="000000"/>
+        </w:rPr>
+        <w:t xml:space="preserve">. </w:t>
+      </w:r>
+      <w:r>
+        <w:rPr>
+          <w:rStyle w:val="mi"/>
+          <w:rFonts w:ascii="MathJax_Math-italic" w:hAnsi="MathJax_Math-italic" w:cs="Arial"/>
+          <w:color w:val="000000"/>
+          <w:sz w:val="31"/>
+          <w:szCs w:val="31"/>
+          <w:bdr w:val="none" w:sz="0" w:space="0" w:color="auto" w:frame="1"/>
+        </w:rPr>
+        <w:t>S</w:t>
+      </w:r>
+      <w:r>
+        <w:rPr>
+          <w:rStyle w:val="mo"/>
+          <w:rFonts w:ascii="MathJax_Main" w:hAnsi="MathJax_Main" w:cs="Arial"/>
+          <w:color w:val="000000"/>
+          <w:sz w:val="31"/>
+          <w:szCs w:val="31"/>
+          <w:bdr w:val="none" w:sz="0" w:space="0" w:color="auto" w:frame="1"/>
+        </w:rPr>
+        <w:t>={</w:t>
+      </w:r>
+      <w:r>
+        <w:rPr>
+          <w:rStyle w:val="mi"/>
+          <w:rFonts w:ascii="MathJax_Math-italic" w:hAnsi="MathJax_Math-italic" w:cs="Arial"/>
+          <w:color w:val="000000"/>
+          <w:sz w:val="31"/>
+          <w:szCs w:val="31"/>
+          <w:bdr w:val="none" w:sz="0" w:space="0" w:color="auto" w:frame="1"/>
+        </w:rPr>
+        <w:t>x</w:t>
+      </w:r>
+      <w:r>
+        <w:rPr>
+          <w:rStyle w:val="mn"/>
+          <w:rFonts w:ascii="MathJax_Main" w:hAnsi="MathJax_Main" w:cs="Arial"/>
+          <w:color w:val="000000"/>
+          <w:sz w:val="22"/>
+          <w:bdr w:val="none" w:sz="0" w:space="0" w:color="auto" w:frame="1"/>
+        </w:rPr>
+        <w:t>1</w:t>
+      </w:r>
+      <w:r>
+        <w:rPr>
+          <w:rStyle w:val="mo"/>
+          <w:rFonts w:ascii="MathJax_Main" w:hAnsi="MathJax_Main" w:cs="Arial"/>
+          <w:color w:val="000000"/>
+          <w:sz w:val="31"/>
+          <w:szCs w:val="31"/>
+          <w:bdr w:val="none" w:sz="0" w:space="0" w:color="auto" w:frame="1"/>
+        </w:rPr>
+        <w:t>,</w:t>
+      </w:r>
+      <w:r>
+        <w:rPr>
+          <w:rStyle w:val="mi"/>
+          <w:rFonts w:ascii="MathJax_Math-italic" w:hAnsi="MathJax_Math-italic" w:cs="Arial"/>
+          <w:color w:val="000000"/>
+          <w:sz w:val="31"/>
+          <w:szCs w:val="31"/>
+          <w:bdr w:val="none" w:sz="0" w:space="0" w:color="auto" w:frame="1"/>
+        </w:rPr>
+        <w:t>x</w:t>
+      </w:r>
+      <w:r>
+        <w:rPr>
+          <w:rStyle w:val="mn"/>
+          <w:rFonts w:ascii="MathJax_Main" w:hAnsi="MathJax_Main" w:cs="Arial"/>
+          <w:color w:val="000000"/>
+          <w:sz w:val="22"/>
+          <w:bdr w:val="none" w:sz="0" w:space="0" w:color="auto" w:frame="1"/>
+        </w:rPr>
+        <w:t>3</w:t>
+      </w:r>
+      <w:r>
+        <w:rPr>
+          <w:rStyle w:val="mo"/>
+          <w:rFonts w:ascii="MathJax_Main" w:hAnsi="MathJax_Main" w:cs="Arial"/>
+          <w:color w:val="000000"/>
+          <w:sz w:val="31"/>
+          <w:szCs w:val="31"/>
+          <w:bdr w:val="none" w:sz="0" w:space="0" w:color="auto" w:frame="1"/>
+        </w:rPr>
+        <w:t>,</w:t>
+      </w:r>
+      <w:r>
+        <w:rPr>
+          <w:rStyle w:val="mi"/>
+          <w:rFonts w:ascii="MathJax_Math-italic" w:hAnsi="MathJax_Math-italic" w:cs="Arial"/>
+          <w:color w:val="000000"/>
+          <w:sz w:val="31"/>
+          <w:szCs w:val="31"/>
+          <w:bdr w:val="none" w:sz="0" w:space="0" w:color="auto" w:frame="1"/>
+        </w:rPr>
+        <w:t>x</w:t>
+      </w:r>
+      <w:r>
+        <w:rPr>
+          <w:rStyle w:val="mn"/>
+          <w:rFonts w:ascii="MathJax_Main" w:hAnsi="MathJax_Main" w:cs="Arial"/>
+          <w:color w:val="000000"/>
+          <w:sz w:val="22"/>
+          <w:bdr w:val="none" w:sz="0" w:space="0" w:color="auto" w:frame="1"/>
+        </w:rPr>
+        <w:t>2</w:t>
+      </w:r>
+      <w:r>
+        <w:rPr>
+          <w:rStyle w:val="mo"/>
+          <w:rFonts w:ascii="MathJax_Main" w:hAnsi="MathJax_Main" w:cs="Arial"/>
+          <w:color w:val="000000"/>
+          <w:sz w:val="31"/>
+          <w:szCs w:val="31"/>
+          <w:bdr w:val="none" w:sz="0" w:space="0" w:color="auto" w:frame="1"/>
+        </w:rPr>
+        <w:t>,</w:t>
+      </w:r>
+      <w:r>
+        <w:rPr>
+          <w:rStyle w:val="mi"/>
+          <w:rFonts w:ascii="MathJax_Math-italic" w:hAnsi="MathJax_Math-italic" w:cs="Arial"/>
+          <w:color w:val="000000"/>
+          <w:sz w:val="31"/>
+          <w:szCs w:val="31"/>
+          <w:bdr w:val="none" w:sz="0" w:space="0" w:color="auto" w:frame="1"/>
+        </w:rPr>
+        <w:t>x</w:t>
+      </w:r>
+      <w:r>
+        <w:rPr>
+          <w:rStyle w:val="mn"/>
+          <w:rFonts w:ascii="MathJax_Main" w:hAnsi="MathJax_Main" w:cs="Arial"/>
+          <w:color w:val="000000"/>
+          <w:sz w:val="22"/>
+          <w:bdr w:val="none" w:sz="0" w:space="0" w:color="auto" w:frame="1"/>
+        </w:rPr>
+        <w:t>5</w:t>
+      </w:r>
+      <w:r>
+        <w:rPr>
+          <w:rStyle w:val="mo"/>
+          <w:rFonts w:ascii="MathJax_Main" w:hAnsi="MathJax_Main" w:cs="Arial"/>
+          <w:color w:val="000000"/>
+          <w:sz w:val="31"/>
+          <w:szCs w:val="31"/>
+          <w:bdr w:val="none" w:sz="0" w:space="0" w:color="auto" w:frame="1"/>
+        </w:rPr>
+        <w:t>,</w:t>
+      </w:r>
+      <w:r>
+        <w:rPr>
+          <w:rStyle w:val="mi"/>
+          <w:rFonts w:ascii="MathJax_Math-italic" w:hAnsi="MathJax_Math-italic" w:cs="Arial"/>
+          <w:color w:val="000000"/>
+          <w:sz w:val="31"/>
+          <w:szCs w:val="31"/>
+          <w:bdr w:val="none" w:sz="0" w:space="0" w:color="auto" w:frame="1"/>
+        </w:rPr>
+        <w:t>x</w:t>
+      </w:r>
+      <w:r>
+        <w:rPr>
+          <w:rStyle w:val="mn"/>
+          <w:rFonts w:ascii="MathJax_Main" w:hAnsi="MathJax_Main" w:cs="Arial"/>
+          <w:color w:val="000000"/>
+          <w:sz w:val="22"/>
+          <w:bdr w:val="none" w:sz="0" w:space="0" w:color="auto" w:frame="1"/>
+        </w:rPr>
+        <w:t>7</w:t>
+      </w:r>
+      <w:r>
+        <w:rPr>
+          <w:rStyle w:val="mo"/>
+          <w:rFonts w:ascii="MathJax_Main" w:hAnsi="MathJax_Main" w:cs="Arial"/>
+          <w:color w:val="000000"/>
+          <w:sz w:val="31"/>
+          <w:szCs w:val="31"/>
+          <w:bdr w:val="none" w:sz="0" w:space="0" w:color="auto" w:frame="1"/>
+        </w:rPr>
+        <w:t>}</w:t>
+      </w:r>
+      <w:r>
+        <w:rPr>
+          <w:rFonts w:ascii="Arial" w:hAnsi="Arial" w:cs="Arial"/>
+          <w:color w:val="000000"/>
+        </w:rPr>
+        <w:t xml:space="preserve"> Возможная вершина: </w:t>
+      </w:r>
+      <w:r>
+        <w:rPr>
+          <w:rStyle w:val="mi"/>
+          <w:rFonts w:ascii="MathJax_Math-italic" w:hAnsi="MathJax_Math-italic" w:cs="Arial"/>
+          <w:color w:val="000000"/>
+          <w:sz w:val="31"/>
+          <w:szCs w:val="31"/>
+          <w:bdr w:val="none" w:sz="0" w:space="0" w:color="auto" w:frame="1"/>
+        </w:rPr>
+        <w:t>x</w:t>
+      </w:r>
+      <w:r>
+        <w:rPr>
+          <w:rStyle w:val="mn"/>
+          <w:rFonts w:ascii="MathJax_Main" w:hAnsi="MathJax_Main" w:cs="Arial"/>
+          <w:color w:val="000000"/>
+          <w:sz w:val="22"/>
+          <w:bdr w:val="none" w:sz="0" w:space="0" w:color="auto" w:frame="1"/>
+        </w:rPr>
+        <w:t>8</w:t>
+      </w:r>
+      <w:r>
+        <w:rPr>
+          <w:rFonts w:ascii="Arial" w:hAnsi="Arial" w:cs="Arial"/>
+          <w:color w:val="000000"/>
+        </w:rPr>
+        <w:t xml:space="preserve">. </w:t>
+      </w:r>
+      <w:r>
+        <w:rPr>
+          <w:rStyle w:val="mi"/>
+          <w:rFonts w:ascii="MathJax_Math-italic" w:hAnsi="MathJax_Math-italic" w:cs="Arial"/>
+          <w:color w:val="000000"/>
+          <w:sz w:val="31"/>
+          <w:szCs w:val="31"/>
+          <w:bdr w:val="none" w:sz="0" w:space="0" w:color="auto" w:frame="1"/>
+        </w:rPr>
+        <w:t>S</w:t>
+      </w:r>
+      <w:r>
+        <w:rPr>
+          <w:rStyle w:val="mo"/>
+          <w:rFonts w:ascii="MathJax_Main" w:hAnsi="MathJax_Main" w:cs="Arial"/>
+          <w:color w:val="000000"/>
+          <w:sz w:val="31"/>
+          <w:szCs w:val="31"/>
+          <w:bdr w:val="none" w:sz="0" w:space="0" w:color="auto" w:frame="1"/>
+        </w:rPr>
+        <w:t>={</w:t>
+      </w:r>
+      <w:r>
+        <w:rPr>
+          <w:rStyle w:val="mi"/>
+          <w:rFonts w:ascii="MathJax_Math-italic" w:hAnsi="MathJax_Math-italic" w:cs="Arial"/>
+          <w:color w:val="000000"/>
+          <w:sz w:val="31"/>
+          <w:szCs w:val="31"/>
+          <w:bdr w:val="none" w:sz="0" w:space="0" w:color="auto" w:frame="1"/>
+        </w:rPr>
+        <w:t>x</w:t>
+      </w:r>
+      <w:r>
+        <w:rPr>
+          <w:rStyle w:val="mn"/>
+          <w:rFonts w:ascii="MathJax_Main" w:hAnsi="MathJax_Main" w:cs="Arial"/>
+          <w:color w:val="000000"/>
+          <w:sz w:val="22"/>
+          <w:bdr w:val="none" w:sz="0" w:space="0" w:color="auto" w:frame="1"/>
+        </w:rPr>
+        <w:t>1</w:t>
+      </w:r>
+      <w:r>
+        <w:rPr>
+          <w:rStyle w:val="mo"/>
+          <w:rFonts w:ascii="MathJax_Main" w:hAnsi="MathJax_Main" w:cs="Arial"/>
+          <w:color w:val="000000"/>
+          <w:sz w:val="31"/>
+          <w:szCs w:val="31"/>
+          <w:bdr w:val="none" w:sz="0" w:space="0" w:color="auto" w:frame="1"/>
+        </w:rPr>
+        <w:t>,</w:t>
+      </w:r>
+      <w:r>
+        <w:rPr>
+          <w:rStyle w:val="mi"/>
+          <w:rFonts w:ascii="MathJax_Math-italic" w:hAnsi="MathJax_Math-italic" w:cs="Arial"/>
+          <w:color w:val="000000"/>
+          <w:sz w:val="31"/>
+          <w:szCs w:val="31"/>
+          <w:bdr w:val="none" w:sz="0" w:space="0" w:color="auto" w:frame="1"/>
+        </w:rPr>
+        <w:t>x</w:t>
+      </w:r>
+      <w:r>
+        <w:rPr>
+          <w:rStyle w:val="mn"/>
+          <w:rFonts w:ascii="MathJax_Main" w:hAnsi="MathJax_Main" w:cs="Arial"/>
+          <w:color w:val="000000"/>
+          <w:sz w:val="22"/>
+          <w:bdr w:val="none" w:sz="0" w:space="0" w:color="auto" w:frame="1"/>
+        </w:rPr>
+        <w:t>3</w:t>
+      </w:r>
+      <w:r>
+        <w:rPr>
+          <w:rStyle w:val="mo"/>
+          <w:rFonts w:ascii="MathJax_Main" w:hAnsi="MathJax_Main" w:cs="Arial"/>
+          <w:color w:val="000000"/>
+          <w:sz w:val="31"/>
+          <w:szCs w:val="31"/>
+          <w:bdr w:val="none" w:sz="0" w:space="0" w:color="auto" w:frame="1"/>
+        </w:rPr>
+        <w:t>,</w:t>
+      </w:r>
+      <w:r>
+        <w:rPr>
+          <w:rStyle w:val="mi"/>
+          <w:rFonts w:ascii="MathJax_Math-italic" w:hAnsi="MathJax_Math-italic" w:cs="Arial"/>
+          <w:color w:val="000000"/>
+          <w:sz w:val="31"/>
+          <w:szCs w:val="31"/>
+          <w:bdr w:val="none" w:sz="0" w:space="0" w:color="auto" w:frame="1"/>
+        </w:rPr>
+        <w:t>x</w:t>
+      </w:r>
+      <w:r>
+        <w:rPr>
+          <w:rStyle w:val="mn"/>
+          <w:rFonts w:ascii="MathJax_Main" w:hAnsi="MathJax_Main" w:cs="Arial"/>
+          <w:color w:val="000000"/>
+          <w:sz w:val="22"/>
+          <w:bdr w:val="none" w:sz="0" w:space="0" w:color="auto" w:frame="1"/>
+        </w:rPr>
+        <w:t>2</w:t>
+      </w:r>
+      <w:r>
+        <w:rPr>
+          <w:rStyle w:val="mo"/>
+          <w:rFonts w:ascii="MathJax_Main" w:hAnsi="MathJax_Main" w:cs="Arial"/>
+          <w:color w:val="000000"/>
+          <w:sz w:val="31"/>
+          <w:szCs w:val="31"/>
+          <w:bdr w:val="none" w:sz="0" w:space="0" w:color="auto" w:frame="1"/>
+        </w:rPr>
+        <w:t>,</w:t>
+      </w:r>
+      <w:r>
+        <w:rPr>
+          <w:rStyle w:val="mi"/>
+          <w:rFonts w:ascii="MathJax_Math-italic" w:hAnsi="MathJax_Math-italic" w:cs="Arial"/>
+          <w:color w:val="000000"/>
+          <w:sz w:val="31"/>
+          <w:szCs w:val="31"/>
+          <w:bdr w:val="none" w:sz="0" w:space="0" w:color="auto" w:frame="1"/>
+        </w:rPr>
+        <w:t>x</w:t>
+      </w:r>
+      <w:r>
+        <w:rPr>
+          <w:rStyle w:val="mn"/>
+          <w:rFonts w:ascii="MathJax_Main" w:hAnsi="MathJax_Main" w:cs="Arial"/>
+          <w:color w:val="000000"/>
+          <w:sz w:val="22"/>
+          <w:bdr w:val="none" w:sz="0" w:space="0" w:color="auto" w:frame="1"/>
+        </w:rPr>
+        <w:t>5</w:t>
+      </w:r>
+      <w:r>
+        <w:rPr>
+          <w:rStyle w:val="mo"/>
+          <w:rFonts w:ascii="MathJax_Main" w:hAnsi="MathJax_Main" w:cs="Arial"/>
+          <w:color w:val="000000"/>
+          <w:sz w:val="31"/>
+          <w:szCs w:val="31"/>
+          <w:bdr w:val="none" w:sz="0" w:space="0" w:color="auto" w:frame="1"/>
+        </w:rPr>
+        <w:t>,</w:t>
+      </w:r>
+      <w:r>
+        <w:rPr>
+          <w:rStyle w:val="mi"/>
+          <w:rFonts w:ascii="MathJax_Math-italic" w:hAnsi="MathJax_Math-italic" w:cs="Arial"/>
+          <w:color w:val="000000"/>
+          <w:sz w:val="31"/>
+          <w:szCs w:val="31"/>
+          <w:bdr w:val="none" w:sz="0" w:space="0" w:color="auto" w:frame="1"/>
+        </w:rPr>
+        <w:t>x</w:t>
+      </w:r>
+      <w:r>
+        <w:rPr>
+          <w:rStyle w:val="mn"/>
+          <w:rFonts w:ascii="MathJax_Main" w:hAnsi="MathJax_Main" w:cs="Arial"/>
+          <w:color w:val="000000"/>
+          <w:sz w:val="22"/>
+          <w:bdr w:val="none" w:sz="0" w:space="0" w:color="auto" w:frame="1"/>
+        </w:rPr>
+        <w:t>7</w:t>
+      </w:r>
+      <w:r>
+        <w:rPr>
+          <w:rStyle w:val="mo"/>
+          <w:rFonts w:ascii="MathJax_Main" w:hAnsi="MathJax_Main" w:cs="Arial"/>
+          <w:color w:val="000000"/>
+          <w:sz w:val="31"/>
+          <w:szCs w:val="31"/>
+          <w:bdr w:val="none" w:sz="0" w:space="0" w:color="auto" w:frame="1"/>
+        </w:rPr>
+        <w:t>,</w:t>
+      </w:r>
+      <w:r>
+        <w:rPr>
+          <w:rStyle w:val="mi"/>
+          <w:rFonts w:ascii="MathJax_Math-italic" w:hAnsi="MathJax_Math-italic" w:cs="Arial"/>
+          <w:color w:val="000000"/>
+          <w:sz w:val="31"/>
+          <w:szCs w:val="31"/>
+          <w:bdr w:val="none" w:sz="0" w:space="0" w:color="auto" w:frame="1"/>
+        </w:rPr>
+        <w:t>x</w:t>
+      </w:r>
+      <w:r>
+        <w:rPr>
+          <w:rStyle w:val="mn"/>
+          <w:rFonts w:ascii="MathJax_Main" w:hAnsi="MathJax_Main" w:cs="Arial"/>
+          <w:color w:val="000000"/>
+          <w:sz w:val="22"/>
+          <w:bdr w:val="none" w:sz="0" w:space="0" w:color="auto" w:frame="1"/>
+        </w:rPr>
+        <w:t>8</w:t>
+      </w:r>
+      <w:r>
+        <w:rPr>
+          <w:rStyle w:val="mo"/>
+          <w:rFonts w:ascii="MathJax_Main" w:hAnsi="MathJax_Main" w:cs="Arial"/>
+          <w:color w:val="000000"/>
+          <w:sz w:val="31"/>
+          <w:szCs w:val="31"/>
+          <w:bdr w:val="none" w:sz="0" w:space="0" w:color="auto" w:frame="1"/>
+        </w:rPr>
+        <w:t>}</w:t>
+      </w:r>
+      <w:r>
+        <w:rPr>
+          <w:rFonts w:ascii="Arial" w:hAnsi="Arial" w:cs="Arial"/>
+          <w:color w:val="000000"/>
+        </w:rPr>
+        <w:t xml:space="preserve"> Возможная вершина: </w:t>
+      </w:r>
+      <w:r>
+        <w:rPr>
+          <w:rStyle w:val="mi"/>
+          <w:rFonts w:ascii="MathJax_Math-italic" w:hAnsi="MathJax_Math-italic" w:cs="Arial"/>
+          <w:color w:val="000000"/>
+          <w:sz w:val="31"/>
+          <w:szCs w:val="31"/>
+          <w:bdr w:val="none" w:sz="0" w:space="0" w:color="auto" w:frame="1"/>
+        </w:rPr>
+        <w:t>x</w:t>
+      </w:r>
+      <w:r>
+        <w:rPr>
+          <w:rStyle w:val="mn"/>
+          <w:rFonts w:ascii="MathJax_Main" w:hAnsi="MathJax_Main" w:cs="Arial"/>
+          <w:color w:val="000000"/>
+          <w:sz w:val="22"/>
+          <w:bdr w:val="none" w:sz="0" w:space="0" w:color="auto" w:frame="1"/>
+        </w:rPr>
+        <w:t>4</w:t>
+      </w:r>
+      <w:r>
+        <w:rPr>
+          <w:rFonts w:ascii="Arial" w:hAnsi="Arial" w:cs="Arial"/>
+          <w:color w:val="000000"/>
+        </w:rPr>
+        <w:t xml:space="preserve">. </w:t>
+      </w:r>
+      <w:r>
+        <w:rPr>
+          <w:rStyle w:val="mi"/>
+          <w:rFonts w:ascii="MathJax_Math-italic" w:hAnsi="MathJax_Math-italic" w:cs="Arial"/>
+          <w:color w:val="000000"/>
+          <w:sz w:val="31"/>
+          <w:szCs w:val="31"/>
+          <w:bdr w:val="none" w:sz="0" w:space="0" w:color="auto" w:frame="1"/>
+        </w:rPr>
+        <w:t>S</w:t>
+      </w:r>
+      <w:r>
+        <w:rPr>
+          <w:rStyle w:val="mo"/>
+          <w:rFonts w:ascii="MathJax_Main" w:hAnsi="MathJax_Main" w:cs="Arial"/>
+          <w:color w:val="000000"/>
+          <w:sz w:val="31"/>
+          <w:szCs w:val="31"/>
+          <w:bdr w:val="none" w:sz="0" w:space="0" w:color="auto" w:frame="1"/>
+        </w:rPr>
+        <w:t>={</w:t>
+      </w:r>
+      <w:r>
+        <w:rPr>
+          <w:rStyle w:val="mi"/>
+          <w:rFonts w:ascii="MathJax_Math-italic" w:hAnsi="MathJax_Math-italic" w:cs="Arial"/>
+          <w:color w:val="000000"/>
+          <w:sz w:val="31"/>
+          <w:szCs w:val="31"/>
+          <w:bdr w:val="none" w:sz="0" w:space="0" w:color="auto" w:frame="1"/>
+        </w:rPr>
+        <w:t>x</w:t>
+      </w:r>
+      <w:r>
+        <w:rPr>
+          <w:rStyle w:val="mn"/>
+          <w:rFonts w:ascii="MathJax_Main" w:hAnsi="MathJax_Main" w:cs="Arial"/>
+          <w:color w:val="000000"/>
+          <w:sz w:val="22"/>
+          <w:bdr w:val="none" w:sz="0" w:space="0" w:color="auto" w:frame="1"/>
+        </w:rPr>
+        <w:t>1</w:t>
+      </w:r>
+      <w:r>
+        <w:rPr>
+          <w:rStyle w:val="mo"/>
+          <w:rFonts w:ascii="MathJax_Main" w:hAnsi="MathJax_Main" w:cs="Arial"/>
+          <w:color w:val="000000"/>
+          <w:sz w:val="31"/>
+          <w:szCs w:val="31"/>
+          <w:bdr w:val="none" w:sz="0" w:space="0" w:color="auto" w:frame="1"/>
+        </w:rPr>
+        <w:t>,</w:t>
+      </w:r>
+      <w:r>
+        <w:rPr>
+          <w:rStyle w:val="mi"/>
+          <w:rFonts w:ascii="MathJax_Math-italic" w:hAnsi="MathJax_Math-italic" w:cs="Arial"/>
+          <w:color w:val="000000"/>
+          <w:sz w:val="31"/>
+          <w:szCs w:val="31"/>
+          <w:bdr w:val="none" w:sz="0" w:space="0" w:color="auto" w:frame="1"/>
+        </w:rPr>
+        <w:t>x</w:t>
+      </w:r>
+      <w:r>
+        <w:rPr>
+          <w:rStyle w:val="mn"/>
+          <w:rFonts w:ascii="MathJax_Main" w:hAnsi="MathJax_Main" w:cs="Arial"/>
+          <w:color w:val="000000"/>
+          <w:sz w:val="22"/>
+          <w:bdr w:val="none" w:sz="0" w:space="0" w:color="auto" w:frame="1"/>
+        </w:rPr>
+        <w:t>3</w:t>
+      </w:r>
+      <w:r>
+        <w:rPr>
+          <w:rStyle w:val="mo"/>
+          <w:rFonts w:ascii="MathJax_Main" w:hAnsi="MathJax_Main" w:cs="Arial"/>
+          <w:color w:val="000000"/>
+          <w:sz w:val="31"/>
+          <w:szCs w:val="31"/>
+          <w:bdr w:val="none" w:sz="0" w:space="0" w:color="auto" w:frame="1"/>
+        </w:rPr>
+        <w:t>,</w:t>
+      </w:r>
+      <w:r>
+        <w:rPr>
+          <w:rStyle w:val="mi"/>
+          <w:rFonts w:ascii="MathJax_Math-italic" w:hAnsi="MathJax_Math-italic" w:cs="Arial"/>
+          <w:color w:val="000000"/>
+          <w:sz w:val="31"/>
+          <w:szCs w:val="31"/>
+          <w:bdr w:val="none" w:sz="0" w:space="0" w:color="auto" w:frame="1"/>
+        </w:rPr>
+        <w:t>x</w:t>
+      </w:r>
+      <w:r>
+        <w:rPr>
+          <w:rStyle w:val="mn"/>
+          <w:rFonts w:ascii="MathJax_Main" w:hAnsi="MathJax_Main" w:cs="Arial"/>
+          <w:color w:val="000000"/>
+          <w:sz w:val="22"/>
+          <w:bdr w:val="none" w:sz="0" w:space="0" w:color="auto" w:frame="1"/>
+        </w:rPr>
+        <w:t>2</w:t>
+      </w:r>
+      <w:r>
+        <w:rPr>
+          <w:rStyle w:val="mo"/>
+          <w:rFonts w:ascii="MathJax_Main" w:hAnsi="MathJax_Main" w:cs="Arial"/>
+          <w:color w:val="000000"/>
+          <w:sz w:val="31"/>
+          <w:szCs w:val="31"/>
+          <w:bdr w:val="none" w:sz="0" w:space="0" w:color="auto" w:frame="1"/>
+        </w:rPr>
+        <w:t>,</w:t>
+      </w:r>
+      <w:r>
+        <w:rPr>
+          <w:rStyle w:val="mi"/>
+          <w:rFonts w:ascii="MathJax_Math-italic" w:hAnsi="MathJax_Math-italic" w:cs="Arial"/>
+          <w:color w:val="000000"/>
+          <w:sz w:val="31"/>
+          <w:szCs w:val="31"/>
+          <w:bdr w:val="none" w:sz="0" w:space="0" w:color="auto" w:frame="1"/>
+        </w:rPr>
+        <w:t>x</w:t>
+      </w:r>
+      <w:r>
+        <w:rPr>
+          <w:rStyle w:val="mn"/>
+          <w:rFonts w:ascii="MathJax_Main" w:hAnsi="MathJax_Main" w:cs="Arial"/>
+          <w:color w:val="000000"/>
+          <w:sz w:val="22"/>
+          <w:bdr w:val="none" w:sz="0" w:space="0" w:color="auto" w:frame="1"/>
+        </w:rPr>
+        <w:t>5</w:t>
+      </w:r>
+      <w:r>
+        <w:rPr>
+          <w:rStyle w:val="mo"/>
+          <w:rFonts w:ascii="MathJax_Main" w:hAnsi="MathJax_Main" w:cs="Arial"/>
+          <w:color w:val="000000"/>
+          <w:sz w:val="31"/>
+          <w:szCs w:val="31"/>
+          <w:bdr w:val="none" w:sz="0" w:space="0" w:color="auto" w:frame="1"/>
+        </w:rPr>
+        <w:t>,</w:t>
+      </w:r>
+      <w:r>
+        <w:rPr>
+          <w:rStyle w:val="mi"/>
+          <w:rFonts w:ascii="MathJax_Math-italic" w:hAnsi="MathJax_Math-italic" w:cs="Arial"/>
+          <w:color w:val="000000"/>
+          <w:sz w:val="31"/>
+          <w:szCs w:val="31"/>
+          <w:bdr w:val="none" w:sz="0" w:space="0" w:color="auto" w:frame="1"/>
+        </w:rPr>
+        <w:t>x</w:t>
+      </w:r>
+      <w:r>
+        <w:rPr>
+          <w:rStyle w:val="mn"/>
+          <w:rFonts w:ascii="MathJax_Main" w:hAnsi="MathJax_Main" w:cs="Arial"/>
+          <w:color w:val="000000"/>
+          <w:sz w:val="22"/>
+          <w:bdr w:val="none" w:sz="0" w:space="0" w:color="auto" w:frame="1"/>
+        </w:rPr>
+        <w:t>7</w:t>
+      </w:r>
+      <w:r>
+        <w:rPr>
+          <w:rStyle w:val="mo"/>
+          <w:rFonts w:ascii="MathJax_Main" w:hAnsi="MathJax_Main" w:cs="Arial"/>
+          <w:color w:val="000000"/>
+          <w:sz w:val="31"/>
+          <w:szCs w:val="31"/>
+          <w:bdr w:val="none" w:sz="0" w:space="0" w:color="auto" w:frame="1"/>
+        </w:rPr>
+        <w:t>,</w:t>
+      </w:r>
+      <w:r>
+        <w:rPr>
+          <w:rStyle w:val="mi"/>
+          <w:rFonts w:ascii="MathJax_Math-italic" w:hAnsi="MathJax_Math-italic" w:cs="Arial"/>
+          <w:color w:val="000000"/>
+          <w:sz w:val="31"/>
+          <w:szCs w:val="31"/>
+          <w:bdr w:val="none" w:sz="0" w:space="0" w:color="auto" w:frame="1"/>
+        </w:rPr>
+        <w:t>x</w:t>
+      </w:r>
+      <w:r>
+        <w:rPr>
+          <w:rStyle w:val="mn"/>
+          <w:rFonts w:ascii="MathJax_Main" w:hAnsi="MathJax_Main" w:cs="Arial"/>
+          <w:color w:val="000000"/>
+          <w:sz w:val="22"/>
+          <w:bdr w:val="none" w:sz="0" w:space="0" w:color="auto" w:frame="1"/>
+        </w:rPr>
+        <w:t>8</w:t>
+      </w:r>
+      <w:r>
+        <w:rPr>
+          <w:rStyle w:val="mo"/>
+          <w:rFonts w:ascii="MathJax_Main" w:hAnsi="MathJax_Main" w:cs="Arial"/>
+          <w:color w:val="000000"/>
+          <w:sz w:val="31"/>
+          <w:szCs w:val="31"/>
+          <w:bdr w:val="none" w:sz="0" w:space="0" w:color="auto" w:frame="1"/>
+        </w:rPr>
+        <w:t>,</w:t>
+      </w:r>
+      <w:r>
+        <w:rPr>
+          <w:rStyle w:val="mi"/>
+          <w:rFonts w:ascii="MathJax_Math-italic" w:hAnsi="MathJax_Math-italic" w:cs="Arial"/>
+          <w:color w:val="000000"/>
+          <w:sz w:val="31"/>
+          <w:szCs w:val="31"/>
+          <w:bdr w:val="none" w:sz="0" w:space="0" w:color="auto" w:frame="1"/>
+        </w:rPr>
+        <w:t>x</w:t>
+      </w:r>
+      <w:r>
+        <w:rPr>
+          <w:rStyle w:val="mn"/>
+          <w:rFonts w:ascii="MathJax_Main" w:hAnsi="MathJax_Main" w:cs="Arial"/>
+          <w:color w:val="000000"/>
+          <w:sz w:val="22"/>
+          <w:bdr w:val="none" w:sz="0" w:space="0" w:color="auto" w:frame="1"/>
+        </w:rPr>
+        <w:t>4</w:t>
+      </w:r>
+      <w:r>
+        <w:rPr>
+          <w:rStyle w:val="mo"/>
+          <w:rFonts w:ascii="MathJax_Main" w:hAnsi="MathJax_Main" w:cs="Arial"/>
+          <w:color w:val="000000"/>
+          <w:sz w:val="31"/>
+          <w:szCs w:val="31"/>
+          <w:bdr w:val="none" w:sz="0" w:space="0" w:color="auto" w:frame="1"/>
+        </w:rPr>
+        <w:t>}</w:t>
+      </w:r>
+      <w:r>
+        <w:rPr>
+          <w:rFonts w:ascii="Arial" w:hAnsi="Arial" w:cs="Arial"/>
+          <w:color w:val="000000"/>
+        </w:rPr>
+        <w:t xml:space="preserve"> Возможная вершина: </w:t>
+      </w:r>
+      <w:r>
+        <w:rPr>
+          <w:rStyle w:val="mi"/>
+          <w:rFonts w:ascii="MathJax_Math-italic" w:hAnsi="MathJax_Math-italic" w:cs="Arial"/>
+          <w:color w:val="000000"/>
+          <w:sz w:val="31"/>
+          <w:szCs w:val="31"/>
+          <w:bdr w:val="none" w:sz="0" w:space="0" w:color="auto" w:frame="1"/>
+        </w:rPr>
+        <w:t>x</w:t>
+      </w:r>
+      <w:r>
+        <w:rPr>
+          <w:rStyle w:val="mn"/>
+          <w:rFonts w:ascii="MathJax_Main" w:hAnsi="MathJax_Main" w:cs="Arial"/>
+          <w:color w:val="000000"/>
+          <w:sz w:val="22"/>
+          <w:bdr w:val="none" w:sz="0" w:space="0" w:color="auto" w:frame="1"/>
+        </w:rPr>
+        <w:t>6</w:t>
+      </w:r>
+      <w:r>
+        <w:rPr>
+          <w:rFonts w:ascii="Arial" w:hAnsi="Arial" w:cs="Arial"/>
+          <w:color w:val="000000"/>
+        </w:rPr>
+        <w:t xml:space="preserve">. </w:t>
+      </w:r>
+      <w:r>
+        <w:rPr>
+          <w:rStyle w:val="mi"/>
+          <w:rFonts w:ascii="MathJax_Math-italic" w:hAnsi="MathJax_Math-italic" w:cs="Arial"/>
+          <w:color w:val="000000"/>
+          <w:sz w:val="31"/>
+          <w:szCs w:val="31"/>
+          <w:bdr w:val="none" w:sz="0" w:space="0" w:color="auto" w:frame="1"/>
+        </w:rPr>
+        <w:t>S</w:t>
+      </w:r>
+      <w:r>
+        <w:rPr>
+          <w:rStyle w:val="mo"/>
+          <w:rFonts w:ascii="MathJax_Main" w:hAnsi="MathJax_Main" w:cs="Arial"/>
+          <w:color w:val="000000"/>
+          <w:sz w:val="31"/>
+          <w:szCs w:val="31"/>
+          <w:bdr w:val="none" w:sz="0" w:space="0" w:color="auto" w:frame="1"/>
+        </w:rPr>
+        <w:t>={</w:t>
+      </w:r>
+      <w:r>
+        <w:rPr>
+          <w:rStyle w:val="mi"/>
+          <w:rFonts w:ascii="MathJax_Math-italic" w:hAnsi="MathJax_Math-italic" w:cs="Arial"/>
+          <w:color w:val="000000"/>
+          <w:sz w:val="31"/>
+          <w:szCs w:val="31"/>
+          <w:bdr w:val="none" w:sz="0" w:space="0" w:color="auto" w:frame="1"/>
+        </w:rPr>
+        <w:t>x</w:t>
+      </w:r>
+      <w:r>
+        <w:rPr>
+          <w:rStyle w:val="mn"/>
+          <w:rFonts w:ascii="MathJax_Main" w:hAnsi="MathJax_Main" w:cs="Arial"/>
+          <w:color w:val="000000"/>
+          <w:sz w:val="22"/>
+          <w:bdr w:val="none" w:sz="0" w:space="0" w:color="auto" w:frame="1"/>
+        </w:rPr>
+        <w:t>1</w:t>
+      </w:r>
+      <w:r>
+        <w:rPr>
+          <w:rStyle w:val="mo"/>
+          <w:rFonts w:ascii="MathJax_Main" w:hAnsi="MathJax_Main" w:cs="Arial"/>
+          <w:color w:val="000000"/>
+          <w:sz w:val="31"/>
+          <w:szCs w:val="31"/>
+          <w:bdr w:val="none" w:sz="0" w:space="0" w:color="auto" w:frame="1"/>
+        </w:rPr>
+        <w:t>,</w:t>
+      </w:r>
+      <w:r>
+        <w:rPr>
+          <w:rStyle w:val="mi"/>
+          <w:rFonts w:ascii="MathJax_Math-italic" w:hAnsi="MathJax_Math-italic" w:cs="Arial"/>
+          <w:color w:val="000000"/>
+          <w:sz w:val="31"/>
+          <w:szCs w:val="31"/>
+          <w:bdr w:val="none" w:sz="0" w:space="0" w:color="auto" w:frame="1"/>
+        </w:rPr>
+        <w:t>x</w:t>
+      </w:r>
+      <w:r>
+        <w:rPr>
+          <w:rStyle w:val="mn"/>
+          <w:rFonts w:ascii="MathJax_Main" w:hAnsi="MathJax_Main" w:cs="Arial"/>
+          <w:color w:val="000000"/>
+          <w:sz w:val="22"/>
+          <w:bdr w:val="none" w:sz="0" w:space="0" w:color="auto" w:frame="1"/>
+        </w:rPr>
+        <w:t>3</w:t>
+      </w:r>
+      <w:r>
+        <w:rPr>
+          <w:rStyle w:val="mo"/>
+          <w:rFonts w:ascii="MathJax_Main" w:hAnsi="MathJax_Main" w:cs="Arial"/>
+          <w:color w:val="000000"/>
+          <w:sz w:val="31"/>
+          <w:szCs w:val="31"/>
+          <w:bdr w:val="none" w:sz="0" w:space="0" w:color="auto" w:frame="1"/>
+        </w:rPr>
+        <w:t>,</w:t>
+      </w:r>
+      <w:r>
+        <w:rPr>
+          <w:rStyle w:val="mi"/>
+          <w:rFonts w:ascii="MathJax_Math-italic" w:hAnsi="MathJax_Math-italic" w:cs="Arial"/>
+          <w:color w:val="000000"/>
+          <w:sz w:val="31"/>
+          <w:szCs w:val="31"/>
+          <w:bdr w:val="none" w:sz="0" w:space="0" w:color="auto" w:frame="1"/>
+        </w:rPr>
+        <w:t>x</w:t>
+      </w:r>
+      <w:r>
+        <w:rPr>
+          <w:rStyle w:val="mn"/>
+          <w:rFonts w:ascii="MathJax_Main" w:hAnsi="MathJax_Main" w:cs="Arial"/>
+          <w:color w:val="000000"/>
+          <w:sz w:val="22"/>
+          <w:bdr w:val="none" w:sz="0" w:space="0" w:color="auto" w:frame="1"/>
+        </w:rPr>
+        <w:t>2</w:t>
+      </w:r>
+      <w:r>
+        <w:rPr>
+          <w:rStyle w:val="mo"/>
+          <w:rFonts w:ascii="MathJax_Main" w:hAnsi="MathJax_Main" w:cs="Arial"/>
+          <w:color w:val="000000"/>
+          <w:sz w:val="31"/>
+          <w:szCs w:val="31"/>
+          <w:bdr w:val="none" w:sz="0" w:space="0" w:color="auto" w:frame="1"/>
+        </w:rPr>
+        <w:t>,</w:t>
+      </w:r>
+      <w:r>
+        <w:rPr>
+          <w:rStyle w:val="mi"/>
+          <w:rFonts w:ascii="MathJax_Math-italic" w:hAnsi="MathJax_Math-italic" w:cs="Arial"/>
+          <w:color w:val="000000"/>
+          <w:sz w:val="31"/>
+          <w:szCs w:val="31"/>
+          <w:bdr w:val="none" w:sz="0" w:space="0" w:color="auto" w:frame="1"/>
+        </w:rPr>
+        <w:t>x</w:t>
+      </w:r>
+      <w:r>
+        <w:rPr>
+          <w:rStyle w:val="mn"/>
+          <w:rFonts w:ascii="MathJax_Main" w:hAnsi="MathJax_Main" w:cs="Arial"/>
+          <w:color w:val="000000"/>
+          <w:sz w:val="22"/>
+          <w:bdr w:val="none" w:sz="0" w:space="0" w:color="auto" w:frame="1"/>
+        </w:rPr>
+        <w:t>5</w:t>
+      </w:r>
+      <w:r>
+        <w:rPr>
+          <w:rStyle w:val="mo"/>
+          <w:rFonts w:ascii="MathJax_Main" w:hAnsi="MathJax_Main" w:cs="Arial"/>
+          <w:color w:val="000000"/>
+          <w:sz w:val="31"/>
+          <w:szCs w:val="31"/>
+          <w:bdr w:val="none" w:sz="0" w:space="0" w:color="auto" w:frame="1"/>
+        </w:rPr>
+        <w:t>,</w:t>
+      </w:r>
+      <w:r>
+        <w:rPr>
+          <w:rStyle w:val="mi"/>
+          <w:rFonts w:ascii="MathJax_Math-italic" w:hAnsi="MathJax_Math-italic" w:cs="Arial"/>
+          <w:color w:val="000000"/>
+          <w:sz w:val="31"/>
+          <w:szCs w:val="31"/>
+          <w:bdr w:val="none" w:sz="0" w:space="0" w:color="auto" w:frame="1"/>
+        </w:rPr>
+        <w:t>x</w:t>
+      </w:r>
+      <w:r>
+        <w:rPr>
+          <w:rStyle w:val="mn"/>
+          <w:rFonts w:ascii="MathJax_Main" w:hAnsi="MathJax_Main" w:cs="Arial"/>
+          <w:color w:val="000000"/>
+          <w:sz w:val="22"/>
+          <w:bdr w:val="none" w:sz="0" w:space="0" w:color="auto" w:frame="1"/>
+        </w:rPr>
+        <w:t>7</w:t>
+      </w:r>
+      <w:r>
+        <w:rPr>
+          <w:rStyle w:val="mo"/>
+          <w:rFonts w:ascii="MathJax_Main" w:hAnsi="MathJax_Main" w:cs="Arial"/>
+          <w:color w:val="000000"/>
+          <w:sz w:val="31"/>
+          <w:szCs w:val="31"/>
+          <w:bdr w:val="none" w:sz="0" w:space="0" w:color="auto" w:frame="1"/>
+        </w:rPr>
+        <w:t>,</w:t>
+      </w:r>
+      <w:r>
+        <w:rPr>
+          <w:rStyle w:val="mi"/>
+          <w:rFonts w:ascii="MathJax_Math-italic" w:hAnsi="MathJax_Math-italic" w:cs="Arial"/>
+          <w:color w:val="000000"/>
+          <w:sz w:val="31"/>
+          <w:szCs w:val="31"/>
+          <w:bdr w:val="none" w:sz="0" w:space="0" w:color="auto" w:frame="1"/>
+        </w:rPr>
+        <w:t>x</w:t>
+      </w:r>
+      <w:r>
+        <w:rPr>
+          <w:rStyle w:val="mn"/>
+          <w:rFonts w:ascii="MathJax_Main" w:hAnsi="MathJax_Main" w:cs="Arial"/>
+          <w:color w:val="000000"/>
+          <w:sz w:val="22"/>
+          <w:bdr w:val="none" w:sz="0" w:space="0" w:color="auto" w:frame="1"/>
+        </w:rPr>
+        <w:t>8</w:t>
+      </w:r>
+      <w:r>
+        <w:rPr>
+          <w:rStyle w:val="mo"/>
+          <w:rFonts w:ascii="MathJax_Main" w:hAnsi="MathJax_Main" w:cs="Arial"/>
+          <w:color w:val="000000"/>
+          <w:sz w:val="31"/>
+          <w:szCs w:val="31"/>
+          <w:bdr w:val="none" w:sz="0" w:space="0" w:color="auto" w:frame="1"/>
+        </w:rPr>
+        <w:t>,</w:t>
+      </w:r>
+      <w:r>
+        <w:rPr>
+          <w:rStyle w:val="mi"/>
+          <w:rFonts w:ascii="MathJax_Math-italic" w:hAnsi="MathJax_Math-italic" w:cs="Arial"/>
+          <w:color w:val="000000"/>
+          <w:sz w:val="31"/>
+          <w:szCs w:val="31"/>
+          <w:bdr w:val="none" w:sz="0" w:space="0" w:color="auto" w:frame="1"/>
+        </w:rPr>
+        <w:t>x</w:t>
+      </w:r>
+      <w:r>
+        <w:rPr>
+          <w:rStyle w:val="mn"/>
+          <w:rFonts w:ascii="MathJax_Main" w:hAnsi="MathJax_Main" w:cs="Arial"/>
+          <w:color w:val="000000"/>
+          <w:sz w:val="22"/>
+          <w:bdr w:val="none" w:sz="0" w:space="0" w:color="auto" w:frame="1"/>
+        </w:rPr>
+        <w:t>4</w:t>
+      </w:r>
+      <w:r>
+        <w:rPr>
+          <w:rStyle w:val="mo"/>
+          <w:rFonts w:ascii="MathJax_Main" w:hAnsi="MathJax_Main" w:cs="Arial"/>
+          <w:color w:val="000000"/>
+          <w:sz w:val="31"/>
+          <w:szCs w:val="31"/>
+          <w:bdr w:val="none" w:sz="0" w:space="0" w:color="auto" w:frame="1"/>
+        </w:rPr>
+        <w:t>,</w:t>
+      </w:r>
+      <w:r>
+        <w:rPr>
+          <w:rStyle w:val="mi"/>
+          <w:rFonts w:ascii="MathJax_Math-italic" w:hAnsi="MathJax_Math-italic" w:cs="Arial"/>
+          <w:color w:val="000000"/>
+          <w:sz w:val="31"/>
+          <w:szCs w:val="31"/>
+          <w:bdr w:val="none" w:sz="0" w:space="0" w:color="auto" w:frame="1"/>
+        </w:rPr>
+        <w:t>x</w:t>
+      </w:r>
+      <w:r>
+        <w:rPr>
+          <w:rStyle w:val="mn"/>
+          <w:rFonts w:ascii="MathJax_Main" w:hAnsi="MathJax_Main" w:cs="Arial"/>
+          <w:color w:val="000000"/>
+          <w:sz w:val="22"/>
+          <w:bdr w:val="none" w:sz="0" w:space="0" w:color="auto" w:frame="1"/>
+        </w:rPr>
+        <w:t>6</w:t>
+      </w:r>
+      <w:r>
+        <w:rPr>
+          <w:rStyle w:val="mo"/>
+          <w:rFonts w:ascii="MathJax_Main" w:hAnsi="MathJax_Main" w:cs="Arial"/>
+          <w:color w:val="000000"/>
+          <w:sz w:val="31"/>
+          <w:szCs w:val="31"/>
+          <w:bdr w:val="none" w:sz="0" w:space="0" w:color="auto" w:frame="1"/>
+        </w:rPr>
+        <w:t>}</w:t>
+      </w:r>
+      <w:r>
+        <w:rPr>
+          <w:rFonts w:ascii="Arial" w:hAnsi="Arial" w:cs="Arial"/>
+          <w:color w:val="000000"/>
+        </w:rPr>
+        <w:t xml:space="preserve"> Возможная вершина: </w:t>
+      </w:r>
+      <w:r>
+        <w:rPr>
+          <w:rStyle w:val="mi"/>
+          <w:rFonts w:ascii="MathJax_Math-italic" w:hAnsi="MathJax_Math-italic" w:cs="Arial"/>
+          <w:color w:val="000000"/>
+          <w:sz w:val="31"/>
+          <w:szCs w:val="31"/>
+          <w:bdr w:val="none" w:sz="0" w:space="0" w:color="auto" w:frame="1"/>
+        </w:rPr>
+        <w:t>x</w:t>
+      </w:r>
+      <w:r>
+        <w:rPr>
+          <w:rStyle w:val="mn"/>
+          <w:rFonts w:ascii="MathJax_Main" w:hAnsi="MathJax_Main" w:cs="Arial"/>
+          <w:color w:val="000000"/>
+          <w:sz w:val="22"/>
+          <w:bdr w:val="none" w:sz="0" w:space="0" w:color="auto" w:frame="1"/>
+        </w:rPr>
+        <w:t>11</w:t>
+      </w:r>
+      <w:r>
+        <w:rPr>
+          <w:rFonts w:ascii="Arial" w:hAnsi="Arial" w:cs="Arial"/>
+          <w:color w:val="000000"/>
+        </w:rPr>
+        <w:t xml:space="preserve">. </w:t>
+      </w:r>
+      <w:r>
+        <w:rPr>
+          <w:rStyle w:val="mi"/>
+          <w:rFonts w:ascii="MathJax_Math-italic" w:hAnsi="MathJax_Math-italic" w:cs="Arial"/>
+          <w:color w:val="000000"/>
+          <w:sz w:val="31"/>
+          <w:szCs w:val="31"/>
+          <w:bdr w:val="none" w:sz="0" w:space="0" w:color="auto" w:frame="1"/>
+        </w:rPr>
+        <w:t>S</w:t>
+      </w:r>
+      <w:r>
+        <w:rPr>
+          <w:rStyle w:val="mo"/>
+          <w:rFonts w:ascii="MathJax_Main" w:hAnsi="MathJax_Main" w:cs="Arial"/>
+          <w:color w:val="000000"/>
+          <w:sz w:val="31"/>
+          <w:szCs w:val="31"/>
+          <w:bdr w:val="none" w:sz="0" w:space="0" w:color="auto" w:frame="1"/>
+        </w:rPr>
+        <w:t>={</w:t>
+      </w:r>
+      <w:r>
+        <w:rPr>
+          <w:rStyle w:val="mi"/>
+          <w:rFonts w:ascii="MathJax_Math-italic" w:hAnsi="MathJax_Math-italic" w:cs="Arial"/>
+          <w:color w:val="000000"/>
+          <w:sz w:val="31"/>
+          <w:szCs w:val="31"/>
+          <w:bdr w:val="none" w:sz="0" w:space="0" w:color="auto" w:frame="1"/>
+        </w:rPr>
+        <w:t>x</w:t>
+      </w:r>
+      <w:r>
+        <w:rPr>
+          <w:rStyle w:val="mn"/>
+          <w:rFonts w:ascii="MathJax_Main" w:hAnsi="MathJax_Main" w:cs="Arial"/>
+          <w:color w:val="000000"/>
+          <w:sz w:val="22"/>
+          <w:bdr w:val="none" w:sz="0" w:space="0" w:color="auto" w:frame="1"/>
+        </w:rPr>
+        <w:t>1</w:t>
+      </w:r>
+      <w:r>
+        <w:rPr>
+          <w:rStyle w:val="mo"/>
+          <w:rFonts w:ascii="MathJax_Main" w:hAnsi="MathJax_Main" w:cs="Arial"/>
+          <w:color w:val="000000"/>
+          <w:sz w:val="31"/>
+          <w:szCs w:val="31"/>
+          <w:bdr w:val="none" w:sz="0" w:space="0" w:color="auto" w:frame="1"/>
+        </w:rPr>
+        <w:t>,</w:t>
+      </w:r>
+      <w:r>
+        <w:rPr>
+          <w:rStyle w:val="mi"/>
+          <w:rFonts w:ascii="MathJax_Math-italic" w:hAnsi="MathJax_Math-italic" w:cs="Arial"/>
+          <w:color w:val="000000"/>
+          <w:sz w:val="31"/>
+          <w:szCs w:val="31"/>
+          <w:bdr w:val="none" w:sz="0" w:space="0" w:color="auto" w:frame="1"/>
+        </w:rPr>
+        <w:t>x</w:t>
+      </w:r>
+      <w:r>
+        <w:rPr>
+          <w:rStyle w:val="mn"/>
+          <w:rFonts w:ascii="MathJax_Main" w:hAnsi="MathJax_Main" w:cs="Arial"/>
+          <w:color w:val="000000"/>
+          <w:sz w:val="22"/>
+          <w:bdr w:val="none" w:sz="0" w:space="0" w:color="auto" w:frame="1"/>
+        </w:rPr>
+        <w:t>3</w:t>
+      </w:r>
+      <w:r>
+        <w:rPr>
+          <w:rStyle w:val="mo"/>
+          <w:rFonts w:ascii="MathJax_Main" w:hAnsi="MathJax_Main" w:cs="Arial"/>
+          <w:color w:val="000000"/>
+          <w:sz w:val="31"/>
+          <w:szCs w:val="31"/>
+          <w:bdr w:val="none" w:sz="0" w:space="0" w:color="auto" w:frame="1"/>
+        </w:rPr>
+        <w:t>,</w:t>
+      </w:r>
+      <w:r>
+        <w:rPr>
+          <w:rStyle w:val="mi"/>
+          <w:rFonts w:ascii="MathJax_Math-italic" w:hAnsi="MathJax_Math-italic" w:cs="Arial"/>
+          <w:color w:val="000000"/>
+          <w:sz w:val="31"/>
+          <w:szCs w:val="31"/>
+          <w:bdr w:val="none" w:sz="0" w:space="0" w:color="auto" w:frame="1"/>
+        </w:rPr>
+        <w:t>x</w:t>
+      </w:r>
+      <w:r>
+        <w:rPr>
+          <w:rStyle w:val="mn"/>
+          <w:rFonts w:ascii="MathJax_Main" w:hAnsi="MathJax_Main" w:cs="Arial"/>
+          <w:color w:val="000000"/>
+          <w:sz w:val="22"/>
+          <w:bdr w:val="none" w:sz="0" w:space="0" w:color="auto" w:frame="1"/>
+        </w:rPr>
+        <w:t>2</w:t>
+      </w:r>
+      <w:r>
+        <w:rPr>
+          <w:rStyle w:val="mo"/>
+          <w:rFonts w:ascii="MathJax_Main" w:hAnsi="MathJax_Main" w:cs="Arial"/>
+          <w:color w:val="000000"/>
+          <w:sz w:val="31"/>
+          <w:szCs w:val="31"/>
+          <w:bdr w:val="none" w:sz="0" w:space="0" w:color="auto" w:frame="1"/>
+        </w:rPr>
+        <w:t>,</w:t>
+      </w:r>
+      <w:r>
+        <w:rPr>
+          <w:rStyle w:val="mi"/>
+          <w:rFonts w:ascii="MathJax_Math-italic" w:hAnsi="MathJax_Math-italic" w:cs="Arial"/>
+          <w:color w:val="000000"/>
+          <w:sz w:val="31"/>
+          <w:szCs w:val="31"/>
+          <w:bdr w:val="none" w:sz="0" w:space="0" w:color="auto" w:frame="1"/>
+        </w:rPr>
+        <w:t>x</w:t>
+      </w:r>
+      <w:r>
+        <w:rPr>
+          <w:rStyle w:val="mn"/>
+          <w:rFonts w:ascii="MathJax_Main" w:hAnsi="MathJax_Main" w:cs="Arial"/>
+          <w:color w:val="000000"/>
+          <w:sz w:val="22"/>
+          <w:bdr w:val="none" w:sz="0" w:space="0" w:color="auto" w:frame="1"/>
+        </w:rPr>
+        <w:t>5</w:t>
+      </w:r>
+      <w:r>
+        <w:rPr>
+          <w:rStyle w:val="mo"/>
+          <w:rFonts w:ascii="MathJax_Main" w:hAnsi="MathJax_Main" w:cs="Arial"/>
+          <w:color w:val="000000"/>
+          <w:sz w:val="31"/>
+          <w:szCs w:val="31"/>
+          <w:bdr w:val="none" w:sz="0" w:space="0" w:color="auto" w:frame="1"/>
+        </w:rPr>
+        <w:t>,</w:t>
+      </w:r>
+      <w:r>
+        <w:rPr>
+          <w:rStyle w:val="mi"/>
+          <w:rFonts w:ascii="MathJax_Math-italic" w:hAnsi="MathJax_Math-italic" w:cs="Arial"/>
+          <w:color w:val="000000"/>
+          <w:sz w:val="31"/>
+          <w:szCs w:val="31"/>
+          <w:bdr w:val="none" w:sz="0" w:space="0" w:color="auto" w:frame="1"/>
+        </w:rPr>
+        <w:t>x</w:t>
+      </w:r>
+      <w:r>
+        <w:rPr>
+          <w:rStyle w:val="mn"/>
+          <w:rFonts w:ascii="MathJax_Main" w:hAnsi="MathJax_Main" w:cs="Arial"/>
+          <w:color w:val="000000"/>
+          <w:sz w:val="22"/>
+          <w:bdr w:val="none" w:sz="0" w:space="0" w:color="auto" w:frame="1"/>
+        </w:rPr>
+        <w:t>7</w:t>
+      </w:r>
+      <w:r>
+        <w:rPr>
+          <w:rStyle w:val="mo"/>
+          <w:rFonts w:ascii="MathJax_Main" w:hAnsi="MathJax_Main" w:cs="Arial"/>
+          <w:color w:val="000000"/>
+          <w:sz w:val="31"/>
+          <w:szCs w:val="31"/>
+          <w:bdr w:val="none" w:sz="0" w:space="0" w:color="auto" w:frame="1"/>
+        </w:rPr>
+        <w:t>,</w:t>
+      </w:r>
+      <w:r>
+        <w:rPr>
+          <w:rStyle w:val="mi"/>
+          <w:rFonts w:ascii="MathJax_Math-italic" w:hAnsi="MathJax_Math-italic" w:cs="Arial"/>
+          <w:color w:val="000000"/>
+          <w:sz w:val="31"/>
+          <w:szCs w:val="31"/>
+          <w:bdr w:val="none" w:sz="0" w:space="0" w:color="auto" w:frame="1"/>
+        </w:rPr>
+        <w:t>x</w:t>
+      </w:r>
+      <w:r>
+        <w:rPr>
+          <w:rStyle w:val="mn"/>
+          <w:rFonts w:ascii="MathJax_Main" w:hAnsi="MathJax_Main" w:cs="Arial"/>
+          <w:color w:val="000000"/>
+          <w:sz w:val="22"/>
+          <w:bdr w:val="none" w:sz="0" w:space="0" w:color="auto" w:frame="1"/>
+        </w:rPr>
+        <w:t>8</w:t>
+      </w:r>
+      <w:r>
+        <w:rPr>
+          <w:rStyle w:val="mo"/>
+          <w:rFonts w:ascii="MathJax_Main" w:hAnsi="MathJax_Main" w:cs="Arial"/>
+          <w:color w:val="000000"/>
+          <w:sz w:val="31"/>
+          <w:szCs w:val="31"/>
+          <w:bdr w:val="none" w:sz="0" w:space="0" w:color="auto" w:frame="1"/>
+        </w:rPr>
+        <w:t>,</w:t>
+      </w:r>
+      <w:r>
+        <w:rPr>
+          <w:rStyle w:val="mi"/>
+          <w:rFonts w:ascii="MathJax_Math-italic" w:hAnsi="MathJax_Math-italic" w:cs="Arial"/>
+          <w:color w:val="000000"/>
+          <w:sz w:val="31"/>
+          <w:szCs w:val="31"/>
+          <w:bdr w:val="none" w:sz="0" w:space="0" w:color="auto" w:frame="1"/>
+        </w:rPr>
+        <w:t>x</w:t>
+      </w:r>
+      <w:r>
+        <w:rPr>
+          <w:rStyle w:val="mn"/>
+          <w:rFonts w:ascii="MathJax_Main" w:hAnsi="MathJax_Main" w:cs="Arial"/>
+          <w:color w:val="000000"/>
+          <w:sz w:val="22"/>
+          <w:bdr w:val="none" w:sz="0" w:space="0" w:color="auto" w:frame="1"/>
+        </w:rPr>
+        <w:t>4</w:t>
+      </w:r>
+      <w:r>
+        <w:rPr>
+          <w:rStyle w:val="mo"/>
+          <w:rFonts w:ascii="MathJax_Main" w:hAnsi="MathJax_Main" w:cs="Arial"/>
+          <w:color w:val="000000"/>
+          <w:sz w:val="31"/>
+          <w:szCs w:val="31"/>
+          <w:bdr w:val="none" w:sz="0" w:space="0" w:color="auto" w:frame="1"/>
+        </w:rPr>
+        <w:t>,</w:t>
+      </w:r>
+      <w:r>
+        <w:rPr>
+          <w:rStyle w:val="mi"/>
+          <w:rFonts w:ascii="MathJax_Math-italic" w:hAnsi="MathJax_Math-italic" w:cs="Arial"/>
+          <w:color w:val="000000"/>
+          <w:sz w:val="31"/>
+          <w:szCs w:val="31"/>
+          <w:bdr w:val="none" w:sz="0" w:space="0" w:color="auto" w:frame="1"/>
+        </w:rPr>
+        <w:t>x</w:t>
+      </w:r>
+      <w:r>
+        <w:rPr>
+          <w:rStyle w:val="mn"/>
+          <w:rFonts w:ascii="MathJax_Main" w:hAnsi="MathJax_Main" w:cs="Arial"/>
+          <w:color w:val="000000"/>
+          <w:sz w:val="22"/>
+          <w:bdr w:val="none" w:sz="0" w:space="0" w:color="auto" w:frame="1"/>
+        </w:rPr>
+        <w:t>6</w:t>
+      </w:r>
+      <w:r>
+        <w:rPr>
+          <w:rStyle w:val="mo"/>
+          <w:rFonts w:ascii="MathJax_Main" w:hAnsi="MathJax_Main" w:cs="Arial"/>
+          <w:color w:val="000000"/>
+          <w:sz w:val="31"/>
+          <w:szCs w:val="31"/>
+          <w:bdr w:val="none" w:sz="0" w:space="0" w:color="auto" w:frame="1"/>
+        </w:rPr>
+        <w:t>,</w:t>
+      </w:r>
+      <w:r>
+        <w:rPr>
+          <w:rStyle w:val="mi"/>
+          <w:rFonts w:ascii="MathJax_Math-italic" w:hAnsi="MathJax_Math-italic" w:cs="Arial"/>
+          <w:color w:val="000000"/>
+          <w:sz w:val="31"/>
+          <w:szCs w:val="31"/>
+          <w:bdr w:val="none" w:sz="0" w:space="0" w:color="auto" w:frame="1"/>
+        </w:rPr>
+        <w:t>x</w:t>
+      </w:r>
+      <w:r>
+        <w:rPr>
+          <w:rStyle w:val="mn"/>
+          <w:rFonts w:ascii="MathJax_Main" w:hAnsi="MathJax_Main" w:cs="Arial"/>
+          <w:color w:val="000000"/>
+          <w:sz w:val="22"/>
+          <w:bdr w:val="none" w:sz="0" w:space="0" w:color="auto" w:frame="1"/>
+        </w:rPr>
+        <w:t>11</w:t>
+      </w:r>
+      <w:r>
+        <w:rPr>
+          <w:rStyle w:val="mo"/>
+          <w:rFonts w:ascii="MathJax_Main" w:hAnsi="MathJax_Main" w:cs="Arial"/>
+          <w:color w:val="000000"/>
+          <w:sz w:val="31"/>
+          <w:szCs w:val="31"/>
+          <w:bdr w:val="none" w:sz="0" w:space="0" w:color="auto" w:frame="1"/>
+        </w:rPr>
+        <w:t>}</w:t>
+      </w:r>
+      <w:r>
+        <w:rPr>
+          <w:rFonts w:ascii="Arial" w:hAnsi="Arial" w:cs="Arial"/>
+          <w:color w:val="000000"/>
+        </w:rPr>
+        <w:t xml:space="preserve"> Возможная вершина: </w:t>
+      </w:r>
+      <w:r>
+        <w:rPr>
+          <w:rStyle w:val="mi"/>
+          <w:rFonts w:ascii="MathJax_Math-italic" w:hAnsi="MathJax_Math-italic" w:cs="Arial"/>
+          <w:color w:val="000000"/>
+          <w:sz w:val="31"/>
+          <w:szCs w:val="31"/>
+          <w:bdr w:val="none" w:sz="0" w:space="0" w:color="auto" w:frame="1"/>
+        </w:rPr>
+        <w:t>x</w:t>
+      </w:r>
+      <w:r>
+        <w:rPr>
+          <w:rStyle w:val="mn"/>
+          <w:rFonts w:ascii="MathJax_Main" w:hAnsi="MathJax_Main" w:cs="Arial"/>
+          <w:color w:val="000000"/>
+          <w:sz w:val="22"/>
+          <w:bdr w:val="none" w:sz="0" w:space="0" w:color="auto" w:frame="1"/>
+        </w:rPr>
+        <w:t>9</w:t>
+      </w:r>
+      <w:r>
+        <w:rPr>
+          <w:rFonts w:ascii="Arial" w:hAnsi="Arial" w:cs="Arial"/>
+          <w:color w:val="000000"/>
+        </w:rPr>
+        <w:t xml:space="preserve">. </w:t>
+      </w:r>
+      <w:r>
+        <w:rPr>
+          <w:rStyle w:val="mi"/>
+          <w:rFonts w:ascii="MathJax_Math-italic" w:hAnsi="MathJax_Math-italic" w:cs="Arial"/>
+          <w:color w:val="000000"/>
+          <w:sz w:val="31"/>
+          <w:szCs w:val="31"/>
+          <w:bdr w:val="none" w:sz="0" w:space="0" w:color="auto" w:frame="1"/>
+        </w:rPr>
+        <w:t>S</w:t>
+      </w:r>
+      <w:r>
+        <w:rPr>
+          <w:rStyle w:val="mo"/>
+          <w:rFonts w:ascii="MathJax_Main" w:hAnsi="MathJax_Main" w:cs="Arial"/>
+          <w:color w:val="000000"/>
+          <w:sz w:val="31"/>
+          <w:szCs w:val="31"/>
+          <w:bdr w:val="none" w:sz="0" w:space="0" w:color="auto" w:frame="1"/>
+        </w:rPr>
+        <w:t>={</w:t>
+      </w:r>
+      <w:r>
+        <w:rPr>
+          <w:rStyle w:val="mi"/>
+          <w:rFonts w:ascii="MathJax_Math-italic" w:hAnsi="MathJax_Math-italic" w:cs="Arial"/>
+          <w:color w:val="000000"/>
+          <w:sz w:val="31"/>
+          <w:szCs w:val="31"/>
+          <w:bdr w:val="none" w:sz="0" w:space="0" w:color="auto" w:frame="1"/>
+        </w:rPr>
+        <w:t>x</w:t>
+      </w:r>
+      <w:r>
+        <w:rPr>
+          <w:rStyle w:val="mn"/>
+          <w:rFonts w:ascii="MathJax_Main" w:hAnsi="MathJax_Main" w:cs="Arial"/>
+          <w:color w:val="000000"/>
+          <w:sz w:val="22"/>
+          <w:bdr w:val="none" w:sz="0" w:space="0" w:color="auto" w:frame="1"/>
+        </w:rPr>
+        <w:t>1</w:t>
+      </w:r>
+      <w:r>
+        <w:rPr>
+          <w:rStyle w:val="mo"/>
+          <w:rFonts w:ascii="MathJax_Main" w:hAnsi="MathJax_Main" w:cs="Arial"/>
+          <w:color w:val="000000"/>
+          <w:sz w:val="31"/>
+          <w:szCs w:val="31"/>
+          <w:bdr w:val="none" w:sz="0" w:space="0" w:color="auto" w:frame="1"/>
+        </w:rPr>
+        <w:t>,</w:t>
+      </w:r>
+      <w:r>
+        <w:rPr>
+          <w:rStyle w:val="mi"/>
+          <w:rFonts w:ascii="MathJax_Math-italic" w:hAnsi="MathJax_Math-italic" w:cs="Arial"/>
+          <w:color w:val="000000"/>
+          <w:sz w:val="31"/>
+          <w:szCs w:val="31"/>
+          <w:bdr w:val="none" w:sz="0" w:space="0" w:color="auto" w:frame="1"/>
+        </w:rPr>
+        <w:t>x</w:t>
+      </w:r>
+      <w:r>
+        <w:rPr>
+          <w:rStyle w:val="mn"/>
+          <w:rFonts w:ascii="MathJax_Main" w:hAnsi="MathJax_Main" w:cs="Arial"/>
+          <w:color w:val="000000"/>
+          <w:sz w:val="22"/>
+          <w:bdr w:val="none" w:sz="0" w:space="0" w:color="auto" w:frame="1"/>
+        </w:rPr>
+        <w:t>3</w:t>
+      </w:r>
+      <w:r>
+        <w:rPr>
+          <w:rStyle w:val="mo"/>
+          <w:rFonts w:ascii="MathJax_Main" w:hAnsi="MathJax_Main" w:cs="Arial"/>
+          <w:color w:val="000000"/>
+          <w:sz w:val="31"/>
+          <w:szCs w:val="31"/>
+          <w:bdr w:val="none" w:sz="0" w:space="0" w:color="auto" w:frame="1"/>
+        </w:rPr>
+        <w:t>,</w:t>
+      </w:r>
+      <w:r>
+        <w:rPr>
+          <w:rStyle w:val="mi"/>
+          <w:rFonts w:ascii="MathJax_Math-italic" w:hAnsi="MathJax_Math-italic" w:cs="Arial"/>
+          <w:color w:val="000000"/>
+          <w:sz w:val="31"/>
+          <w:szCs w:val="31"/>
+          <w:bdr w:val="none" w:sz="0" w:space="0" w:color="auto" w:frame="1"/>
+        </w:rPr>
+        <w:t>x</w:t>
+      </w:r>
+      <w:r>
+        <w:rPr>
+          <w:rStyle w:val="mn"/>
+          <w:rFonts w:ascii="MathJax_Main" w:hAnsi="MathJax_Main" w:cs="Arial"/>
+          <w:color w:val="000000"/>
+          <w:sz w:val="22"/>
+          <w:bdr w:val="none" w:sz="0" w:space="0" w:color="auto" w:frame="1"/>
+        </w:rPr>
+        <w:t>2</w:t>
+      </w:r>
+      <w:r>
+        <w:rPr>
+          <w:rStyle w:val="mo"/>
+          <w:rFonts w:ascii="MathJax_Main" w:hAnsi="MathJax_Main" w:cs="Arial"/>
+          <w:color w:val="000000"/>
+          <w:sz w:val="31"/>
+          <w:szCs w:val="31"/>
+          <w:bdr w:val="none" w:sz="0" w:space="0" w:color="auto" w:frame="1"/>
+        </w:rPr>
+        <w:t>,</w:t>
+      </w:r>
+      <w:r>
+        <w:rPr>
+          <w:rStyle w:val="mi"/>
+          <w:rFonts w:ascii="MathJax_Math-italic" w:hAnsi="MathJax_Math-italic" w:cs="Arial"/>
+          <w:color w:val="000000"/>
+          <w:sz w:val="31"/>
+          <w:szCs w:val="31"/>
+          <w:bdr w:val="none" w:sz="0" w:space="0" w:color="auto" w:frame="1"/>
+        </w:rPr>
+        <w:t>x</w:t>
+      </w:r>
+      <w:r>
+        <w:rPr>
+          <w:rStyle w:val="mn"/>
+          <w:rFonts w:ascii="MathJax_Main" w:hAnsi="MathJax_Main" w:cs="Arial"/>
+          <w:color w:val="000000"/>
+          <w:sz w:val="22"/>
+          <w:bdr w:val="none" w:sz="0" w:space="0" w:color="auto" w:frame="1"/>
+        </w:rPr>
+        <w:t>5</w:t>
+      </w:r>
+      <w:r>
+        <w:rPr>
+          <w:rStyle w:val="mo"/>
+          <w:rFonts w:ascii="MathJax_Main" w:hAnsi="MathJax_Main" w:cs="Arial"/>
+          <w:color w:val="000000"/>
+          <w:sz w:val="31"/>
+          <w:szCs w:val="31"/>
+          <w:bdr w:val="none" w:sz="0" w:space="0" w:color="auto" w:frame="1"/>
+        </w:rPr>
+        <w:t>,</w:t>
+      </w:r>
+      <w:r>
+        <w:rPr>
+          <w:rStyle w:val="mi"/>
+          <w:rFonts w:ascii="MathJax_Math-italic" w:hAnsi="MathJax_Math-italic" w:cs="Arial"/>
+          <w:color w:val="000000"/>
+          <w:sz w:val="31"/>
+          <w:szCs w:val="31"/>
+          <w:bdr w:val="none" w:sz="0" w:space="0" w:color="auto" w:frame="1"/>
+        </w:rPr>
+        <w:t>x</w:t>
+      </w:r>
+      <w:r>
+        <w:rPr>
+          <w:rStyle w:val="mn"/>
+          <w:rFonts w:ascii="MathJax_Main" w:hAnsi="MathJax_Main" w:cs="Arial"/>
+          <w:color w:val="000000"/>
+          <w:sz w:val="22"/>
+          <w:bdr w:val="none" w:sz="0" w:space="0" w:color="auto" w:frame="1"/>
+        </w:rPr>
+        <w:t>7</w:t>
+      </w:r>
+      <w:r>
+        <w:rPr>
+          <w:rStyle w:val="mo"/>
+          <w:rFonts w:ascii="MathJax_Main" w:hAnsi="MathJax_Main" w:cs="Arial"/>
+          <w:color w:val="000000"/>
+          <w:sz w:val="31"/>
+          <w:szCs w:val="31"/>
+          <w:bdr w:val="none" w:sz="0" w:space="0" w:color="auto" w:frame="1"/>
+        </w:rPr>
+        <w:t>,</w:t>
+      </w:r>
+      <w:r>
+        <w:rPr>
+          <w:rStyle w:val="mi"/>
+          <w:rFonts w:ascii="MathJax_Math-italic" w:hAnsi="MathJax_Math-italic" w:cs="Arial"/>
+          <w:color w:val="000000"/>
+          <w:sz w:val="31"/>
+          <w:szCs w:val="31"/>
+          <w:bdr w:val="none" w:sz="0" w:space="0" w:color="auto" w:frame="1"/>
+        </w:rPr>
+        <w:t>x</w:t>
+      </w:r>
+      <w:r>
+        <w:rPr>
+          <w:rStyle w:val="mn"/>
+          <w:rFonts w:ascii="MathJax_Main" w:hAnsi="MathJax_Main" w:cs="Arial"/>
+          <w:color w:val="000000"/>
+          <w:sz w:val="22"/>
+          <w:bdr w:val="none" w:sz="0" w:space="0" w:color="auto" w:frame="1"/>
+        </w:rPr>
+        <w:t>8</w:t>
+      </w:r>
+      <w:r>
+        <w:rPr>
+          <w:rStyle w:val="mo"/>
+          <w:rFonts w:ascii="MathJax_Main" w:hAnsi="MathJax_Main" w:cs="Arial"/>
+          <w:color w:val="000000"/>
+          <w:sz w:val="31"/>
+          <w:szCs w:val="31"/>
+          <w:bdr w:val="none" w:sz="0" w:space="0" w:color="auto" w:frame="1"/>
+        </w:rPr>
+        <w:t>,</w:t>
+      </w:r>
+      <w:r>
+        <w:rPr>
+          <w:rStyle w:val="mi"/>
+          <w:rFonts w:ascii="MathJax_Math-italic" w:hAnsi="MathJax_Math-italic" w:cs="Arial"/>
+          <w:color w:val="000000"/>
+          <w:sz w:val="31"/>
+          <w:szCs w:val="31"/>
+          <w:bdr w:val="none" w:sz="0" w:space="0" w:color="auto" w:frame="1"/>
+        </w:rPr>
+        <w:t>x</w:t>
+      </w:r>
+      <w:r>
+        <w:rPr>
+          <w:rStyle w:val="mn"/>
+          <w:rFonts w:ascii="MathJax_Main" w:hAnsi="MathJax_Main" w:cs="Arial"/>
+          <w:color w:val="000000"/>
+          <w:sz w:val="22"/>
+          <w:bdr w:val="none" w:sz="0" w:space="0" w:color="auto" w:frame="1"/>
+        </w:rPr>
+        <w:t>4</w:t>
+      </w:r>
+      <w:r>
+        <w:rPr>
+          <w:rStyle w:val="mo"/>
+          <w:rFonts w:ascii="MathJax_Main" w:hAnsi="MathJax_Main" w:cs="Arial"/>
+          <w:color w:val="000000"/>
+          <w:sz w:val="31"/>
+          <w:szCs w:val="31"/>
+          <w:bdr w:val="none" w:sz="0" w:space="0" w:color="auto" w:frame="1"/>
+        </w:rPr>
+        <w:t>,</w:t>
+      </w:r>
+      <w:r>
+        <w:rPr>
+          <w:rStyle w:val="mi"/>
+          <w:rFonts w:ascii="MathJax_Math-italic" w:hAnsi="MathJax_Math-italic" w:cs="Arial"/>
+          <w:color w:val="000000"/>
+          <w:sz w:val="31"/>
+          <w:szCs w:val="31"/>
+          <w:bdr w:val="none" w:sz="0" w:space="0" w:color="auto" w:frame="1"/>
+        </w:rPr>
+        <w:t>x</w:t>
+      </w:r>
+      <w:r>
+        <w:rPr>
+          <w:rStyle w:val="mn"/>
+          <w:rFonts w:ascii="MathJax_Main" w:hAnsi="MathJax_Main" w:cs="Arial"/>
+          <w:color w:val="000000"/>
+          <w:sz w:val="22"/>
+          <w:bdr w:val="none" w:sz="0" w:space="0" w:color="auto" w:frame="1"/>
+        </w:rPr>
+        <w:t>6</w:t>
+      </w:r>
+      <w:r>
+        <w:rPr>
+          <w:rStyle w:val="mo"/>
+          <w:rFonts w:ascii="MathJax_Main" w:hAnsi="MathJax_Main" w:cs="Arial"/>
+          <w:color w:val="000000"/>
+          <w:sz w:val="31"/>
+          <w:szCs w:val="31"/>
+          <w:bdr w:val="none" w:sz="0" w:space="0" w:color="auto" w:frame="1"/>
+        </w:rPr>
+        <w:t>,</w:t>
+      </w:r>
+      <w:r>
+        <w:rPr>
+          <w:rStyle w:val="mi"/>
+          <w:rFonts w:ascii="MathJax_Math-italic" w:hAnsi="MathJax_Math-italic" w:cs="Arial"/>
+          <w:color w:val="000000"/>
+          <w:sz w:val="31"/>
+          <w:szCs w:val="31"/>
+          <w:bdr w:val="none" w:sz="0" w:space="0" w:color="auto" w:frame="1"/>
+        </w:rPr>
+        <w:t>x</w:t>
+      </w:r>
+      <w:r>
+        <w:rPr>
+          <w:rStyle w:val="mn"/>
+          <w:rFonts w:ascii="MathJax_Main" w:hAnsi="MathJax_Main" w:cs="Arial"/>
+          <w:color w:val="000000"/>
+          <w:sz w:val="22"/>
+          <w:bdr w:val="none" w:sz="0" w:space="0" w:color="auto" w:frame="1"/>
+        </w:rPr>
+        <w:t>11</w:t>
+      </w:r>
+      <w:r>
+        <w:rPr>
+          <w:rStyle w:val="mo"/>
+          <w:rFonts w:ascii="MathJax_Main" w:hAnsi="MathJax_Main" w:cs="Arial"/>
+          <w:color w:val="000000"/>
+          <w:sz w:val="31"/>
+          <w:szCs w:val="31"/>
+          <w:bdr w:val="none" w:sz="0" w:space="0" w:color="auto" w:frame="1"/>
+        </w:rPr>
+        <w:t>,</w:t>
+      </w:r>
+      <w:r>
+        <w:rPr>
+          <w:rStyle w:val="mi"/>
+          <w:rFonts w:ascii="MathJax_Math-italic" w:hAnsi="MathJax_Math-italic" w:cs="Arial"/>
+          <w:color w:val="000000"/>
+          <w:sz w:val="31"/>
+          <w:szCs w:val="31"/>
+          <w:bdr w:val="none" w:sz="0" w:space="0" w:color="auto" w:frame="1"/>
+        </w:rPr>
+        <w:t>x</w:t>
+      </w:r>
+      <w:r>
+        <w:rPr>
+          <w:rStyle w:val="mn"/>
+          <w:rFonts w:ascii="MathJax_Main" w:hAnsi="MathJax_Main" w:cs="Arial"/>
+          <w:color w:val="000000"/>
+          <w:sz w:val="22"/>
+          <w:bdr w:val="none" w:sz="0" w:space="0" w:color="auto" w:frame="1"/>
+        </w:rPr>
+        <w:t>9</w:t>
+      </w:r>
+      <w:r>
+        <w:rPr>
+          <w:rStyle w:val="mo"/>
+          <w:rFonts w:ascii="MathJax_Main" w:hAnsi="MathJax_Main" w:cs="Arial"/>
+          <w:color w:val="000000"/>
+          <w:sz w:val="31"/>
+          <w:szCs w:val="31"/>
+          <w:bdr w:val="none" w:sz="0" w:space="0" w:color="auto" w:frame="1"/>
+        </w:rPr>
+        <w:t>}</w:t>
       </w:r>
     </w:p>
     <w:sectPr>
@@ -14410,6 +16038,21 @@
       </w:tcPr>
     </w:tblStylePr>
   </w:style>
+  <w:style w:type="character" w:customStyle="1" w:styleId="mi">
+    <w:name w:val="mi"/>
+    <w:basedOn w:val="DefaultParagraphFont"/>
+    <w:rsid w:val="009F0C4E"/>
+  </w:style>
+  <w:style w:type="character" w:customStyle="1" w:styleId="mn">
+    <w:name w:val="mn"/>
+    <w:basedOn w:val="DefaultParagraphFont"/>
+    <w:rsid w:val="009F0C4E"/>
+  </w:style>
+  <w:style w:type="character" w:customStyle="1" w:styleId="mo">
+    <w:name w:val="mo"/>
+    <w:basedOn w:val="DefaultParagraphFont"/>
+    <w:rsid w:val="009F0C4E"/>
+  </w:style>
 </w:styles>
 </file>
 
@@ -14738,7 +16381,7 @@
 </file>
 
 <file path=customXml/itemProps1.xml><?xml version="1.0" encoding="utf-8"?>
-<ds:datastoreItem xmlns:ds="http://schemas.openxmlformats.org/officeDocument/2006/customXml" ds:itemID="{220256DC-0928-46FC-9E21-C8EF1F6FCEE7}">
+<ds:datastoreItem xmlns:ds="http://schemas.openxmlformats.org/officeDocument/2006/customXml" ds:itemID="{90A985FA-33D4-4E1D-A874-7C61E81916B7}">
   <ds:schemaRefs>
     <ds:schemaRef ds:uri="http://schemas.openxmlformats.org/officeDocument/2006/bibliography"/>
   </ds:schemaRefs>
